--- a/CÔNG TY TNHH PHỤ KIỆN MỘC NĂM HÙNG/NamHung_TangVon/NamHung_DSChuSoHuu_MauSo10.docx
+++ b/CÔNG TY TNHH PHỤ KIỆN MỘC NĂM HÙNG/NamHung_TangVon/NamHung_DSChuSoHuu_MauSo10.docx
@@ -996,11 +996,10 @@
             <w:r>
               <w:rPr>
                 <w:rFonts w:eastAsia="Times New Roman"/>
-                <w:bCs/>
-                <w:sz w:val="24"/>
-                <w:szCs w:val="24"/>
-              </w:rPr>
-              <w:t>PHẠM CÔNG SANG</w:t>
+                <w:sz w:val="24"/>
+                <w:szCs w:val="24"/>
+              </w:rPr>
+              <w:t>NGUYỄN THỊ THANH THÚY</w:t>
             </w:r>
           </w:p>
         </w:tc>
@@ -1018,10 +1017,11 @@
             </w:pPr>
             <w:r>
               <w:rPr>
-                <w:sz w:val="24"/>
-                <w:szCs w:val="24"/>
-              </w:rPr>
-              <w:t>20/10/1994</w:t>
+                <w:rFonts w:eastAsia="Times New Roman"/>
+                <w:sz w:val="24"/>
+                <w:szCs w:val="24"/>
+              </w:rPr>
+              <w:t>17/01/1983</w:t>
             </w:r>
           </w:p>
         </w:tc>
@@ -1044,7 +1044,15 @@
                 <w:szCs w:val="24"/>
                 <w:lang w:val="en-US"/>
               </w:rPr>
-              <w:t>Nam</w:t>
+              <w:t>N</w:t>
+            </w:r>
+            <w:r>
+              <w:rPr>
+                <w:sz w:val="24"/>
+                <w:szCs w:val="24"/>
+                <w:lang w:val="en-US"/>
+              </w:rPr>
+              <w:t>ữ</w:t>
             </w:r>
           </w:p>
         </w:tc>
@@ -1068,11 +1076,7 @@
               <w:t xml:space="preserve">Căn cước công dân: </w:t>
             </w:r>
             <w:r>
-              <w:rPr>
-                <w:sz w:val="24"/>
-                <w:szCs w:val="24"/>
-              </w:rPr>
-              <w:t>080094013275</w:t>
+              <w:t>082183018018</w:t>
             </w:r>
           </w:p>
           <w:p>
@@ -1092,10 +1096,43 @@
             </w:r>
             <w:r>
               <w:rPr>
-                <w:sz w:val="24"/>
-                <w:szCs w:val="24"/>
-              </w:rPr>
-              <w:t>20/08/2021</w:t>
+                <w:rFonts w:eastAsia="Times New Roman"/>
+                <w:sz w:val="24"/>
+                <w:szCs w:val="24"/>
+              </w:rPr>
+              <w:t>13</w:t>
+            </w:r>
+            <w:r>
+              <w:rPr>
+                <w:rFonts w:eastAsia="Times New Roman"/>
+                <w:sz w:val="24"/>
+                <w:szCs w:val="24"/>
+              </w:rPr>
+              <w:t>/</w:t>
+            </w:r>
+            <w:r>
+              <w:rPr>
+                <w:rFonts w:eastAsia="Times New Roman"/>
+                <w:sz w:val="24"/>
+                <w:szCs w:val="24"/>
+              </w:rPr>
+              <w:t>01</w:t>
+            </w:r>
+            <w:r>
+              <w:rPr>
+                <w:rFonts w:eastAsia="Times New Roman"/>
+                <w:sz w:val="24"/>
+                <w:szCs w:val="24"/>
+              </w:rPr>
+              <w:t>/20</w:t>
+            </w:r>
+            <w:r>
+              <w:rPr>
+                <w:rFonts w:eastAsia="Times New Roman"/>
+                <w:sz w:val="24"/>
+                <w:szCs w:val="24"/>
+              </w:rPr>
+              <w:t>22</w:t>
             </w:r>
           </w:p>
           <w:p>
@@ -1149,17 +1186,18 @@
           </w:tcPr>
           <w:p>
             <w:pPr>
-              <w:rPr>
-                <w:sz w:val="24"/>
-                <w:szCs w:val="24"/>
-              </w:rPr>
-            </w:pPr>
-            <w:r>
-              <w:rPr>
-                <w:sz w:val="24"/>
-                <w:szCs w:val="24"/>
-              </w:rPr>
-              <w:t>Số Nhà 224, Ấp Mỹ Đạo, Xã Nhựt Tảo, Tỉnh Tây Ninh</w:t>
+              <w:jc w:val="left"/>
+              <w:rPr>
+                <w:sz w:val="24"/>
+                <w:szCs w:val="24"/>
+              </w:rPr>
+            </w:pPr>
+            <w:r>
+              <w:rPr>
+                <w:sz w:val="24"/>
+                <w:szCs w:val="24"/>
+              </w:rPr>
+              <w:t>63/52/12/1 Võ Văn Hát, Tổ 3, Khu phố Phước Hiệp, Phường Long Trường, TP Hồ Chí Minh, Việt Nam</w:t>
             </w:r>
           </w:p>
         </w:tc>
@@ -1186,8 +1224,16 @@
               <w:rPr>
                 <w:sz w:val="24"/>
                 <w:szCs w:val="24"/>
-              </w:rPr>
-              <w:t>0%</w:t>
+                <w:lang w:val="en-US"/>
+              </w:rPr>
+              <w:t>8</w:t>
+            </w:r>
+            <w:r>
+              <w:rPr>
+                <w:sz w:val="24"/>
+                <w:szCs w:val="24"/>
+              </w:rPr>
+              <w:t>%</w:t>
             </w:r>
           </w:p>
         </w:tc>
@@ -1279,7 +1325,7 @@
                 <w:sz w:val="24"/>
                 <w:szCs w:val="24"/>
               </w:rPr>
-              <w:t>NGUYỄN VĂN TÍNH</w:t>
+              <w:t>TRẦN NGỌC HÙNG</w:t>
             </w:r>
           </w:p>
         </w:tc>
@@ -1301,7 +1347,7 @@
                 <w:sz w:val="24"/>
                 <w:szCs w:val="24"/>
               </w:rPr>
-              <w:t>01/01/1985</w:t>
+              <w:t>09/09/1983</w:t>
             </w:r>
           </w:p>
         </w:tc>
@@ -1401,8 +1447,10 @@
                 <w:sz w:val="24"/>
                 <w:szCs w:val="24"/>
               </w:rPr>
-              <w:t>Bộ Công An</w:t>
-            </w:r>
+              <w:t>Cục Cảnh sát quản lý hành chính về trật tự xã hội</w:t>
+            </w:r>
+            <w:bookmarkStart w:id="0" w:name="_GoBack"/>
+            <w:bookmarkEnd w:id="0"/>
           </w:p>
         </w:tc>
         <w:tc>
@@ -1447,11 +1495,10 @@
             </w:pPr>
             <w:r>
               <w:rPr>
-                <w:rFonts w:eastAsia="Times New Roman"/>
-                <w:sz w:val="24"/>
-                <w:szCs w:val="24"/>
-              </w:rPr>
-              <w:t>Số 350/21/60 Khu Phố 26, Phường An Phú Đông, Thành phố Hồ Chí Minh</w:t>
+                <w:sz w:val="24"/>
+                <w:szCs w:val="24"/>
+              </w:rPr>
+              <w:t>63/52/12/1 Võ Văn Hát, Tổ 3, Khu phố Phước Hiệp, Phường Long Trường, TP Hồ Chí Minh, Việt Nam</w:t>
             </w:r>
           </w:p>
         </w:tc>
@@ -1473,7 +1520,15 @@
                 <w:szCs w:val="24"/>
                 <w:lang w:val="en-US"/>
               </w:rPr>
-              <w:t>40%</w:t>
+              <w:t>32</w:t>
+            </w:r>
+            <w:r>
+              <w:rPr>
+                <w:sz w:val="24"/>
+                <w:szCs w:val="24"/>
+                <w:lang w:val="en-US"/>
+              </w:rPr>
+              <w:t>%</w:t>
             </w:r>
           </w:p>
         </w:tc>
@@ -1544,31 +1599,13 @@
               <w:rPr>
                 <w:rFonts w:ascii="Times New Roman" w:hAnsi="Times New Roman" w:cs="Times New Roman"/>
               </w:rPr>
-              <w:t xml:space="preserve">Thành phố Hồ Chí Minh, ngày </w:t>
+              <w:t xml:space="preserve">Thành phố Hồ Chí Minh, </w:t>
             </w:r>
             <w:r>
               <w:rPr>
                 <w:rFonts w:ascii="Times New Roman" w:hAnsi="Times New Roman" w:cs="Times New Roman"/>
               </w:rPr>
-              <w:t>18</w:t>
-            </w:r>
-            <w:r>
-              <w:rPr>
-                <w:rFonts w:ascii="Times New Roman" w:hAnsi="Times New Roman" w:cs="Times New Roman"/>
-              </w:rPr>
-              <w:t xml:space="preserve"> tháng 0</w:t>
-            </w:r>
-            <w:r>
-              <w:rPr>
-                <w:rFonts w:ascii="Times New Roman" w:hAnsi="Times New Roman" w:cs="Times New Roman"/>
-              </w:rPr>
-              <w:t>3</w:t>
-            </w:r>
-            <w:r>
-              <w:rPr>
-                <w:rFonts w:ascii="Times New Roman" w:hAnsi="Times New Roman" w:cs="Times New Roman"/>
-              </w:rPr>
-              <w:t xml:space="preserve"> năm 2026</w:t>
+              <w:t>ngày 17 tháng 7 năm 2026</w:t>
             </w:r>
             <w:r>
               <w:rPr>
@@ -1651,10 +1688,8 @@
                 <w:sz w:val="24"/>
                 <w:szCs w:val="24"/>
               </w:rPr>
-              <w:t>NGUYỄN VĂN TÍNH</w:t>
-            </w:r>
-            <w:bookmarkStart w:id="0" w:name="_GoBack"/>
-            <w:bookmarkEnd w:id="0"/>
+              <w:t>NGUYỄN THỊ THANH THÚY</w:t>
+            </w:r>
           </w:p>
         </w:tc>
       </w:tr>

--- a/CÔNG TY TNHH PHỤ KIỆN MỘC NĂM HÙNG/NamHung_TangVon/NamHung_DSChuSoHuu_MauSo10.docx
+++ b/CÔNG TY TNHH PHỤ KIỆN MỘC NĂM HÙNG/NamHung_TangVon/NamHung_DSChuSoHuu_MauSo10.docx
@@ -1,6 +1,6 @@
 
 <file path=word/document.xml><?xml version="1.0" encoding="utf-8"?>
-<w:document xmlns:wpc="http://schemas.microsoft.com/office/word/2010/wordprocessingCanvas" xmlns:cx="http://schemas.microsoft.com/office/drawing/2014/chartex" xmlns:cx1="http://schemas.microsoft.com/office/drawing/2015/9/8/chartex" xmlns:mc="http://schemas.openxmlformats.org/markup-compatibility/2006" xmlns:o="urn:schemas-microsoft-com:office:office" xmlns:r="http://schemas.openxmlformats.org/officeDocument/2006/relationships" xmlns:m="http://schemas.openxmlformats.org/officeDocument/2006/math" xmlns:v="urn:schemas-microsoft-com:vml" xmlns:wp14="http://schemas.microsoft.com/office/word/2010/wordprocessingDrawing" xmlns:wp="http://schemas.openxmlformats.org/drawingml/2006/wordprocessingDrawing" xmlns:w10="urn:schemas-microsoft-com:office:word" xmlns:w="http://schemas.openxmlformats.org/wordprocessingml/2006/main" xmlns:w14="http://schemas.microsoft.com/office/word/2010/wordml" xmlns:w15="http://schemas.microsoft.com/office/word/2012/wordml" xmlns:w16se="http://schemas.microsoft.com/office/word/2015/wordml/symex" xmlns:wpg="http://schemas.microsoft.com/office/word/2010/wordprocessingGroup" xmlns:wpi="http://schemas.microsoft.com/office/word/2010/wordprocessingInk" xmlns:wne="http://schemas.microsoft.com/office/word/2006/wordml" xmlns:wps="http://schemas.microsoft.com/office/word/2010/wordprocessingShape" mc:Ignorable="w14 w15 w16se wp14">
+<w:document xmlns:wpc="http://schemas.microsoft.com/office/word/2010/wordprocessingCanvas" xmlns:cx="http://schemas.microsoft.com/office/drawing/2014/chartex" xmlns:cx1="http://schemas.microsoft.com/office/drawing/2015/9/8/chartex" xmlns:cx2="http://schemas.microsoft.com/office/drawing/2015/10/21/chartex" xmlns:cx3="http://schemas.microsoft.com/office/drawing/2016/5/9/chartex" xmlns:cx4="http://schemas.microsoft.com/office/drawing/2016/5/10/chartex" xmlns:cx5="http://schemas.microsoft.com/office/drawing/2016/5/11/chartex" xmlns:cx6="http://schemas.microsoft.com/office/drawing/2016/5/12/chartex" xmlns:cx7="http://schemas.microsoft.com/office/drawing/2016/5/13/chartex" xmlns:cx8="http://schemas.microsoft.com/office/drawing/2016/5/14/chartex" xmlns:mc="http://schemas.openxmlformats.org/markup-compatibility/2006" xmlns:aink="http://schemas.microsoft.com/office/drawing/2016/ink" xmlns:am3d="http://schemas.microsoft.com/office/drawing/2017/model3d" xmlns:o="urn:schemas-microsoft-com:office:office" xmlns:oel="http://schemas.microsoft.com/office/2019/extlst" xmlns:r="http://schemas.openxmlformats.org/officeDocument/2006/relationships" xmlns:m="http://schemas.openxmlformats.org/officeDocument/2006/math" xmlns:v="urn:schemas-microsoft-com:vml" xmlns:wp14="http://schemas.microsoft.com/office/word/2010/wordprocessingDrawing" xmlns:wp="http://schemas.openxmlformats.org/drawingml/2006/wordprocessingDrawing" xmlns:w10="urn:schemas-microsoft-com:office:word" xmlns:w="http://schemas.openxmlformats.org/wordprocessingml/2006/main" xmlns:w14="http://schemas.microsoft.com/office/word/2010/wordml" xmlns:w15="http://schemas.microsoft.com/office/word/2012/wordml" xmlns:w16cex="http://schemas.microsoft.com/office/word/2018/wordml/cex" xmlns:w16cid="http://schemas.microsoft.com/office/word/2016/wordml/cid" xmlns:w16="http://schemas.microsoft.com/office/word/2018/wordml" xmlns:w16du="http://schemas.microsoft.com/office/word/2023/wordml/word16du" xmlns:w16sdtdh="http://schemas.microsoft.com/office/word/2020/wordml/sdtdatahash" xmlns:w16sdtfl="http://schemas.microsoft.com/office/word/2024/wordml/sdtformatlock" xmlns:w16se="http://schemas.microsoft.com/office/word/2015/wordml/symex" xmlns:wpg="http://schemas.microsoft.com/office/word/2010/wordprocessingGroup" xmlns:wpi="http://schemas.microsoft.com/office/word/2010/wordprocessingInk" xmlns:wne="http://schemas.microsoft.com/office/word/2006/wordml" xmlns:wps="http://schemas.microsoft.com/office/word/2010/wordprocessingShape" mc:Ignorable="w14 w15 w16se w16cid w16 w16cex w16sdtdh w16sdtfl w16du wp14">
   <w:body>
     <w:p>
       <w:pPr>
@@ -1264,7 +1264,6 @@
               <w:rPr>
                 <w:sz w:val="20"/>
                 <w:szCs w:val="20"/>
-                <w:lang w:val="en-US"/>
               </w:rPr>
               <w:t>Bổ nhiệm, miễn nhiệm hoặc bãi nhiệm đa số hoặc tất cả thành viên hội đồng quản trị, chủ tịch hội đồng quản trị, chủ tịch hội đồng thành viên; người đại diện theo pháp luật, giám đốc hoặc tổng giám đốc của doanh nghiệp</w:t>
             </w:r>
@@ -1380,6 +1379,23 @@
           </w:tcPr>
           <w:p>
             <w:pPr>
+              <w:rPr>
+                <w:rFonts w:eastAsia="Times New Roman"/>
+                <w:sz w:val="24"/>
+                <w:szCs w:val="24"/>
+              </w:rPr>
+            </w:pPr>
+            <w:r>
+              <w:rPr>
+                <w:rFonts w:eastAsia="Times New Roman"/>
+                <w:sz w:val="24"/>
+                <w:szCs w:val="24"/>
+              </w:rPr>
+              <w:t>Căn cước công dân: 049083013096</w:t>
+            </w:r>
+          </w:p>
+          <w:p>
+            <w:pPr>
               <w:jc w:val="left"/>
               <w:rPr>
                 <w:sz w:val="24"/>
@@ -1388,18 +1404,11 @@
             </w:pPr>
             <w:r>
               <w:rPr>
-                <w:sz w:val="24"/>
-                <w:szCs w:val="24"/>
-              </w:rPr>
-              <w:t xml:space="preserve">Căn cước công dân: </w:t>
-            </w:r>
-            <w:r>
-              <w:rPr>
                 <w:rFonts w:eastAsia="Times New Roman"/>
                 <w:sz w:val="24"/>
                 <w:szCs w:val="24"/>
               </w:rPr>
-              <w:t>060085007582</w:t>
+              <w:t>Ngày cấp: 21/11/2021</w:t>
             </w:r>
           </w:p>
           <w:p>
@@ -1415,7 +1424,7 @@
                 <w:sz w:val="24"/>
                 <w:szCs w:val="24"/>
               </w:rPr>
-              <w:t xml:space="preserve">Ngày cấp: </w:t>
+              <w:t xml:space="preserve">Nơi cấp: </w:t>
             </w:r>
             <w:r>
               <w:rPr>
@@ -1423,34 +1432,8 @@
                 <w:sz w:val="24"/>
                 <w:szCs w:val="24"/>
               </w:rPr>
-              <w:t>03/01/2025</w:t>
-            </w:r>
-          </w:p>
-          <w:p>
-            <w:pPr>
-              <w:jc w:val="left"/>
-              <w:rPr>
-                <w:sz w:val="24"/>
-                <w:szCs w:val="24"/>
-              </w:rPr>
-            </w:pPr>
-            <w:r>
-              <w:rPr>
-                <w:sz w:val="24"/>
-                <w:szCs w:val="24"/>
-              </w:rPr>
-              <w:t xml:space="preserve">Nơi cấp: </w:t>
-            </w:r>
-            <w:r>
-              <w:rPr>
-                <w:rFonts w:eastAsia="Times New Roman"/>
-                <w:sz w:val="24"/>
-                <w:szCs w:val="24"/>
-              </w:rPr>
               <w:t>Cục Cảnh sát quản lý hành chính về trật tự xã hội</w:t>
             </w:r>
-            <w:bookmarkStart w:id="0" w:name="_GoBack"/>
-            <w:bookmarkEnd w:id="0"/>
           </w:p>
         </w:tc>
         <w:tc>
@@ -1720,7 +1703,7 @@
 </file>
 
 <file path=word/endnotes.xml><?xml version="1.0" encoding="utf-8"?>
-<w:endnotes xmlns:wpc="http://schemas.microsoft.com/office/word/2010/wordprocessingCanvas" xmlns:cx="http://schemas.microsoft.com/office/drawing/2014/chartex" xmlns:cx1="http://schemas.microsoft.com/office/drawing/2015/9/8/chartex" xmlns:mc="http://schemas.openxmlformats.org/markup-compatibility/2006" xmlns:o="urn:schemas-microsoft-com:office:office" xmlns:r="http://schemas.openxmlformats.org/officeDocument/2006/relationships" xmlns:m="http://schemas.openxmlformats.org/officeDocument/2006/math" xmlns:v="urn:schemas-microsoft-com:vml" xmlns:wp14="http://schemas.microsoft.com/office/word/2010/wordprocessingDrawing" xmlns:wp="http://schemas.openxmlformats.org/drawingml/2006/wordprocessingDrawing" xmlns:w10="urn:schemas-microsoft-com:office:word" xmlns:w="http://schemas.openxmlformats.org/wordprocessingml/2006/main" xmlns:w14="http://schemas.microsoft.com/office/word/2010/wordml" xmlns:w15="http://schemas.microsoft.com/office/word/2012/wordml" xmlns:w16se="http://schemas.microsoft.com/office/word/2015/wordml/symex" xmlns:wpg="http://schemas.microsoft.com/office/word/2010/wordprocessingGroup" xmlns:wpi="http://schemas.microsoft.com/office/word/2010/wordprocessingInk" xmlns:wne="http://schemas.microsoft.com/office/word/2006/wordml" xmlns:wps="http://schemas.microsoft.com/office/word/2010/wordprocessingShape" mc:Ignorable="w14 w15 w16se wp14">
+<w:endnotes xmlns:wpc="http://schemas.microsoft.com/office/word/2010/wordprocessingCanvas" xmlns:cx="http://schemas.microsoft.com/office/drawing/2014/chartex" xmlns:cx1="http://schemas.microsoft.com/office/drawing/2015/9/8/chartex" xmlns:cx2="http://schemas.microsoft.com/office/drawing/2015/10/21/chartex" xmlns:cx3="http://schemas.microsoft.com/office/drawing/2016/5/9/chartex" xmlns:cx4="http://schemas.microsoft.com/office/drawing/2016/5/10/chartex" xmlns:cx5="http://schemas.microsoft.com/office/drawing/2016/5/11/chartex" xmlns:cx6="http://schemas.microsoft.com/office/drawing/2016/5/12/chartex" xmlns:cx7="http://schemas.microsoft.com/office/drawing/2016/5/13/chartex" xmlns:cx8="http://schemas.microsoft.com/office/drawing/2016/5/14/chartex" xmlns:mc="http://schemas.openxmlformats.org/markup-compatibility/2006" xmlns:aink="http://schemas.microsoft.com/office/drawing/2016/ink" xmlns:am3d="http://schemas.microsoft.com/office/drawing/2017/model3d" xmlns:o="urn:schemas-microsoft-com:office:office" xmlns:oel="http://schemas.microsoft.com/office/2019/extlst" xmlns:r="http://schemas.openxmlformats.org/officeDocument/2006/relationships" xmlns:m="http://schemas.openxmlformats.org/officeDocument/2006/math" xmlns:v="urn:schemas-microsoft-com:vml" xmlns:wp14="http://schemas.microsoft.com/office/word/2010/wordprocessingDrawing" xmlns:wp="http://schemas.openxmlformats.org/drawingml/2006/wordprocessingDrawing" xmlns:w10="urn:schemas-microsoft-com:office:word" xmlns:w="http://schemas.openxmlformats.org/wordprocessingml/2006/main" xmlns:w14="http://schemas.microsoft.com/office/word/2010/wordml" xmlns:w15="http://schemas.microsoft.com/office/word/2012/wordml" xmlns:w16cex="http://schemas.microsoft.com/office/word/2018/wordml/cex" xmlns:w16cid="http://schemas.microsoft.com/office/word/2016/wordml/cid" xmlns:w16="http://schemas.microsoft.com/office/word/2018/wordml" xmlns:w16du="http://schemas.microsoft.com/office/word/2023/wordml/word16du" xmlns:w16sdtdh="http://schemas.microsoft.com/office/word/2020/wordml/sdtdatahash" xmlns:w16sdtfl="http://schemas.microsoft.com/office/word/2024/wordml/sdtformatlock" xmlns:w16se="http://schemas.microsoft.com/office/word/2015/wordml/symex" xmlns:wpg="http://schemas.microsoft.com/office/word/2010/wordprocessingGroup" xmlns:wpi="http://schemas.microsoft.com/office/word/2010/wordprocessingInk" xmlns:wne="http://schemas.microsoft.com/office/word/2006/wordml" xmlns:wps="http://schemas.microsoft.com/office/word/2010/wordprocessingShape" mc:Ignorable="w14 w15 w16se w16cid w16 w16cex w16sdtdh w16sdtfl w16du wp14">
   <w:endnote w:type="separator" w:id="-1">
     <w:p>
       <w:pPr>
@@ -1745,7 +1728,7 @@
 </file>
 
 <file path=word/footnotes.xml><?xml version="1.0" encoding="utf-8"?>
-<w:footnotes xmlns:wpc="http://schemas.microsoft.com/office/word/2010/wordprocessingCanvas" xmlns:cx="http://schemas.microsoft.com/office/drawing/2014/chartex" xmlns:cx1="http://schemas.microsoft.com/office/drawing/2015/9/8/chartex" xmlns:mc="http://schemas.openxmlformats.org/markup-compatibility/2006" xmlns:o="urn:schemas-microsoft-com:office:office" xmlns:r="http://schemas.openxmlformats.org/officeDocument/2006/relationships" xmlns:m="http://schemas.openxmlformats.org/officeDocument/2006/math" xmlns:v="urn:schemas-microsoft-com:vml" xmlns:wp14="http://schemas.microsoft.com/office/word/2010/wordprocessingDrawing" xmlns:wp="http://schemas.openxmlformats.org/drawingml/2006/wordprocessingDrawing" xmlns:w10="urn:schemas-microsoft-com:office:word" xmlns:w="http://schemas.openxmlformats.org/wordprocessingml/2006/main" xmlns:w14="http://schemas.microsoft.com/office/word/2010/wordml" xmlns:w15="http://schemas.microsoft.com/office/word/2012/wordml" xmlns:w16se="http://schemas.microsoft.com/office/word/2015/wordml/symex" xmlns:wpg="http://schemas.microsoft.com/office/word/2010/wordprocessingGroup" xmlns:wpi="http://schemas.microsoft.com/office/word/2010/wordprocessingInk" xmlns:wne="http://schemas.microsoft.com/office/word/2006/wordml" xmlns:wps="http://schemas.microsoft.com/office/word/2010/wordprocessingShape" mc:Ignorable="w14 w15 w16se wp14">
+<w:footnotes xmlns:wpc="http://schemas.microsoft.com/office/word/2010/wordprocessingCanvas" xmlns:cx="http://schemas.microsoft.com/office/drawing/2014/chartex" xmlns:cx1="http://schemas.microsoft.com/office/drawing/2015/9/8/chartex" xmlns:cx2="http://schemas.microsoft.com/office/drawing/2015/10/21/chartex" xmlns:cx3="http://schemas.microsoft.com/office/drawing/2016/5/9/chartex" xmlns:cx4="http://schemas.microsoft.com/office/drawing/2016/5/10/chartex" xmlns:cx5="http://schemas.microsoft.com/office/drawing/2016/5/11/chartex" xmlns:cx6="http://schemas.microsoft.com/office/drawing/2016/5/12/chartex" xmlns:cx7="http://schemas.microsoft.com/office/drawing/2016/5/13/chartex" xmlns:cx8="http://schemas.microsoft.com/office/drawing/2016/5/14/chartex" xmlns:mc="http://schemas.openxmlformats.org/markup-compatibility/2006" xmlns:aink="http://schemas.microsoft.com/office/drawing/2016/ink" xmlns:am3d="http://schemas.microsoft.com/office/drawing/2017/model3d" xmlns:o="urn:schemas-microsoft-com:office:office" xmlns:oel="http://schemas.microsoft.com/office/2019/extlst" xmlns:r="http://schemas.openxmlformats.org/officeDocument/2006/relationships" xmlns:m="http://schemas.openxmlformats.org/officeDocument/2006/math" xmlns:v="urn:schemas-microsoft-com:vml" xmlns:wp14="http://schemas.microsoft.com/office/word/2010/wordprocessingDrawing" xmlns:wp="http://schemas.openxmlformats.org/drawingml/2006/wordprocessingDrawing" xmlns:w10="urn:schemas-microsoft-com:office:word" xmlns:w="http://schemas.openxmlformats.org/wordprocessingml/2006/main" xmlns:w14="http://schemas.microsoft.com/office/word/2010/wordml" xmlns:w15="http://schemas.microsoft.com/office/word/2012/wordml" xmlns:w16cex="http://schemas.microsoft.com/office/word/2018/wordml/cex" xmlns:w16cid="http://schemas.microsoft.com/office/word/2016/wordml/cid" xmlns:w16="http://schemas.microsoft.com/office/word/2018/wordml" xmlns:w16du="http://schemas.microsoft.com/office/word/2023/wordml/word16du" xmlns:w16sdtdh="http://schemas.microsoft.com/office/word/2020/wordml/sdtdatahash" xmlns:w16sdtfl="http://schemas.microsoft.com/office/word/2024/wordml/sdtformatlock" xmlns:w16se="http://schemas.microsoft.com/office/word/2015/wordml/symex" xmlns:wpg="http://schemas.microsoft.com/office/word/2010/wordprocessingGroup" xmlns:wpi="http://schemas.microsoft.com/office/word/2010/wordprocessingInk" xmlns:wne="http://schemas.microsoft.com/office/word/2006/wordml" xmlns:wps="http://schemas.microsoft.com/office/word/2010/wordprocessingShape" mc:Ignorable="w14 w15 w16se w16cid w16 w16cex w16sdtdh w16sdtfl w16du wp14">
   <w:footnote w:type="separator" w:id="-1">
     <w:p>
       <w:pPr>
@@ -1926,7 +1909,7 @@
 </file>
 
 <file path=word/header1.xml><?xml version="1.0" encoding="utf-8"?>
-<w:hdr xmlns:wpc="http://schemas.microsoft.com/office/word/2010/wordprocessingCanvas" xmlns:cx="http://schemas.microsoft.com/office/drawing/2014/chartex" xmlns:cx1="http://schemas.microsoft.com/office/drawing/2015/9/8/chartex" xmlns:mc="http://schemas.openxmlformats.org/markup-compatibility/2006" xmlns:o="urn:schemas-microsoft-com:office:office" xmlns:r="http://schemas.openxmlformats.org/officeDocument/2006/relationships" xmlns:m="http://schemas.openxmlformats.org/officeDocument/2006/math" xmlns:v="urn:schemas-microsoft-com:vml" xmlns:wp14="http://schemas.microsoft.com/office/word/2010/wordprocessingDrawing" xmlns:wp="http://schemas.openxmlformats.org/drawingml/2006/wordprocessingDrawing" xmlns:w10="urn:schemas-microsoft-com:office:word" xmlns:w="http://schemas.openxmlformats.org/wordprocessingml/2006/main" xmlns:w14="http://schemas.microsoft.com/office/word/2010/wordml" xmlns:w15="http://schemas.microsoft.com/office/word/2012/wordml" xmlns:w16se="http://schemas.microsoft.com/office/word/2015/wordml/symex" xmlns:wpg="http://schemas.microsoft.com/office/word/2010/wordprocessingGroup" xmlns:wpi="http://schemas.microsoft.com/office/word/2010/wordprocessingInk" xmlns:wne="http://schemas.microsoft.com/office/word/2006/wordml" xmlns:wps="http://schemas.microsoft.com/office/word/2010/wordprocessingShape" mc:Ignorable="w14 w15 w16se wp14">
+<w:hdr xmlns:wpc="http://schemas.microsoft.com/office/word/2010/wordprocessingCanvas" xmlns:cx="http://schemas.microsoft.com/office/drawing/2014/chartex" xmlns:cx1="http://schemas.microsoft.com/office/drawing/2015/9/8/chartex" xmlns:cx2="http://schemas.microsoft.com/office/drawing/2015/10/21/chartex" xmlns:cx3="http://schemas.microsoft.com/office/drawing/2016/5/9/chartex" xmlns:cx4="http://schemas.microsoft.com/office/drawing/2016/5/10/chartex" xmlns:cx5="http://schemas.microsoft.com/office/drawing/2016/5/11/chartex" xmlns:cx6="http://schemas.microsoft.com/office/drawing/2016/5/12/chartex" xmlns:cx7="http://schemas.microsoft.com/office/drawing/2016/5/13/chartex" xmlns:cx8="http://schemas.microsoft.com/office/drawing/2016/5/14/chartex" xmlns:mc="http://schemas.openxmlformats.org/markup-compatibility/2006" xmlns:aink="http://schemas.microsoft.com/office/drawing/2016/ink" xmlns:am3d="http://schemas.microsoft.com/office/drawing/2017/model3d" xmlns:o="urn:schemas-microsoft-com:office:office" xmlns:oel="http://schemas.microsoft.com/office/2019/extlst" xmlns:r="http://schemas.openxmlformats.org/officeDocument/2006/relationships" xmlns:m="http://schemas.openxmlformats.org/officeDocument/2006/math" xmlns:v="urn:schemas-microsoft-com:vml" xmlns:wp14="http://schemas.microsoft.com/office/word/2010/wordprocessingDrawing" xmlns:wp="http://schemas.openxmlformats.org/drawingml/2006/wordprocessingDrawing" xmlns:w10="urn:schemas-microsoft-com:office:word" xmlns:w="http://schemas.openxmlformats.org/wordprocessingml/2006/main" xmlns:w14="http://schemas.microsoft.com/office/word/2010/wordml" xmlns:w15="http://schemas.microsoft.com/office/word/2012/wordml" xmlns:w16cex="http://schemas.microsoft.com/office/word/2018/wordml/cex" xmlns:w16cid="http://schemas.microsoft.com/office/word/2016/wordml/cid" xmlns:w16="http://schemas.microsoft.com/office/word/2018/wordml" xmlns:w16du="http://schemas.microsoft.com/office/word/2023/wordml/word16du" xmlns:w16sdtdh="http://schemas.microsoft.com/office/word/2020/wordml/sdtdatahash" xmlns:w16sdtfl="http://schemas.microsoft.com/office/word/2024/wordml/sdtformatlock" xmlns:w16se="http://schemas.microsoft.com/office/word/2015/wordml/symex" xmlns:wpg="http://schemas.microsoft.com/office/word/2010/wordprocessingGroup" xmlns:wpi="http://schemas.microsoft.com/office/word/2010/wordprocessingInk" xmlns:wne="http://schemas.microsoft.com/office/word/2006/wordml" xmlns:wps="http://schemas.microsoft.com/office/word/2010/wordprocessingShape" mc:Ignorable="w14 w15 w16se w16cid w16 w16cex w16sdtdh w16sdtfl w16du wp14">
   <w:p>
     <w:pPr>
       <w:pStyle w:val="Header"/>
@@ -1937,7 +1920,7 @@
 </file>
 
 <file path=word/numbering.xml><?xml version="1.0" encoding="utf-8"?>
-<w:numbering xmlns:wpc="http://schemas.microsoft.com/office/word/2010/wordprocessingCanvas" xmlns:cx="http://schemas.microsoft.com/office/drawing/2014/chartex" xmlns:cx1="http://schemas.microsoft.com/office/drawing/2015/9/8/chartex" xmlns:mc="http://schemas.openxmlformats.org/markup-compatibility/2006" xmlns:o="urn:schemas-microsoft-com:office:office" xmlns:r="http://schemas.openxmlformats.org/officeDocument/2006/relationships" xmlns:m="http://schemas.openxmlformats.org/officeDocument/2006/math" xmlns:v="urn:schemas-microsoft-com:vml" xmlns:wp14="http://schemas.microsoft.com/office/word/2010/wordprocessingDrawing" xmlns:wp="http://schemas.openxmlformats.org/drawingml/2006/wordprocessingDrawing" xmlns:w10="urn:schemas-microsoft-com:office:word" xmlns:w="http://schemas.openxmlformats.org/wordprocessingml/2006/main" xmlns:w14="http://schemas.microsoft.com/office/word/2010/wordml" xmlns:w15="http://schemas.microsoft.com/office/word/2012/wordml" xmlns:w16se="http://schemas.microsoft.com/office/word/2015/wordml/symex" xmlns:wpg="http://schemas.microsoft.com/office/word/2010/wordprocessingGroup" xmlns:wpi="http://schemas.microsoft.com/office/word/2010/wordprocessingInk" xmlns:wne="http://schemas.microsoft.com/office/word/2006/wordml" xmlns:wps="http://schemas.microsoft.com/office/word/2010/wordprocessingShape" mc:Ignorable="w14 w15 w16se wp14">
+<w:numbering xmlns:wpc="http://schemas.microsoft.com/office/word/2010/wordprocessingCanvas" xmlns:cx="http://schemas.microsoft.com/office/drawing/2014/chartex" xmlns:cx1="http://schemas.microsoft.com/office/drawing/2015/9/8/chartex" xmlns:cx2="http://schemas.microsoft.com/office/drawing/2015/10/21/chartex" xmlns:cx3="http://schemas.microsoft.com/office/drawing/2016/5/9/chartex" xmlns:cx4="http://schemas.microsoft.com/office/drawing/2016/5/10/chartex" xmlns:cx5="http://schemas.microsoft.com/office/drawing/2016/5/11/chartex" xmlns:cx6="http://schemas.microsoft.com/office/drawing/2016/5/12/chartex" xmlns:cx7="http://schemas.microsoft.com/office/drawing/2016/5/13/chartex" xmlns:cx8="http://schemas.microsoft.com/office/drawing/2016/5/14/chartex" xmlns:mc="http://schemas.openxmlformats.org/markup-compatibility/2006" xmlns:aink="http://schemas.microsoft.com/office/drawing/2016/ink" xmlns:am3d="http://schemas.microsoft.com/office/drawing/2017/model3d" xmlns:o="urn:schemas-microsoft-com:office:office" xmlns:oel="http://schemas.microsoft.com/office/2019/extlst" xmlns:r="http://schemas.openxmlformats.org/officeDocument/2006/relationships" xmlns:m="http://schemas.openxmlformats.org/officeDocument/2006/math" xmlns:v="urn:schemas-microsoft-com:vml" xmlns:wp14="http://schemas.microsoft.com/office/word/2010/wordprocessingDrawing" xmlns:wp="http://schemas.openxmlformats.org/drawingml/2006/wordprocessingDrawing" xmlns:w10="urn:schemas-microsoft-com:office:word" xmlns:w="http://schemas.openxmlformats.org/wordprocessingml/2006/main" xmlns:w14="http://schemas.microsoft.com/office/word/2010/wordml" xmlns:w15="http://schemas.microsoft.com/office/word/2012/wordml" xmlns:w16cex="http://schemas.microsoft.com/office/word/2018/wordml/cex" xmlns:w16cid="http://schemas.microsoft.com/office/word/2016/wordml/cid" xmlns:w16="http://schemas.microsoft.com/office/word/2018/wordml" xmlns:w16du="http://schemas.microsoft.com/office/word/2023/wordml/word16du" xmlns:w16sdtdh="http://schemas.microsoft.com/office/word/2020/wordml/sdtdatahash" xmlns:w16sdtfl="http://schemas.microsoft.com/office/word/2024/wordml/sdtformatlock" xmlns:w16se="http://schemas.microsoft.com/office/word/2015/wordml/symex" xmlns:wpg="http://schemas.microsoft.com/office/word/2010/wordprocessingGroup" xmlns:wpi="http://schemas.microsoft.com/office/word/2010/wordprocessingInk" xmlns:wne="http://schemas.microsoft.com/office/word/2006/wordml" xmlns:wps="http://schemas.microsoft.com/office/word/2010/wordprocessingShape" mc:Ignorable="w14 w15 w16se w16cid w16 w16cex w16sdtdh w16sdtfl w16du wp14">
   <w:abstractNum w:abstractNumId="0" w15:restartNumberingAfterBreak="0">
     <w:nsid w:val="5AD55BB2"/>
     <w:multiLevelType w:val="hybridMultilevel"/>
@@ -2030,14 +2013,14 @@
       </w:pPr>
     </w:lvl>
   </w:abstractNum>
-  <w:num w:numId="1">
+  <w:num w:numId="1" w16cid:durableId="764810876">
     <w:abstractNumId w:val="0"/>
   </w:num>
 </w:numbering>
 </file>
 
 <file path=word/styles.xml><?xml version="1.0" encoding="utf-8"?>
-<w:styles xmlns:mc="http://schemas.openxmlformats.org/markup-compatibility/2006" xmlns:r="http://schemas.openxmlformats.org/officeDocument/2006/relationships" xmlns:w="http://schemas.openxmlformats.org/wordprocessingml/2006/main" xmlns:w14="http://schemas.microsoft.com/office/word/2010/wordml" xmlns:w15="http://schemas.microsoft.com/office/word/2012/wordml" xmlns:w16se="http://schemas.microsoft.com/office/word/2015/wordml/symex" mc:Ignorable="w14 w15 w16se">
+<w:styles xmlns:mc="http://schemas.openxmlformats.org/markup-compatibility/2006" xmlns:r="http://schemas.openxmlformats.org/officeDocument/2006/relationships" xmlns:w="http://schemas.openxmlformats.org/wordprocessingml/2006/main" xmlns:w14="http://schemas.microsoft.com/office/word/2010/wordml" xmlns:w15="http://schemas.microsoft.com/office/word/2012/wordml" xmlns:w16cex="http://schemas.microsoft.com/office/word/2018/wordml/cex" xmlns:w16cid="http://schemas.microsoft.com/office/word/2016/wordml/cid" xmlns:w16="http://schemas.microsoft.com/office/word/2018/wordml" xmlns:w16du="http://schemas.microsoft.com/office/word/2023/wordml/word16du" xmlns:w16sdtdh="http://schemas.microsoft.com/office/word/2020/wordml/sdtdatahash" xmlns:w16sdtfl="http://schemas.microsoft.com/office/word/2024/wordml/sdtformatlock" xmlns:w16se="http://schemas.microsoft.com/office/word/2015/wordml/symex" mc:Ignorable="w14 w15 w16se w16cid w16 w16cex w16sdtdh w16sdtfl w16du">
   <w:docDefaults>
     <w:rPrDefault>
       <w:rPr>
@@ -2053,7 +2036,7 @@
       </w:pPr>
     </w:pPrDefault>
   </w:docDefaults>
-  <w:latentStyles w:defLockedState="0" w:defUIPriority="99" w:defSemiHidden="0" w:defUnhideWhenUsed="0" w:defQFormat="0" w:count="371">
+  <w:latentStyles w:defLockedState="0" w:defUIPriority="99" w:defSemiHidden="0" w:defUnhideWhenUsed="0" w:defQFormat="0" w:count="376">
     <w:lsdException w:name="Normal" w:uiPriority="0" w:qFormat="1"/>
     <w:lsdException w:name="heading 1" w:uiPriority="9" w:qFormat="1"/>
     <w:lsdException w:name="heading 2" w:semiHidden="1" w:uiPriority="9" w:unhideWhenUsed="1" w:qFormat="1"/>
@@ -2425,6 +2408,11 @@
     <w:lsdException w:name="List Table 5 Dark Accent 6" w:uiPriority="50"/>
     <w:lsdException w:name="List Table 6 Colorful Accent 6" w:uiPriority="51"/>
     <w:lsdException w:name="List Table 7 Colorful Accent 6" w:uiPriority="52"/>
+    <w:lsdException w:name="Mention" w:semiHidden="1" w:unhideWhenUsed="1"/>
+    <w:lsdException w:name="Smart Hyperlink" w:semiHidden="1" w:unhideWhenUsed="1"/>
+    <w:lsdException w:name="Hashtag" w:semiHidden="1" w:unhideWhenUsed="1"/>
+    <w:lsdException w:name="Unresolved Mention" w:semiHidden="1" w:unhideWhenUsed="1"/>
+    <w:lsdException w:name="Smart Link" w:semiHidden="1" w:unhideWhenUsed="1"/>
   </w:latentStyles>
   <w:style w:type="paragraph" w:default="1" w:styleId="Normal">
     <w:name w:val="Normal"/>

--- a/CÔNG TY TNHH PHỤ KIỆN MỘC NĂM HÙNG/NamHung_TangVon/NamHung_DSChuSoHuu_MauSo10.docx
+++ b/CÔNG TY TNHH PHỤ KIỆN MỘC NĂM HÙNG/NamHung_TangVon/NamHung_DSChuSoHuu_MauSo10.docx
@@ -1038,6 +1038,7 @@
                 <w:lang w:val="en-US"/>
               </w:rPr>
             </w:pPr>
+            <w:proofErr w:type="spellStart"/>
             <w:r>
               <w:rPr>
                 <w:sz w:val="24"/>
@@ -1054,6 +1055,7 @@
               </w:rPr>
               <w:t>ữ</w:t>
             </w:r>
+            <w:proofErr w:type="spellEnd"/>
           </w:p>
         </w:tc>
         <w:tc>
@@ -1197,7 +1199,14 @@
                 <w:sz w:val="24"/>
                 <w:szCs w:val="24"/>
               </w:rPr>
-              <w:t>63/52/12/1 Võ Văn Hát, Tổ 3, Khu phố Phước Hiệp, Phường Long Trường, TP Hồ Chí Minh, Việt Nam</w:t>
+              <w:t>Số 63/52/12/1 đường Võ Văn Hát, khu phố 2</w:t>
+            </w:r>
+            <w:r>
+              <w:rPr>
+                <w:sz w:val="24"/>
+                <w:szCs w:val="24"/>
+              </w:rPr>
+              <w:t>, Phường Long Trường, TP Hồ Chí Minh, Việt Nam</w:t>
             </w:r>
           </w:p>
         </w:tc>
@@ -1476,12 +1485,84 @@
                 <w:szCs w:val="24"/>
               </w:rPr>
             </w:pPr>
+            <w:proofErr w:type="spellStart"/>
             <w:r>
               <w:rPr>
                 <w:sz w:val="24"/>
                 <w:szCs w:val="24"/>
-              </w:rPr>
-              <w:t>63/52/12/1 Võ Văn Hát, Tổ 3, Khu phố Phước Hiệp, Phường Long Trường, TP Hồ Chí Minh, Việt Nam</w:t>
+                <w:lang w:val="en-US"/>
+              </w:rPr>
+              <w:t>Số</w:t>
+            </w:r>
+            <w:proofErr w:type="spellEnd"/>
+            <w:r>
+              <w:rPr>
+                <w:sz w:val="24"/>
+                <w:szCs w:val="24"/>
+                <w:lang w:val="en-US"/>
+              </w:rPr>
+              <w:t xml:space="preserve"> 63/52/12/1 </w:t>
+            </w:r>
+            <w:proofErr w:type="spellStart"/>
+            <w:r>
+              <w:rPr>
+                <w:sz w:val="24"/>
+                <w:szCs w:val="24"/>
+                <w:lang w:val="en-US"/>
+              </w:rPr>
+              <w:t>đường</w:t>
+            </w:r>
+            <w:proofErr w:type="spellEnd"/>
+            <w:r>
+              <w:rPr>
+                <w:sz w:val="24"/>
+                <w:szCs w:val="24"/>
+                <w:lang w:val="en-US"/>
+              </w:rPr>
+              <w:t xml:space="preserve"> Võ Văn Hát, </w:t>
+            </w:r>
+            <w:proofErr w:type="spellStart"/>
+            <w:r>
+              <w:rPr>
+                <w:sz w:val="24"/>
+                <w:szCs w:val="24"/>
+                <w:lang w:val="en-US"/>
+              </w:rPr>
+              <w:t>khu</w:t>
+            </w:r>
+            <w:proofErr w:type="spellEnd"/>
+            <w:r>
+              <w:rPr>
+                <w:sz w:val="24"/>
+                <w:szCs w:val="24"/>
+                <w:lang w:val="en-US"/>
+              </w:rPr>
+              <w:t xml:space="preserve"> </w:t>
+            </w:r>
+            <w:proofErr w:type="spellStart"/>
+            <w:r>
+              <w:rPr>
+                <w:sz w:val="24"/>
+                <w:szCs w:val="24"/>
+                <w:lang w:val="en-US"/>
+              </w:rPr>
+              <w:t>phố</w:t>
+            </w:r>
+            <w:proofErr w:type="spellEnd"/>
+            <w:r>
+              <w:rPr>
+                <w:sz w:val="24"/>
+                <w:szCs w:val="24"/>
+                <w:lang w:val="en-US"/>
+              </w:rPr>
+              <w:t xml:space="preserve"> 2</w:t>
+            </w:r>
+            <w:r>
+              <w:rPr>
+                <w:sz w:val="24"/>
+                <w:szCs w:val="24"/>
+              </w:rPr>
+              <w:t>, Phường Long Trường, TP Hồ Chí Minh, Việt Nam</w:t>
             </w:r>
           </w:p>
         </w:tc>
@@ -1582,13 +1663,77 @@
               <w:rPr>
                 <w:rFonts w:ascii="Times New Roman" w:hAnsi="Times New Roman" w:cs="Times New Roman"/>
               </w:rPr>
-              <w:t xml:space="preserve">Thành phố Hồ Chí Minh, </w:t>
-            </w:r>
+              <w:t xml:space="preserve">Thành </w:t>
+            </w:r>
+            <w:proofErr w:type="spellStart"/>
             <w:r>
               <w:rPr>
                 <w:rFonts w:ascii="Times New Roman" w:hAnsi="Times New Roman" w:cs="Times New Roman"/>
               </w:rPr>
-              <w:t>ngày 17 tháng 7 năm 2026</w:t>
+              <w:t>phố</w:t>
+            </w:r>
+            <w:proofErr w:type="spellEnd"/>
+            <w:r>
+              <w:rPr>
+                <w:rFonts w:ascii="Times New Roman" w:hAnsi="Times New Roman" w:cs="Times New Roman"/>
+              </w:rPr>
+              <w:t xml:space="preserve"> </w:t>
+            </w:r>
+            <w:proofErr w:type="spellStart"/>
+            <w:r>
+              <w:rPr>
+                <w:rFonts w:ascii="Times New Roman" w:hAnsi="Times New Roman" w:cs="Times New Roman"/>
+              </w:rPr>
+              <w:t>Hồ</w:t>
+            </w:r>
+            <w:proofErr w:type="spellEnd"/>
+            <w:r>
+              <w:rPr>
+                <w:rFonts w:ascii="Times New Roman" w:hAnsi="Times New Roman" w:cs="Times New Roman"/>
+              </w:rPr>
+              <w:t xml:space="preserve"> Chí Minh, </w:t>
+            </w:r>
+            <w:proofErr w:type="spellStart"/>
+            <w:r>
+              <w:rPr>
+                <w:rFonts w:ascii="Times New Roman" w:hAnsi="Times New Roman" w:cs="Times New Roman"/>
+              </w:rPr>
+              <w:t>ngày</w:t>
+            </w:r>
+            <w:proofErr w:type="spellEnd"/>
+            <w:r>
+              <w:rPr>
+                <w:rFonts w:ascii="Times New Roman" w:hAnsi="Times New Roman" w:cs="Times New Roman"/>
+              </w:rPr>
+              <w:t xml:space="preserve"> 17 </w:t>
+            </w:r>
+            <w:proofErr w:type="spellStart"/>
+            <w:r>
+              <w:rPr>
+                <w:rFonts w:ascii="Times New Roman" w:hAnsi="Times New Roman" w:cs="Times New Roman"/>
+              </w:rPr>
+              <w:t>tháng</w:t>
+            </w:r>
+            <w:proofErr w:type="spellEnd"/>
+            <w:r>
+              <w:rPr>
+                <w:rFonts w:ascii="Times New Roman" w:hAnsi="Times New Roman" w:cs="Times New Roman"/>
+              </w:rPr>
+              <w:t xml:space="preserve"> 7 </w:t>
+            </w:r>
+            <w:proofErr w:type="spellStart"/>
+            <w:r>
+              <w:rPr>
+                <w:rFonts w:ascii="Times New Roman" w:hAnsi="Times New Roman" w:cs="Times New Roman"/>
+              </w:rPr>
+              <w:t>năm</w:t>
+            </w:r>
+            <w:proofErr w:type="spellEnd"/>
+            <w:r>
+              <w:rPr>
+                <w:rFonts w:ascii="Times New Roman" w:hAnsi="Times New Roman" w:cs="Times New Roman"/>
+              </w:rPr>
+              <w:t xml:space="preserve"> 2026</w:t>
             </w:r>
             <w:r>
               <w:rPr>
@@ -1630,7 +1775,77 @@
               <w:rPr>
                 <w:rFonts w:ascii="Times New Roman" w:hAnsi="Times New Roman" w:cs="Times New Roman"/>
               </w:rPr>
-              <w:t>(Ký và ghi họ tên)</w:t>
+              <w:t>(</w:t>
+            </w:r>
+            <w:proofErr w:type="spellStart"/>
+            <w:r>
+              <w:rPr>
+                <w:rFonts w:ascii="Times New Roman" w:hAnsi="Times New Roman" w:cs="Times New Roman"/>
+              </w:rPr>
+              <w:t>Ký</w:t>
+            </w:r>
+            <w:proofErr w:type="spellEnd"/>
+            <w:r>
+              <w:rPr>
+                <w:rFonts w:ascii="Times New Roman" w:hAnsi="Times New Roman" w:cs="Times New Roman"/>
+              </w:rPr>
+              <w:t xml:space="preserve"> </w:t>
+            </w:r>
+            <w:proofErr w:type="spellStart"/>
+            <w:r>
+              <w:rPr>
+                <w:rFonts w:ascii="Times New Roman" w:hAnsi="Times New Roman" w:cs="Times New Roman"/>
+              </w:rPr>
+              <w:t>và</w:t>
+            </w:r>
+            <w:proofErr w:type="spellEnd"/>
+            <w:r>
+              <w:rPr>
+                <w:rFonts w:ascii="Times New Roman" w:hAnsi="Times New Roman" w:cs="Times New Roman"/>
+              </w:rPr>
+              <w:t xml:space="preserve"> </w:t>
+            </w:r>
+            <w:proofErr w:type="spellStart"/>
+            <w:r>
+              <w:rPr>
+                <w:rFonts w:ascii="Times New Roman" w:hAnsi="Times New Roman" w:cs="Times New Roman"/>
+              </w:rPr>
+              <w:t>ghi</w:t>
+            </w:r>
+            <w:proofErr w:type="spellEnd"/>
+            <w:r>
+              <w:rPr>
+                <w:rFonts w:ascii="Times New Roman" w:hAnsi="Times New Roman" w:cs="Times New Roman"/>
+              </w:rPr>
+              <w:t xml:space="preserve"> </w:t>
+            </w:r>
+            <w:proofErr w:type="spellStart"/>
+            <w:r>
+              <w:rPr>
+                <w:rFonts w:ascii="Times New Roman" w:hAnsi="Times New Roman" w:cs="Times New Roman"/>
+              </w:rPr>
+              <w:t>họ</w:t>
+            </w:r>
+            <w:proofErr w:type="spellEnd"/>
+            <w:r>
+              <w:rPr>
+                <w:rFonts w:ascii="Times New Roman" w:hAnsi="Times New Roman" w:cs="Times New Roman"/>
+              </w:rPr>
+              <w:t xml:space="preserve"> </w:t>
+            </w:r>
+            <w:proofErr w:type="spellStart"/>
+            <w:r>
+              <w:rPr>
+                <w:rFonts w:ascii="Times New Roman" w:hAnsi="Times New Roman" w:cs="Times New Roman"/>
+              </w:rPr>
+              <w:t>tên</w:t>
+            </w:r>
+            <w:proofErr w:type="spellEnd"/>
+            <w:r>
+              <w:rPr>
+                <w:rFonts w:ascii="Times New Roman" w:hAnsi="Times New Roman" w:cs="Times New Roman"/>
+              </w:rPr>
+              <w:t>)</w:t>
             </w:r>
             <w:r>
               <w:rPr>
@@ -1769,7 +1984,259 @@
         <w:rPr>
           <w:spacing w:val="-10"/>
         </w:rPr>
-        <w:t xml:space="preserve"> Nếu cột số 5 kê khai Số định danh cá nhân thì không phải kê khai các cột số 6, 7.</w:t>
+        <w:t xml:space="preserve"> </w:t>
+      </w:r>
+      <w:proofErr w:type="spellStart"/>
+      <w:r>
+        <w:rPr>
+          <w:spacing w:val="-10"/>
+        </w:rPr>
+        <w:t>Nếu</w:t>
+      </w:r>
+      <w:proofErr w:type="spellEnd"/>
+      <w:r>
+        <w:rPr>
+          <w:spacing w:val="-10"/>
+        </w:rPr>
+        <w:t xml:space="preserve"> </w:t>
+      </w:r>
+      <w:proofErr w:type="spellStart"/>
+      <w:r>
+        <w:rPr>
+          <w:spacing w:val="-10"/>
+        </w:rPr>
+        <w:t>cột</w:t>
+      </w:r>
+      <w:proofErr w:type="spellEnd"/>
+      <w:r>
+        <w:rPr>
+          <w:spacing w:val="-10"/>
+        </w:rPr>
+        <w:t xml:space="preserve"> </w:t>
+      </w:r>
+      <w:proofErr w:type="spellStart"/>
+      <w:r>
+        <w:rPr>
+          <w:spacing w:val="-10"/>
+        </w:rPr>
+        <w:t>số</w:t>
+      </w:r>
+      <w:proofErr w:type="spellEnd"/>
+      <w:r>
+        <w:rPr>
+          <w:spacing w:val="-10"/>
+        </w:rPr>
+        <w:t xml:space="preserve"> 5 </w:t>
+      </w:r>
+      <w:proofErr w:type="spellStart"/>
+      <w:r>
+        <w:rPr>
+          <w:spacing w:val="-10"/>
+        </w:rPr>
+        <w:t>kê</w:t>
+      </w:r>
+      <w:proofErr w:type="spellEnd"/>
+      <w:r>
+        <w:rPr>
+          <w:spacing w:val="-10"/>
+        </w:rPr>
+        <w:t xml:space="preserve"> </w:t>
+      </w:r>
+      <w:proofErr w:type="spellStart"/>
+      <w:r>
+        <w:rPr>
+          <w:spacing w:val="-10"/>
+        </w:rPr>
+        <w:t>khai</w:t>
+      </w:r>
+      <w:proofErr w:type="spellEnd"/>
+      <w:r>
+        <w:rPr>
+          <w:spacing w:val="-10"/>
+        </w:rPr>
+        <w:t xml:space="preserve"> </w:t>
+      </w:r>
+      <w:proofErr w:type="spellStart"/>
+      <w:r>
+        <w:rPr>
+          <w:spacing w:val="-10"/>
+        </w:rPr>
+        <w:t>Số</w:t>
+      </w:r>
+      <w:proofErr w:type="spellEnd"/>
+      <w:r>
+        <w:rPr>
+          <w:spacing w:val="-10"/>
+        </w:rPr>
+        <w:t xml:space="preserve"> </w:t>
+      </w:r>
+      <w:proofErr w:type="spellStart"/>
+      <w:r>
+        <w:rPr>
+          <w:spacing w:val="-10"/>
+        </w:rPr>
+        <w:t>định</w:t>
+      </w:r>
+      <w:proofErr w:type="spellEnd"/>
+      <w:r>
+        <w:rPr>
+          <w:spacing w:val="-10"/>
+        </w:rPr>
+        <w:t xml:space="preserve"> </w:t>
+      </w:r>
+      <w:proofErr w:type="spellStart"/>
+      <w:r>
+        <w:rPr>
+          <w:spacing w:val="-10"/>
+        </w:rPr>
+        <w:t>danh</w:t>
+      </w:r>
+      <w:proofErr w:type="spellEnd"/>
+      <w:r>
+        <w:rPr>
+          <w:spacing w:val="-10"/>
+        </w:rPr>
+        <w:t xml:space="preserve"> </w:t>
+      </w:r>
+      <w:proofErr w:type="spellStart"/>
+      <w:r>
+        <w:rPr>
+          <w:spacing w:val="-10"/>
+        </w:rPr>
+        <w:t>cá</w:t>
+      </w:r>
+      <w:proofErr w:type="spellEnd"/>
+      <w:r>
+        <w:rPr>
+          <w:spacing w:val="-10"/>
+        </w:rPr>
+        <w:t xml:space="preserve"> </w:t>
+      </w:r>
+      <w:proofErr w:type="spellStart"/>
+      <w:r>
+        <w:rPr>
+          <w:spacing w:val="-10"/>
+        </w:rPr>
+        <w:t>nhân</w:t>
+      </w:r>
+      <w:proofErr w:type="spellEnd"/>
+      <w:r>
+        <w:rPr>
+          <w:spacing w:val="-10"/>
+        </w:rPr>
+        <w:t xml:space="preserve"> </w:t>
+      </w:r>
+      <w:proofErr w:type="spellStart"/>
+      <w:r>
+        <w:rPr>
+          <w:spacing w:val="-10"/>
+        </w:rPr>
+        <w:t>thì</w:t>
+      </w:r>
+      <w:proofErr w:type="spellEnd"/>
+      <w:r>
+        <w:rPr>
+          <w:spacing w:val="-10"/>
+        </w:rPr>
+        <w:t xml:space="preserve"> </w:t>
+      </w:r>
+      <w:proofErr w:type="spellStart"/>
+      <w:r>
+        <w:rPr>
+          <w:spacing w:val="-10"/>
+        </w:rPr>
+        <w:t>không</w:t>
+      </w:r>
+      <w:proofErr w:type="spellEnd"/>
+      <w:r>
+        <w:rPr>
+          <w:spacing w:val="-10"/>
+        </w:rPr>
+        <w:t xml:space="preserve"> </w:t>
+      </w:r>
+      <w:proofErr w:type="spellStart"/>
+      <w:r>
+        <w:rPr>
+          <w:spacing w:val="-10"/>
+        </w:rPr>
+        <w:t>phải</w:t>
+      </w:r>
+      <w:proofErr w:type="spellEnd"/>
+      <w:r>
+        <w:rPr>
+          <w:spacing w:val="-10"/>
+        </w:rPr>
+        <w:t xml:space="preserve"> </w:t>
+      </w:r>
+      <w:proofErr w:type="spellStart"/>
+      <w:r>
+        <w:rPr>
+          <w:spacing w:val="-10"/>
+        </w:rPr>
+        <w:t>kê</w:t>
+      </w:r>
+      <w:proofErr w:type="spellEnd"/>
+      <w:r>
+        <w:rPr>
+          <w:spacing w:val="-10"/>
+        </w:rPr>
+        <w:t xml:space="preserve"> </w:t>
+      </w:r>
+      <w:proofErr w:type="spellStart"/>
+      <w:r>
+        <w:rPr>
+          <w:spacing w:val="-10"/>
+        </w:rPr>
+        <w:t>khai</w:t>
+      </w:r>
+      <w:proofErr w:type="spellEnd"/>
+      <w:r>
+        <w:rPr>
+          <w:spacing w:val="-10"/>
+        </w:rPr>
+        <w:t xml:space="preserve"> </w:t>
+      </w:r>
+      <w:proofErr w:type="spellStart"/>
+      <w:r>
+        <w:rPr>
+          <w:spacing w:val="-10"/>
+        </w:rPr>
+        <w:t>các</w:t>
+      </w:r>
+      <w:proofErr w:type="spellEnd"/>
+      <w:r>
+        <w:rPr>
+          <w:spacing w:val="-10"/>
+        </w:rPr>
+        <w:t xml:space="preserve"> </w:t>
+      </w:r>
+      <w:proofErr w:type="spellStart"/>
+      <w:r>
+        <w:rPr>
+          <w:spacing w:val="-10"/>
+        </w:rPr>
+        <w:t>cột</w:t>
+      </w:r>
+      <w:proofErr w:type="spellEnd"/>
+      <w:r>
+        <w:rPr>
+          <w:spacing w:val="-10"/>
+        </w:rPr>
+        <w:t xml:space="preserve"> </w:t>
+      </w:r>
+      <w:proofErr w:type="spellStart"/>
+      <w:r>
+        <w:rPr>
+          <w:spacing w:val="-10"/>
+        </w:rPr>
+        <w:t>số</w:t>
+      </w:r>
+      <w:proofErr w:type="spellEnd"/>
+      <w:r>
+        <w:rPr>
+          <w:spacing w:val="-10"/>
+        </w:rPr>
+        <w:t xml:space="preserve"> 6, 7.</w:t>
       </w:r>
     </w:p>
   </w:footnote>
@@ -1795,7 +2262,301 @@
         <w:rPr>
           <w:spacing w:val="-10"/>
         </w:rPr>
-        <w:t>Trường hợp CSHHL thông qua sở hữu vốn điều lệ hoặc tổng số cổ phần có quyền biểu quyết được xác định như sau:</w:t>
+        <w:t xml:space="preserve">Trường </w:t>
+      </w:r>
+      <w:proofErr w:type="spellStart"/>
+      <w:r>
+        <w:rPr>
+          <w:spacing w:val="-10"/>
+        </w:rPr>
+        <w:t>hợp</w:t>
+      </w:r>
+      <w:proofErr w:type="spellEnd"/>
+      <w:r>
+        <w:rPr>
+          <w:spacing w:val="-10"/>
+        </w:rPr>
+        <w:t xml:space="preserve"> CSHHL </w:t>
+      </w:r>
+      <w:proofErr w:type="spellStart"/>
+      <w:r>
+        <w:rPr>
+          <w:spacing w:val="-10"/>
+        </w:rPr>
+        <w:t>thông</w:t>
+      </w:r>
+      <w:proofErr w:type="spellEnd"/>
+      <w:r>
+        <w:rPr>
+          <w:spacing w:val="-10"/>
+        </w:rPr>
+        <w:t xml:space="preserve"> qua </w:t>
+      </w:r>
+      <w:proofErr w:type="spellStart"/>
+      <w:r>
+        <w:rPr>
+          <w:spacing w:val="-10"/>
+        </w:rPr>
+        <w:t>sở</w:t>
+      </w:r>
+      <w:proofErr w:type="spellEnd"/>
+      <w:r>
+        <w:rPr>
+          <w:spacing w:val="-10"/>
+        </w:rPr>
+        <w:t xml:space="preserve"> </w:t>
+      </w:r>
+      <w:proofErr w:type="spellStart"/>
+      <w:r>
+        <w:rPr>
+          <w:spacing w:val="-10"/>
+        </w:rPr>
+        <w:t>hữu</w:t>
+      </w:r>
+      <w:proofErr w:type="spellEnd"/>
+      <w:r>
+        <w:rPr>
+          <w:spacing w:val="-10"/>
+        </w:rPr>
+        <w:t xml:space="preserve"> </w:t>
+      </w:r>
+      <w:proofErr w:type="spellStart"/>
+      <w:r>
+        <w:rPr>
+          <w:spacing w:val="-10"/>
+        </w:rPr>
+        <w:t>vốn</w:t>
+      </w:r>
+      <w:proofErr w:type="spellEnd"/>
+      <w:r>
+        <w:rPr>
+          <w:spacing w:val="-10"/>
+        </w:rPr>
+        <w:t xml:space="preserve"> </w:t>
+      </w:r>
+      <w:proofErr w:type="spellStart"/>
+      <w:r>
+        <w:rPr>
+          <w:spacing w:val="-10"/>
+        </w:rPr>
+        <w:t>điều</w:t>
+      </w:r>
+      <w:proofErr w:type="spellEnd"/>
+      <w:r>
+        <w:rPr>
+          <w:spacing w:val="-10"/>
+        </w:rPr>
+        <w:t xml:space="preserve"> </w:t>
+      </w:r>
+      <w:proofErr w:type="spellStart"/>
+      <w:r>
+        <w:rPr>
+          <w:spacing w:val="-10"/>
+        </w:rPr>
+        <w:t>lệ</w:t>
+      </w:r>
+      <w:proofErr w:type="spellEnd"/>
+      <w:r>
+        <w:rPr>
+          <w:spacing w:val="-10"/>
+        </w:rPr>
+        <w:t xml:space="preserve"> </w:t>
+      </w:r>
+      <w:proofErr w:type="spellStart"/>
+      <w:r>
+        <w:rPr>
+          <w:spacing w:val="-10"/>
+        </w:rPr>
+        <w:t>hoặc</w:t>
+      </w:r>
+      <w:proofErr w:type="spellEnd"/>
+      <w:r>
+        <w:rPr>
+          <w:spacing w:val="-10"/>
+        </w:rPr>
+        <w:t xml:space="preserve"> </w:t>
+      </w:r>
+      <w:proofErr w:type="spellStart"/>
+      <w:r>
+        <w:rPr>
+          <w:spacing w:val="-10"/>
+        </w:rPr>
+        <w:t>tổng</w:t>
+      </w:r>
+      <w:proofErr w:type="spellEnd"/>
+      <w:r>
+        <w:rPr>
+          <w:spacing w:val="-10"/>
+        </w:rPr>
+        <w:t xml:space="preserve"> </w:t>
+      </w:r>
+      <w:proofErr w:type="spellStart"/>
+      <w:r>
+        <w:rPr>
+          <w:spacing w:val="-10"/>
+        </w:rPr>
+        <w:t>số</w:t>
+      </w:r>
+      <w:proofErr w:type="spellEnd"/>
+      <w:r>
+        <w:rPr>
+          <w:spacing w:val="-10"/>
+        </w:rPr>
+        <w:t xml:space="preserve"> </w:t>
+      </w:r>
+      <w:proofErr w:type="spellStart"/>
+      <w:r>
+        <w:rPr>
+          <w:spacing w:val="-10"/>
+        </w:rPr>
+        <w:t>cổ</w:t>
+      </w:r>
+      <w:proofErr w:type="spellEnd"/>
+      <w:r>
+        <w:rPr>
+          <w:spacing w:val="-10"/>
+        </w:rPr>
+        <w:t xml:space="preserve"> </w:t>
+      </w:r>
+      <w:proofErr w:type="spellStart"/>
+      <w:r>
+        <w:rPr>
+          <w:spacing w:val="-10"/>
+        </w:rPr>
+        <w:t>phần</w:t>
+      </w:r>
+      <w:proofErr w:type="spellEnd"/>
+      <w:r>
+        <w:rPr>
+          <w:spacing w:val="-10"/>
+        </w:rPr>
+        <w:t xml:space="preserve"> </w:t>
+      </w:r>
+      <w:proofErr w:type="spellStart"/>
+      <w:r>
+        <w:rPr>
+          <w:spacing w:val="-10"/>
+        </w:rPr>
+        <w:t>có</w:t>
+      </w:r>
+      <w:proofErr w:type="spellEnd"/>
+      <w:r>
+        <w:rPr>
+          <w:spacing w:val="-10"/>
+        </w:rPr>
+        <w:t xml:space="preserve"> </w:t>
+      </w:r>
+      <w:proofErr w:type="spellStart"/>
+      <w:r>
+        <w:rPr>
+          <w:spacing w:val="-10"/>
+        </w:rPr>
+        <w:t>quyền</w:t>
+      </w:r>
+      <w:proofErr w:type="spellEnd"/>
+      <w:r>
+        <w:rPr>
+          <w:spacing w:val="-10"/>
+        </w:rPr>
+        <w:t xml:space="preserve"> </w:t>
+      </w:r>
+      <w:proofErr w:type="spellStart"/>
+      <w:r>
+        <w:rPr>
+          <w:spacing w:val="-10"/>
+        </w:rPr>
+        <w:t>biểu</w:t>
+      </w:r>
+      <w:proofErr w:type="spellEnd"/>
+      <w:r>
+        <w:rPr>
+          <w:spacing w:val="-10"/>
+        </w:rPr>
+        <w:t xml:space="preserve"> </w:t>
+      </w:r>
+      <w:proofErr w:type="spellStart"/>
+      <w:r>
+        <w:rPr>
+          <w:spacing w:val="-10"/>
+        </w:rPr>
+        <w:t>quyết</w:t>
+      </w:r>
+      <w:proofErr w:type="spellEnd"/>
+      <w:r>
+        <w:rPr>
+          <w:spacing w:val="-10"/>
+        </w:rPr>
+        <w:t xml:space="preserve"> </w:t>
+      </w:r>
+      <w:proofErr w:type="spellStart"/>
+      <w:r>
+        <w:rPr>
+          <w:spacing w:val="-10"/>
+        </w:rPr>
+        <w:t>được</w:t>
+      </w:r>
+      <w:proofErr w:type="spellEnd"/>
+      <w:r>
+        <w:rPr>
+          <w:spacing w:val="-10"/>
+        </w:rPr>
+        <w:t xml:space="preserve"> </w:t>
+      </w:r>
+      <w:proofErr w:type="spellStart"/>
+      <w:r>
+        <w:rPr>
+          <w:spacing w:val="-10"/>
+        </w:rPr>
+        <w:t>xác</w:t>
+      </w:r>
+      <w:proofErr w:type="spellEnd"/>
+      <w:r>
+        <w:rPr>
+          <w:spacing w:val="-10"/>
+        </w:rPr>
+        <w:t xml:space="preserve"> </w:t>
+      </w:r>
+      <w:proofErr w:type="spellStart"/>
+      <w:r>
+        <w:rPr>
+          <w:spacing w:val="-10"/>
+        </w:rPr>
+        <w:t>định</w:t>
+      </w:r>
+      <w:proofErr w:type="spellEnd"/>
+      <w:r>
+        <w:rPr>
+          <w:spacing w:val="-10"/>
+        </w:rPr>
+        <w:t xml:space="preserve"> </w:t>
+      </w:r>
+      <w:proofErr w:type="spellStart"/>
+      <w:r>
+        <w:rPr>
+          <w:spacing w:val="-10"/>
+        </w:rPr>
+        <w:t>như</w:t>
+      </w:r>
+      <w:proofErr w:type="spellEnd"/>
+      <w:r>
+        <w:rPr>
+          <w:spacing w:val="-10"/>
+        </w:rPr>
+        <w:t xml:space="preserve"> </w:t>
+      </w:r>
+      <w:proofErr w:type="spellStart"/>
+      <w:r>
+        <w:rPr>
+          <w:spacing w:val="-10"/>
+        </w:rPr>
+        <w:t>sau</w:t>
+      </w:r>
+      <w:proofErr w:type="spellEnd"/>
+      <w:r>
+        <w:rPr>
+          <w:spacing w:val="-10"/>
+        </w:rPr>
+        <w:t>:</w:t>
       </w:r>
     </w:p>
     <w:p>
@@ -1810,7 +2571,231 @@
         <w:rPr>
           <w:spacing w:val="-10"/>
         </w:rPr>
-        <w:t>- Cá nhân là cổ đông sở hữu từ 25% tổng số cổ phần có quyền biểu quyết trở lên;</w:t>
+        <w:t xml:space="preserve">- Cá </w:t>
+      </w:r>
+      <w:proofErr w:type="spellStart"/>
+      <w:r>
+        <w:rPr>
+          <w:spacing w:val="-10"/>
+        </w:rPr>
+        <w:t>nhân</w:t>
+      </w:r>
+      <w:proofErr w:type="spellEnd"/>
+      <w:r>
+        <w:rPr>
+          <w:spacing w:val="-10"/>
+        </w:rPr>
+        <w:t xml:space="preserve"> là </w:t>
+      </w:r>
+      <w:proofErr w:type="spellStart"/>
+      <w:r>
+        <w:rPr>
+          <w:spacing w:val="-10"/>
+        </w:rPr>
+        <w:t>cô</w:t>
+      </w:r>
+      <w:proofErr w:type="spellEnd"/>
+      <w:r>
+        <w:rPr>
+          <w:spacing w:val="-10"/>
+        </w:rPr>
+        <w:t xml:space="preserve">̉ </w:t>
+      </w:r>
+      <w:proofErr w:type="spellStart"/>
+      <w:r>
+        <w:rPr>
+          <w:spacing w:val="-10"/>
+        </w:rPr>
+        <w:t>đông</w:t>
+      </w:r>
+      <w:proofErr w:type="spellEnd"/>
+      <w:r>
+        <w:rPr>
+          <w:spacing w:val="-10"/>
+        </w:rPr>
+        <w:t xml:space="preserve"> </w:t>
+      </w:r>
+      <w:proofErr w:type="spellStart"/>
+      <w:r>
+        <w:rPr>
+          <w:spacing w:val="-10"/>
+        </w:rPr>
+        <w:t>sơ</w:t>
+      </w:r>
+      <w:proofErr w:type="spellEnd"/>
+      <w:r>
+        <w:rPr>
+          <w:spacing w:val="-10"/>
+        </w:rPr>
+        <w:t xml:space="preserve">̉ </w:t>
+      </w:r>
+      <w:proofErr w:type="spellStart"/>
+      <w:r>
+        <w:rPr>
+          <w:spacing w:val="-10"/>
+        </w:rPr>
+        <w:t>hữu</w:t>
+      </w:r>
+      <w:proofErr w:type="spellEnd"/>
+      <w:r>
+        <w:rPr>
+          <w:spacing w:val="-10"/>
+        </w:rPr>
+        <w:t xml:space="preserve"> </w:t>
+      </w:r>
+      <w:proofErr w:type="spellStart"/>
+      <w:r>
+        <w:rPr>
+          <w:spacing w:val="-10"/>
+        </w:rPr>
+        <w:t>tư</w:t>
+      </w:r>
+      <w:proofErr w:type="spellEnd"/>
+      <w:r>
+        <w:rPr>
+          <w:spacing w:val="-10"/>
+        </w:rPr>
+        <w:t xml:space="preserve">̀ 25% </w:t>
+      </w:r>
+      <w:proofErr w:type="spellStart"/>
+      <w:r>
+        <w:rPr>
+          <w:spacing w:val="-10"/>
+        </w:rPr>
+        <w:t>tổng</w:t>
+      </w:r>
+      <w:proofErr w:type="spellEnd"/>
+      <w:r>
+        <w:rPr>
+          <w:spacing w:val="-10"/>
+        </w:rPr>
+        <w:t xml:space="preserve"> </w:t>
+      </w:r>
+      <w:proofErr w:type="spellStart"/>
+      <w:r>
+        <w:rPr>
+          <w:spacing w:val="-10"/>
+        </w:rPr>
+        <w:t>số</w:t>
+      </w:r>
+      <w:proofErr w:type="spellEnd"/>
+      <w:r>
+        <w:rPr>
+          <w:spacing w:val="-10"/>
+        </w:rPr>
+        <w:t xml:space="preserve"> </w:t>
+      </w:r>
+      <w:proofErr w:type="spellStart"/>
+      <w:r>
+        <w:rPr>
+          <w:spacing w:val="-10"/>
+        </w:rPr>
+        <w:t>cổ</w:t>
+      </w:r>
+      <w:proofErr w:type="spellEnd"/>
+      <w:r>
+        <w:rPr>
+          <w:spacing w:val="-10"/>
+        </w:rPr>
+        <w:t xml:space="preserve"> </w:t>
+      </w:r>
+      <w:proofErr w:type="spellStart"/>
+      <w:r>
+        <w:rPr>
+          <w:spacing w:val="-10"/>
+        </w:rPr>
+        <w:t>phần</w:t>
+      </w:r>
+      <w:proofErr w:type="spellEnd"/>
+      <w:r>
+        <w:rPr>
+          <w:spacing w:val="-10"/>
+        </w:rPr>
+        <w:t xml:space="preserve"> </w:t>
+      </w:r>
+      <w:proofErr w:type="spellStart"/>
+      <w:r>
+        <w:rPr>
+          <w:spacing w:val="-10"/>
+        </w:rPr>
+        <w:t>có</w:t>
+      </w:r>
+      <w:proofErr w:type="spellEnd"/>
+      <w:r>
+        <w:rPr>
+          <w:spacing w:val="-10"/>
+        </w:rPr>
+        <w:t xml:space="preserve"> </w:t>
+      </w:r>
+      <w:proofErr w:type="spellStart"/>
+      <w:r>
+        <w:rPr>
+          <w:spacing w:val="-10"/>
+        </w:rPr>
+        <w:t>quyền</w:t>
+      </w:r>
+      <w:proofErr w:type="spellEnd"/>
+      <w:r>
+        <w:rPr>
+          <w:spacing w:val="-10"/>
+        </w:rPr>
+        <w:t xml:space="preserve"> </w:t>
+      </w:r>
+      <w:proofErr w:type="spellStart"/>
+      <w:r>
+        <w:rPr>
+          <w:spacing w:val="-10"/>
+        </w:rPr>
+        <w:t>biểu</w:t>
+      </w:r>
+      <w:proofErr w:type="spellEnd"/>
+      <w:r>
+        <w:rPr>
+          <w:spacing w:val="-10"/>
+        </w:rPr>
+        <w:t xml:space="preserve"> </w:t>
+      </w:r>
+      <w:proofErr w:type="spellStart"/>
+      <w:r>
+        <w:rPr>
+          <w:spacing w:val="-10"/>
+        </w:rPr>
+        <w:t>quyết</w:t>
+      </w:r>
+      <w:proofErr w:type="spellEnd"/>
+      <w:r>
+        <w:rPr>
+          <w:spacing w:val="-10"/>
+        </w:rPr>
+        <w:t xml:space="preserve"> </w:t>
+      </w:r>
+      <w:proofErr w:type="spellStart"/>
+      <w:r>
+        <w:rPr>
+          <w:spacing w:val="-10"/>
+        </w:rPr>
+        <w:t>trơ</w:t>
+      </w:r>
+      <w:proofErr w:type="spellEnd"/>
+      <w:r>
+        <w:rPr>
+          <w:spacing w:val="-10"/>
+        </w:rPr>
+        <w:t xml:space="preserve">̉ </w:t>
+      </w:r>
+      <w:proofErr w:type="spellStart"/>
+      <w:r>
+        <w:rPr>
+          <w:spacing w:val="-10"/>
+        </w:rPr>
+        <w:t>lên</w:t>
+      </w:r>
+      <w:proofErr w:type="spellEnd"/>
+      <w:r>
+        <w:rPr>
+          <w:spacing w:val="-10"/>
+        </w:rPr>
+        <w:t>;</w:t>
       </w:r>
     </w:p>
     <w:p>
@@ -1825,7 +2810,315 @@
         <w:rPr>
           <w:spacing w:val="-10"/>
         </w:rPr>
-        <w:t>- Cá nhân là thành viên sở hữu từ 25% vốn điều lệ trở lên của công ty trách nhiệm hữu hạn hai thành viên trở lên;</w:t>
+        <w:t xml:space="preserve">- Cá </w:t>
+      </w:r>
+      <w:proofErr w:type="spellStart"/>
+      <w:r>
+        <w:rPr>
+          <w:spacing w:val="-10"/>
+        </w:rPr>
+        <w:t>nhân</w:t>
+      </w:r>
+      <w:proofErr w:type="spellEnd"/>
+      <w:r>
+        <w:rPr>
+          <w:spacing w:val="-10"/>
+        </w:rPr>
+        <w:t xml:space="preserve"> là </w:t>
+      </w:r>
+      <w:proofErr w:type="spellStart"/>
+      <w:r>
+        <w:rPr>
+          <w:spacing w:val="-10"/>
+        </w:rPr>
+        <w:t>thành</w:t>
+      </w:r>
+      <w:proofErr w:type="spellEnd"/>
+      <w:r>
+        <w:rPr>
+          <w:spacing w:val="-10"/>
+        </w:rPr>
+        <w:t xml:space="preserve"> </w:t>
+      </w:r>
+      <w:proofErr w:type="spellStart"/>
+      <w:r>
+        <w:rPr>
+          <w:spacing w:val="-10"/>
+        </w:rPr>
+        <w:t>viên</w:t>
+      </w:r>
+      <w:proofErr w:type="spellEnd"/>
+      <w:r>
+        <w:rPr>
+          <w:spacing w:val="-10"/>
+        </w:rPr>
+        <w:t xml:space="preserve"> </w:t>
+      </w:r>
+      <w:proofErr w:type="spellStart"/>
+      <w:r>
+        <w:rPr>
+          <w:spacing w:val="-10"/>
+        </w:rPr>
+        <w:t>sơ</w:t>
+      </w:r>
+      <w:proofErr w:type="spellEnd"/>
+      <w:r>
+        <w:rPr>
+          <w:spacing w:val="-10"/>
+        </w:rPr>
+        <w:t xml:space="preserve">̉ </w:t>
+      </w:r>
+      <w:proofErr w:type="spellStart"/>
+      <w:r>
+        <w:rPr>
+          <w:spacing w:val="-10"/>
+        </w:rPr>
+        <w:t>hữu</w:t>
+      </w:r>
+      <w:proofErr w:type="spellEnd"/>
+      <w:r>
+        <w:rPr>
+          <w:spacing w:val="-10"/>
+        </w:rPr>
+        <w:t xml:space="preserve"> </w:t>
+      </w:r>
+      <w:proofErr w:type="spellStart"/>
+      <w:r>
+        <w:rPr>
+          <w:spacing w:val="-10"/>
+        </w:rPr>
+        <w:t>tư</w:t>
+      </w:r>
+      <w:proofErr w:type="spellEnd"/>
+      <w:r>
+        <w:rPr>
+          <w:spacing w:val="-10"/>
+        </w:rPr>
+        <w:t xml:space="preserve">̀ 25% </w:t>
+      </w:r>
+      <w:proofErr w:type="spellStart"/>
+      <w:r>
+        <w:rPr>
+          <w:spacing w:val="-10"/>
+        </w:rPr>
+        <w:t>vốn</w:t>
+      </w:r>
+      <w:proofErr w:type="spellEnd"/>
+      <w:r>
+        <w:rPr>
+          <w:spacing w:val="-10"/>
+        </w:rPr>
+        <w:t xml:space="preserve"> </w:t>
+      </w:r>
+      <w:proofErr w:type="spellStart"/>
+      <w:r>
+        <w:rPr>
+          <w:spacing w:val="-10"/>
+        </w:rPr>
+        <w:t>điều</w:t>
+      </w:r>
+      <w:proofErr w:type="spellEnd"/>
+      <w:r>
+        <w:rPr>
+          <w:spacing w:val="-10"/>
+        </w:rPr>
+        <w:t xml:space="preserve"> </w:t>
+      </w:r>
+      <w:proofErr w:type="spellStart"/>
+      <w:r>
+        <w:rPr>
+          <w:spacing w:val="-10"/>
+        </w:rPr>
+        <w:t>lê</w:t>
+      </w:r>
+      <w:proofErr w:type="spellEnd"/>
+      <w:r>
+        <w:rPr>
+          <w:spacing w:val="-10"/>
+        </w:rPr>
+        <w:t xml:space="preserve">̣ </w:t>
+      </w:r>
+      <w:proofErr w:type="spellStart"/>
+      <w:r>
+        <w:rPr>
+          <w:spacing w:val="-10"/>
+        </w:rPr>
+        <w:t>trơ</w:t>
+      </w:r>
+      <w:proofErr w:type="spellEnd"/>
+      <w:r>
+        <w:rPr>
+          <w:spacing w:val="-10"/>
+        </w:rPr>
+        <w:t xml:space="preserve">̉ </w:t>
+      </w:r>
+      <w:proofErr w:type="spellStart"/>
+      <w:r>
+        <w:rPr>
+          <w:spacing w:val="-10"/>
+        </w:rPr>
+        <w:t>lên</w:t>
+      </w:r>
+      <w:proofErr w:type="spellEnd"/>
+      <w:r>
+        <w:rPr>
+          <w:spacing w:val="-10"/>
+        </w:rPr>
+        <w:t xml:space="preserve"> </w:t>
+      </w:r>
+      <w:proofErr w:type="spellStart"/>
+      <w:r>
+        <w:rPr>
+          <w:spacing w:val="-10"/>
+        </w:rPr>
+        <w:t>của</w:t>
+      </w:r>
+      <w:proofErr w:type="spellEnd"/>
+      <w:r>
+        <w:rPr>
+          <w:spacing w:val="-10"/>
+        </w:rPr>
+        <w:t xml:space="preserve"> </w:t>
+      </w:r>
+      <w:proofErr w:type="spellStart"/>
+      <w:r>
+        <w:rPr>
+          <w:spacing w:val="-10"/>
+        </w:rPr>
+        <w:t>công</w:t>
+      </w:r>
+      <w:proofErr w:type="spellEnd"/>
+      <w:r>
+        <w:rPr>
+          <w:spacing w:val="-10"/>
+        </w:rPr>
+        <w:t xml:space="preserve"> ty </w:t>
+      </w:r>
+      <w:proofErr w:type="spellStart"/>
+      <w:r>
+        <w:rPr>
+          <w:spacing w:val="-10"/>
+        </w:rPr>
+        <w:t>trách</w:t>
+      </w:r>
+      <w:proofErr w:type="spellEnd"/>
+      <w:r>
+        <w:rPr>
+          <w:spacing w:val="-10"/>
+        </w:rPr>
+        <w:t xml:space="preserve"> </w:t>
+      </w:r>
+      <w:proofErr w:type="spellStart"/>
+      <w:r>
+        <w:rPr>
+          <w:spacing w:val="-10"/>
+        </w:rPr>
+        <w:t>nhiệm</w:t>
+      </w:r>
+      <w:proofErr w:type="spellEnd"/>
+      <w:r>
+        <w:rPr>
+          <w:spacing w:val="-10"/>
+        </w:rPr>
+        <w:t xml:space="preserve"> </w:t>
+      </w:r>
+      <w:proofErr w:type="spellStart"/>
+      <w:r>
+        <w:rPr>
+          <w:spacing w:val="-10"/>
+        </w:rPr>
+        <w:t>hữu</w:t>
+      </w:r>
+      <w:proofErr w:type="spellEnd"/>
+      <w:r>
+        <w:rPr>
+          <w:spacing w:val="-10"/>
+        </w:rPr>
+        <w:t xml:space="preserve"> </w:t>
+      </w:r>
+      <w:proofErr w:type="spellStart"/>
+      <w:r>
+        <w:rPr>
+          <w:spacing w:val="-10"/>
+        </w:rPr>
+        <w:t>hạn</w:t>
+      </w:r>
+      <w:proofErr w:type="spellEnd"/>
+      <w:r>
+        <w:rPr>
+          <w:spacing w:val="-10"/>
+        </w:rPr>
+        <w:t xml:space="preserve"> </w:t>
+      </w:r>
+      <w:proofErr w:type="spellStart"/>
+      <w:r>
+        <w:rPr>
+          <w:spacing w:val="-10"/>
+        </w:rPr>
+        <w:t>hai</w:t>
+      </w:r>
+      <w:proofErr w:type="spellEnd"/>
+      <w:r>
+        <w:rPr>
+          <w:spacing w:val="-10"/>
+        </w:rPr>
+        <w:t xml:space="preserve"> </w:t>
+      </w:r>
+      <w:proofErr w:type="spellStart"/>
+      <w:r>
+        <w:rPr>
+          <w:spacing w:val="-10"/>
+        </w:rPr>
+        <w:t>thành</w:t>
+      </w:r>
+      <w:proofErr w:type="spellEnd"/>
+      <w:r>
+        <w:rPr>
+          <w:spacing w:val="-10"/>
+        </w:rPr>
+        <w:t xml:space="preserve"> </w:t>
+      </w:r>
+      <w:proofErr w:type="spellStart"/>
+      <w:r>
+        <w:rPr>
+          <w:spacing w:val="-10"/>
+        </w:rPr>
+        <w:t>viên</w:t>
+      </w:r>
+      <w:proofErr w:type="spellEnd"/>
+      <w:r>
+        <w:rPr>
+          <w:spacing w:val="-10"/>
+        </w:rPr>
+        <w:t xml:space="preserve"> </w:t>
+      </w:r>
+      <w:proofErr w:type="spellStart"/>
+      <w:r>
+        <w:rPr>
+          <w:spacing w:val="-10"/>
+        </w:rPr>
+        <w:t>trơ</w:t>
+      </w:r>
+      <w:proofErr w:type="spellEnd"/>
+      <w:r>
+        <w:rPr>
+          <w:spacing w:val="-10"/>
+        </w:rPr>
+        <w:t xml:space="preserve">̉ </w:t>
+      </w:r>
+      <w:proofErr w:type="spellStart"/>
+      <w:r>
+        <w:rPr>
+          <w:spacing w:val="-10"/>
+        </w:rPr>
+        <w:t>lên</w:t>
+      </w:r>
+      <w:proofErr w:type="spellEnd"/>
+      <w:r>
+        <w:rPr>
+          <w:spacing w:val="-10"/>
+        </w:rPr>
+        <w:t>;</w:t>
       </w:r>
     </w:p>
     <w:p>
@@ -1840,7 +3133,161 @@
         <w:rPr>
           <w:spacing w:val="-10"/>
         </w:rPr>
-        <w:t>- Cá nhân là chủ sở hữu công ty trách nhiệm hữu hạn một thành viên;</w:t>
+        <w:t xml:space="preserve">- Cá </w:t>
+      </w:r>
+      <w:proofErr w:type="spellStart"/>
+      <w:r>
+        <w:rPr>
+          <w:spacing w:val="-10"/>
+        </w:rPr>
+        <w:t>nhân</w:t>
+      </w:r>
+      <w:proofErr w:type="spellEnd"/>
+      <w:r>
+        <w:rPr>
+          <w:spacing w:val="-10"/>
+        </w:rPr>
+        <w:t xml:space="preserve"> là chủ </w:t>
+      </w:r>
+      <w:proofErr w:type="spellStart"/>
+      <w:r>
+        <w:rPr>
+          <w:spacing w:val="-10"/>
+        </w:rPr>
+        <w:t>sơ</w:t>
+      </w:r>
+      <w:proofErr w:type="spellEnd"/>
+      <w:r>
+        <w:rPr>
+          <w:spacing w:val="-10"/>
+        </w:rPr>
+        <w:t xml:space="preserve">̉ </w:t>
+      </w:r>
+      <w:proofErr w:type="spellStart"/>
+      <w:r>
+        <w:rPr>
+          <w:spacing w:val="-10"/>
+        </w:rPr>
+        <w:t>hữu</w:t>
+      </w:r>
+      <w:proofErr w:type="spellEnd"/>
+      <w:r>
+        <w:rPr>
+          <w:spacing w:val="-10"/>
+        </w:rPr>
+        <w:t xml:space="preserve"> </w:t>
+      </w:r>
+      <w:proofErr w:type="spellStart"/>
+      <w:r>
+        <w:rPr>
+          <w:spacing w:val="-10"/>
+        </w:rPr>
+        <w:t>công</w:t>
+      </w:r>
+      <w:proofErr w:type="spellEnd"/>
+      <w:r>
+        <w:rPr>
+          <w:spacing w:val="-10"/>
+        </w:rPr>
+        <w:t xml:space="preserve"> ty </w:t>
+      </w:r>
+      <w:proofErr w:type="spellStart"/>
+      <w:r>
+        <w:rPr>
+          <w:spacing w:val="-10"/>
+        </w:rPr>
+        <w:t>trách</w:t>
+      </w:r>
+      <w:proofErr w:type="spellEnd"/>
+      <w:r>
+        <w:rPr>
+          <w:spacing w:val="-10"/>
+        </w:rPr>
+        <w:t xml:space="preserve"> </w:t>
+      </w:r>
+      <w:proofErr w:type="spellStart"/>
+      <w:r>
+        <w:rPr>
+          <w:spacing w:val="-10"/>
+        </w:rPr>
+        <w:t>nhiệm</w:t>
+      </w:r>
+      <w:proofErr w:type="spellEnd"/>
+      <w:r>
+        <w:rPr>
+          <w:spacing w:val="-10"/>
+        </w:rPr>
+        <w:t xml:space="preserve"> </w:t>
+      </w:r>
+      <w:proofErr w:type="spellStart"/>
+      <w:r>
+        <w:rPr>
+          <w:spacing w:val="-10"/>
+        </w:rPr>
+        <w:t>hữu</w:t>
+      </w:r>
+      <w:proofErr w:type="spellEnd"/>
+      <w:r>
+        <w:rPr>
+          <w:spacing w:val="-10"/>
+        </w:rPr>
+        <w:t xml:space="preserve"> </w:t>
+      </w:r>
+      <w:proofErr w:type="spellStart"/>
+      <w:r>
+        <w:rPr>
+          <w:spacing w:val="-10"/>
+        </w:rPr>
+        <w:t>hạn</w:t>
+      </w:r>
+      <w:proofErr w:type="spellEnd"/>
+      <w:r>
+        <w:rPr>
+          <w:spacing w:val="-10"/>
+        </w:rPr>
+        <w:t xml:space="preserve"> </w:t>
+      </w:r>
+      <w:proofErr w:type="spellStart"/>
+      <w:r>
+        <w:rPr>
+          <w:spacing w:val="-10"/>
+        </w:rPr>
+        <w:t>một</w:t>
+      </w:r>
+      <w:proofErr w:type="spellEnd"/>
+      <w:r>
+        <w:rPr>
+          <w:spacing w:val="-10"/>
+        </w:rPr>
+        <w:t xml:space="preserve"> </w:t>
+      </w:r>
+      <w:proofErr w:type="spellStart"/>
+      <w:r>
+        <w:rPr>
+          <w:spacing w:val="-10"/>
+        </w:rPr>
+        <w:t>thành</w:t>
+      </w:r>
+      <w:proofErr w:type="spellEnd"/>
+      <w:r>
+        <w:rPr>
+          <w:spacing w:val="-10"/>
+        </w:rPr>
+        <w:t xml:space="preserve"> </w:t>
+      </w:r>
+      <w:proofErr w:type="spellStart"/>
+      <w:r>
+        <w:rPr>
+          <w:spacing w:val="-10"/>
+        </w:rPr>
+        <w:t>viên</w:t>
+      </w:r>
+      <w:proofErr w:type="spellEnd"/>
+      <w:r>
+        <w:rPr>
+          <w:spacing w:val="-10"/>
+        </w:rPr>
+        <w:t>;</w:t>
       </w:r>
     </w:p>
     <w:p>
@@ -1851,7 +3298,147 @@
         <w:rPr>
           <w:spacing w:val="-10"/>
         </w:rPr>
-        <w:t>- Cá nhân là thành viên hợp danh công ty hợp danh.</w:t>
+        <w:t xml:space="preserve">- </w:t>
+      </w:r>
+      <w:proofErr w:type="spellStart"/>
+      <w:r>
+        <w:rPr>
+          <w:spacing w:val="-10"/>
+        </w:rPr>
+        <w:t>Cá</w:t>
+      </w:r>
+      <w:proofErr w:type="spellEnd"/>
+      <w:r>
+        <w:rPr>
+          <w:spacing w:val="-10"/>
+        </w:rPr>
+        <w:t xml:space="preserve"> </w:t>
+      </w:r>
+      <w:proofErr w:type="spellStart"/>
+      <w:r>
+        <w:rPr>
+          <w:spacing w:val="-10"/>
+        </w:rPr>
+        <w:t>nhân</w:t>
+      </w:r>
+      <w:proofErr w:type="spellEnd"/>
+      <w:r>
+        <w:rPr>
+          <w:spacing w:val="-10"/>
+        </w:rPr>
+        <w:t xml:space="preserve"> </w:t>
+      </w:r>
+      <w:proofErr w:type="spellStart"/>
+      <w:r>
+        <w:rPr>
+          <w:spacing w:val="-10"/>
+        </w:rPr>
+        <w:t>là</w:t>
+      </w:r>
+      <w:proofErr w:type="spellEnd"/>
+      <w:r>
+        <w:rPr>
+          <w:spacing w:val="-10"/>
+        </w:rPr>
+        <w:t xml:space="preserve"> </w:t>
+      </w:r>
+      <w:proofErr w:type="spellStart"/>
+      <w:r>
+        <w:rPr>
+          <w:spacing w:val="-10"/>
+        </w:rPr>
+        <w:t>thành</w:t>
+      </w:r>
+      <w:proofErr w:type="spellEnd"/>
+      <w:r>
+        <w:rPr>
+          <w:spacing w:val="-10"/>
+        </w:rPr>
+        <w:t xml:space="preserve"> </w:t>
+      </w:r>
+      <w:proofErr w:type="spellStart"/>
+      <w:r>
+        <w:rPr>
+          <w:spacing w:val="-10"/>
+        </w:rPr>
+        <w:t>viên</w:t>
+      </w:r>
+      <w:proofErr w:type="spellEnd"/>
+      <w:r>
+        <w:rPr>
+          <w:spacing w:val="-10"/>
+        </w:rPr>
+        <w:t xml:space="preserve"> </w:t>
+      </w:r>
+      <w:proofErr w:type="spellStart"/>
+      <w:r>
+        <w:rPr>
+          <w:spacing w:val="-10"/>
+        </w:rPr>
+        <w:t>hợp</w:t>
+      </w:r>
+      <w:proofErr w:type="spellEnd"/>
+      <w:r>
+        <w:rPr>
+          <w:spacing w:val="-10"/>
+        </w:rPr>
+        <w:t xml:space="preserve"> </w:t>
+      </w:r>
+      <w:proofErr w:type="spellStart"/>
+      <w:r>
+        <w:rPr>
+          <w:spacing w:val="-10"/>
+        </w:rPr>
+        <w:t>danh</w:t>
+      </w:r>
+      <w:proofErr w:type="spellEnd"/>
+      <w:r>
+        <w:rPr>
+          <w:spacing w:val="-10"/>
+        </w:rPr>
+        <w:t xml:space="preserve"> </w:t>
+      </w:r>
+      <w:proofErr w:type="spellStart"/>
+      <w:r>
+        <w:rPr>
+          <w:spacing w:val="-10"/>
+        </w:rPr>
+        <w:t>công</w:t>
+      </w:r>
+      <w:proofErr w:type="spellEnd"/>
+      <w:r>
+        <w:rPr>
+          <w:spacing w:val="-10"/>
+        </w:rPr>
+        <w:t xml:space="preserve"> ty </w:t>
+      </w:r>
+      <w:proofErr w:type="spellStart"/>
+      <w:r>
+        <w:rPr>
+          <w:spacing w:val="-10"/>
+        </w:rPr>
+        <w:t>hợp</w:t>
+      </w:r>
+      <w:proofErr w:type="spellEnd"/>
+      <w:r>
+        <w:rPr>
+          <w:spacing w:val="-10"/>
+        </w:rPr>
+        <w:t xml:space="preserve"> </w:t>
+      </w:r>
+      <w:proofErr w:type="spellStart"/>
+      <w:r>
+        <w:rPr>
+          <w:spacing w:val="-10"/>
+        </w:rPr>
+        <w:t>danh</w:t>
+      </w:r>
+      <w:proofErr w:type="spellEnd"/>
+      <w:r>
+        <w:rPr>
+          <w:spacing w:val="-10"/>
+        </w:rPr>
+        <w:t>.</w:t>
       </w:r>
     </w:p>
   </w:footnote>
@@ -1875,7 +3462,497 @@
         <w:rPr>
           <w:spacing w:val="-10"/>
         </w:rPr>
-        <w:t xml:space="preserve"> Tỷ lệ sở hữu cổ phần có quyền biểu quyết = Số cổ phần có quyền biểu quyết của chủ sở hữu hưởng lợi/tổng số cổ phần có quyền biểu quyết của công ty cổ phần.</w:t>
+        <w:t xml:space="preserve"> </w:t>
+      </w:r>
+      <w:proofErr w:type="spellStart"/>
+      <w:r>
+        <w:rPr>
+          <w:spacing w:val="-10"/>
+        </w:rPr>
+        <w:t>Tỷ</w:t>
+      </w:r>
+      <w:proofErr w:type="spellEnd"/>
+      <w:r>
+        <w:rPr>
+          <w:spacing w:val="-10"/>
+        </w:rPr>
+        <w:t xml:space="preserve"> </w:t>
+      </w:r>
+      <w:proofErr w:type="spellStart"/>
+      <w:r>
+        <w:rPr>
+          <w:spacing w:val="-10"/>
+        </w:rPr>
+        <w:t>lệ</w:t>
+      </w:r>
+      <w:proofErr w:type="spellEnd"/>
+      <w:r>
+        <w:rPr>
+          <w:spacing w:val="-10"/>
+        </w:rPr>
+        <w:t xml:space="preserve"> </w:t>
+      </w:r>
+      <w:proofErr w:type="spellStart"/>
+      <w:r>
+        <w:rPr>
+          <w:spacing w:val="-10"/>
+        </w:rPr>
+        <w:t>sở</w:t>
+      </w:r>
+      <w:proofErr w:type="spellEnd"/>
+      <w:r>
+        <w:rPr>
+          <w:spacing w:val="-10"/>
+        </w:rPr>
+        <w:t xml:space="preserve"> </w:t>
+      </w:r>
+      <w:proofErr w:type="spellStart"/>
+      <w:r>
+        <w:rPr>
+          <w:spacing w:val="-10"/>
+        </w:rPr>
+        <w:t>hữu</w:t>
+      </w:r>
+      <w:proofErr w:type="spellEnd"/>
+      <w:r>
+        <w:rPr>
+          <w:spacing w:val="-10"/>
+        </w:rPr>
+        <w:t xml:space="preserve"> </w:t>
+      </w:r>
+      <w:proofErr w:type="spellStart"/>
+      <w:r>
+        <w:rPr>
+          <w:spacing w:val="-10"/>
+        </w:rPr>
+        <w:t>cổ</w:t>
+      </w:r>
+      <w:proofErr w:type="spellEnd"/>
+      <w:r>
+        <w:rPr>
+          <w:spacing w:val="-10"/>
+        </w:rPr>
+        <w:t xml:space="preserve"> </w:t>
+      </w:r>
+      <w:proofErr w:type="spellStart"/>
+      <w:r>
+        <w:rPr>
+          <w:spacing w:val="-10"/>
+        </w:rPr>
+        <w:t>phần</w:t>
+      </w:r>
+      <w:proofErr w:type="spellEnd"/>
+      <w:r>
+        <w:rPr>
+          <w:spacing w:val="-10"/>
+        </w:rPr>
+        <w:t xml:space="preserve"> </w:t>
+      </w:r>
+      <w:proofErr w:type="spellStart"/>
+      <w:r>
+        <w:rPr>
+          <w:spacing w:val="-10"/>
+        </w:rPr>
+        <w:t>có</w:t>
+      </w:r>
+      <w:proofErr w:type="spellEnd"/>
+      <w:r>
+        <w:rPr>
+          <w:spacing w:val="-10"/>
+        </w:rPr>
+        <w:t xml:space="preserve"> </w:t>
+      </w:r>
+      <w:proofErr w:type="spellStart"/>
+      <w:r>
+        <w:rPr>
+          <w:spacing w:val="-10"/>
+        </w:rPr>
+        <w:t>quyền</w:t>
+      </w:r>
+      <w:proofErr w:type="spellEnd"/>
+      <w:r>
+        <w:rPr>
+          <w:spacing w:val="-10"/>
+        </w:rPr>
+        <w:t xml:space="preserve"> </w:t>
+      </w:r>
+      <w:proofErr w:type="spellStart"/>
+      <w:r>
+        <w:rPr>
+          <w:spacing w:val="-10"/>
+        </w:rPr>
+        <w:t>biểu</w:t>
+      </w:r>
+      <w:proofErr w:type="spellEnd"/>
+      <w:r>
+        <w:rPr>
+          <w:spacing w:val="-10"/>
+        </w:rPr>
+        <w:t xml:space="preserve"> </w:t>
+      </w:r>
+      <w:proofErr w:type="spellStart"/>
+      <w:r>
+        <w:rPr>
+          <w:spacing w:val="-10"/>
+        </w:rPr>
+        <w:t>quyết</w:t>
+      </w:r>
+      <w:proofErr w:type="spellEnd"/>
+      <w:r>
+        <w:rPr>
+          <w:spacing w:val="-10"/>
+        </w:rPr>
+        <w:t xml:space="preserve"> = </w:t>
+      </w:r>
+      <w:proofErr w:type="spellStart"/>
+      <w:r>
+        <w:rPr>
+          <w:spacing w:val="-10"/>
+        </w:rPr>
+        <w:t>Số</w:t>
+      </w:r>
+      <w:proofErr w:type="spellEnd"/>
+      <w:r>
+        <w:rPr>
+          <w:spacing w:val="-10"/>
+        </w:rPr>
+        <w:t xml:space="preserve"> </w:t>
+      </w:r>
+      <w:proofErr w:type="spellStart"/>
+      <w:r>
+        <w:rPr>
+          <w:spacing w:val="-10"/>
+        </w:rPr>
+        <w:t>cổ</w:t>
+      </w:r>
+      <w:proofErr w:type="spellEnd"/>
+      <w:r>
+        <w:rPr>
+          <w:spacing w:val="-10"/>
+        </w:rPr>
+        <w:t xml:space="preserve"> </w:t>
+      </w:r>
+      <w:proofErr w:type="spellStart"/>
+      <w:r>
+        <w:rPr>
+          <w:spacing w:val="-10"/>
+        </w:rPr>
+        <w:t>phần</w:t>
+      </w:r>
+      <w:proofErr w:type="spellEnd"/>
+      <w:r>
+        <w:rPr>
+          <w:spacing w:val="-10"/>
+        </w:rPr>
+        <w:t xml:space="preserve"> </w:t>
+      </w:r>
+      <w:proofErr w:type="spellStart"/>
+      <w:r>
+        <w:rPr>
+          <w:spacing w:val="-10"/>
+        </w:rPr>
+        <w:t>có</w:t>
+      </w:r>
+      <w:proofErr w:type="spellEnd"/>
+      <w:r>
+        <w:rPr>
+          <w:spacing w:val="-10"/>
+        </w:rPr>
+        <w:t xml:space="preserve"> </w:t>
+      </w:r>
+      <w:proofErr w:type="spellStart"/>
+      <w:r>
+        <w:rPr>
+          <w:spacing w:val="-10"/>
+        </w:rPr>
+        <w:t>quyền</w:t>
+      </w:r>
+      <w:proofErr w:type="spellEnd"/>
+      <w:r>
+        <w:rPr>
+          <w:spacing w:val="-10"/>
+        </w:rPr>
+        <w:t xml:space="preserve"> </w:t>
+      </w:r>
+      <w:proofErr w:type="spellStart"/>
+      <w:r>
+        <w:rPr>
+          <w:spacing w:val="-10"/>
+        </w:rPr>
+        <w:t>biểu</w:t>
+      </w:r>
+      <w:proofErr w:type="spellEnd"/>
+      <w:r>
+        <w:rPr>
+          <w:spacing w:val="-10"/>
+        </w:rPr>
+        <w:t xml:space="preserve"> </w:t>
+      </w:r>
+      <w:proofErr w:type="spellStart"/>
+      <w:r>
+        <w:rPr>
+          <w:spacing w:val="-10"/>
+        </w:rPr>
+        <w:t>quyết</w:t>
+      </w:r>
+      <w:proofErr w:type="spellEnd"/>
+      <w:r>
+        <w:rPr>
+          <w:spacing w:val="-10"/>
+        </w:rPr>
+        <w:t xml:space="preserve"> </w:t>
+      </w:r>
+      <w:proofErr w:type="spellStart"/>
+      <w:r>
+        <w:rPr>
+          <w:spacing w:val="-10"/>
+        </w:rPr>
+        <w:t>của</w:t>
+      </w:r>
+      <w:proofErr w:type="spellEnd"/>
+      <w:r>
+        <w:rPr>
+          <w:spacing w:val="-10"/>
+        </w:rPr>
+        <w:t xml:space="preserve"> </w:t>
+      </w:r>
+      <w:proofErr w:type="spellStart"/>
+      <w:r>
+        <w:rPr>
+          <w:spacing w:val="-10"/>
+        </w:rPr>
+        <w:t>chủ</w:t>
+      </w:r>
+      <w:proofErr w:type="spellEnd"/>
+      <w:r>
+        <w:rPr>
+          <w:spacing w:val="-10"/>
+        </w:rPr>
+        <w:t xml:space="preserve"> </w:t>
+      </w:r>
+      <w:proofErr w:type="spellStart"/>
+      <w:r>
+        <w:rPr>
+          <w:spacing w:val="-10"/>
+        </w:rPr>
+        <w:t>sở</w:t>
+      </w:r>
+      <w:proofErr w:type="spellEnd"/>
+      <w:r>
+        <w:rPr>
+          <w:spacing w:val="-10"/>
+        </w:rPr>
+        <w:t xml:space="preserve"> </w:t>
+      </w:r>
+      <w:proofErr w:type="spellStart"/>
+      <w:r>
+        <w:rPr>
+          <w:spacing w:val="-10"/>
+        </w:rPr>
+        <w:t>hữu</w:t>
+      </w:r>
+      <w:proofErr w:type="spellEnd"/>
+      <w:r>
+        <w:rPr>
+          <w:spacing w:val="-10"/>
+        </w:rPr>
+        <w:t xml:space="preserve"> </w:t>
+      </w:r>
+      <w:proofErr w:type="spellStart"/>
+      <w:r>
+        <w:rPr>
+          <w:spacing w:val="-10"/>
+        </w:rPr>
+        <w:t>hưởng</w:t>
+      </w:r>
+      <w:proofErr w:type="spellEnd"/>
+      <w:r>
+        <w:rPr>
+          <w:spacing w:val="-10"/>
+        </w:rPr>
+        <w:t xml:space="preserve"> </w:t>
+      </w:r>
+      <w:proofErr w:type="spellStart"/>
+      <w:r>
+        <w:rPr>
+          <w:spacing w:val="-10"/>
+        </w:rPr>
+        <w:t>lợi</w:t>
+      </w:r>
+      <w:proofErr w:type="spellEnd"/>
+      <w:r>
+        <w:rPr>
+          <w:spacing w:val="-10"/>
+        </w:rPr>
+        <w:t>/</w:t>
+      </w:r>
+      <w:proofErr w:type="spellStart"/>
+      <w:r>
+        <w:rPr>
+          <w:spacing w:val="-10"/>
+        </w:rPr>
+        <w:t>tổng</w:t>
+      </w:r>
+      <w:proofErr w:type="spellEnd"/>
+      <w:r>
+        <w:rPr>
+          <w:spacing w:val="-10"/>
+        </w:rPr>
+        <w:t xml:space="preserve"> </w:t>
+      </w:r>
+      <w:proofErr w:type="spellStart"/>
+      <w:r>
+        <w:rPr>
+          <w:spacing w:val="-10"/>
+        </w:rPr>
+        <w:t>số</w:t>
+      </w:r>
+      <w:proofErr w:type="spellEnd"/>
+      <w:r>
+        <w:rPr>
+          <w:spacing w:val="-10"/>
+        </w:rPr>
+        <w:t xml:space="preserve"> </w:t>
+      </w:r>
+      <w:proofErr w:type="spellStart"/>
+      <w:r>
+        <w:rPr>
+          <w:spacing w:val="-10"/>
+        </w:rPr>
+        <w:t>cổ</w:t>
+      </w:r>
+      <w:proofErr w:type="spellEnd"/>
+      <w:r>
+        <w:rPr>
+          <w:spacing w:val="-10"/>
+        </w:rPr>
+        <w:t xml:space="preserve"> </w:t>
+      </w:r>
+      <w:proofErr w:type="spellStart"/>
+      <w:r>
+        <w:rPr>
+          <w:spacing w:val="-10"/>
+        </w:rPr>
+        <w:t>phần</w:t>
+      </w:r>
+      <w:proofErr w:type="spellEnd"/>
+      <w:r>
+        <w:rPr>
+          <w:spacing w:val="-10"/>
+        </w:rPr>
+        <w:t xml:space="preserve"> </w:t>
+      </w:r>
+      <w:proofErr w:type="spellStart"/>
+      <w:r>
+        <w:rPr>
+          <w:spacing w:val="-10"/>
+        </w:rPr>
+        <w:t>có</w:t>
+      </w:r>
+      <w:proofErr w:type="spellEnd"/>
+      <w:r>
+        <w:rPr>
+          <w:spacing w:val="-10"/>
+        </w:rPr>
+        <w:t xml:space="preserve"> </w:t>
+      </w:r>
+      <w:proofErr w:type="spellStart"/>
+      <w:r>
+        <w:rPr>
+          <w:spacing w:val="-10"/>
+        </w:rPr>
+        <w:t>quyền</w:t>
+      </w:r>
+      <w:proofErr w:type="spellEnd"/>
+      <w:r>
+        <w:rPr>
+          <w:spacing w:val="-10"/>
+        </w:rPr>
+        <w:t xml:space="preserve"> </w:t>
+      </w:r>
+      <w:proofErr w:type="spellStart"/>
+      <w:r>
+        <w:rPr>
+          <w:spacing w:val="-10"/>
+        </w:rPr>
+        <w:t>biểu</w:t>
+      </w:r>
+      <w:proofErr w:type="spellEnd"/>
+      <w:r>
+        <w:rPr>
+          <w:spacing w:val="-10"/>
+        </w:rPr>
+        <w:t xml:space="preserve"> </w:t>
+      </w:r>
+      <w:proofErr w:type="spellStart"/>
+      <w:r>
+        <w:rPr>
+          <w:spacing w:val="-10"/>
+        </w:rPr>
+        <w:t>quyết</w:t>
+      </w:r>
+      <w:proofErr w:type="spellEnd"/>
+      <w:r>
+        <w:rPr>
+          <w:spacing w:val="-10"/>
+        </w:rPr>
+        <w:t xml:space="preserve"> </w:t>
+      </w:r>
+      <w:proofErr w:type="spellStart"/>
+      <w:r>
+        <w:rPr>
+          <w:spacing w:val="-10"/>
+        </w:rPr>
+        <w:t>của</w:t>
+      </w:r>
+      <w:proofErr w:type="spellEnd"/>
+      <w:r>
+        <w:rPr>
+          <w:spacing w:val="-10"/>
+        </w:rPr>
+        <w:t xml:space="preserve"> </w:t>
+      </w:r>
+      <w:proofErr w:type="spellStart"/>
+      <w:r>
+        <w:rPr>
+          <w:spacing w:val="-10"/>
+        </w:rPr>
+        <w:t>công</w:t>
+      </w:r>
+      <w:proofErr w:type="spellEnd"/>
+      <w:r>
+        <w:rPr>
+          <w:spacing w:val="-10"/>
+        </w:rPr>
+        <w:t xml:space="preserve"> ty </w:t>
+      </w:r>
+      <w:proofErr w:type="spellStart"/>
+      <w:r>
+        <w:rPr>
+          <w:spacing w:val="-10"/>
+        </w:rPr>
+        <w:t>cổ</w:t>
+      </w:r>
+      <w:proofErr w:type="spellEnd"/>
+      <w:r>
+        <w:rPr>
+          <w:spacing w:val="-10"/>
+        </w:rPr>
+        <w:t xml:space="preserve"> </w:t>
+      </w:r>
+      <w:proofErr w:type="spellStart"/>
+      <w:r>
+        <w:rPr>
+          <w:spacing w:val="-10"/>
+        </w:rPr>
+        <w:t>phần</w:t>
+      </w:r>
+      <w:proofErr w:type="spellEnd"/>
+      <w:r>
+        <w:rPr>
+          <w:spacing w:val="-10"/>
+        </w:rPr>
+        <w:t>.</w:t>
       </w:r>
     </w:p>
   </w:footnote>
@@ -1901,7 +3978,1655 @@
           <w:rFonts w:ascii="Times New Roman" w:hAnsi="Times New Roman" w:cs="Times New Roman"/>
           <w:spacing w:val="-10"/>
         </w:rPr>
-        <w:t xml:space="preserve"> Nếu doanh nghiệp xác định được chủ sở hữu hưởng lợi của doanh nghiệp theo quy định tại điểm b khoản 1 Điều 17 Nghị định số 168/2025/NĐ-CP thông qua quyền chi phối, doanh nghiệp ghi rõ một trong các quyền chi phối sau: bổ nhiệm, miễn nhiệm hoặc bãi nhiệm đa số hoặc tất cả thành viên hội đồng quản trị, chủ tịch hội đồng quản trị, chủ tịch hội đồng thành viên; người đại diện theo pháp luật, giám đốc hoặc tổng giám đốc của doanh nghiệp; sửa đổi, bổ sung điều lệ của doanh nghiệp; thay đổi cơ cấu tổ chức quản lý công ty; tổ chức lại, giải thể công ty.</w:t>
+        <w:t xml:space="preserve"> </w:t>
+      </w:r>
+      <w:proofErr w:type="spellStart"/>
+      <w:r>
+        <w:rPr>
+          <w:rFonts w:ascii="Times New Roman" w:hAnsi="Times New Roman" w:cs="Times New Roman"/>
+          <w:spacing w:val="-10"/>
+        </w:rPr>
+        <w:t>Nếu</w:t>
+      </w:r>
+      <w:proofErr w:type="spellEnd"/>
+      <w:r>
+        <w:rPr>
+          <w:rFonts w:ascii="Times New Roman" w:hAnsi="Times New Roman" w:cs="Times New Roman"/>
+          <w:spacing w:val="-10"/>
+        </w:rPr>
+        <w:t xml:space="preserve"> </w:t>
+      </w:r>
+      <w:proofErr w:type="spellStart"/>
+      <w:r>
+        <w:rPr>
+          <w:rFonts w:ascii="Times New Roman" w:hAnsi="Times New Roman" w:cs="Times New Roman"/>
+          <w:spacing w:val="-10"/>
+        </w:rPr>
+        <w:t>doanh</w:t>
+      </w:r>
+      <w:proofErr w:type="spellEnd"/>
+      <w:r>
+        <w:rPr>
+          <w:rFonts w:ascii="Times New Roman" w:hAnsi="Times New Roman" w:cs="Times New Roman"/>
+          <w:spacing w:val="-10"/>
+        </w:rPr>
+        <w:t xml:space="preserve"> </w:t>
+      </w:r>
+      <w:proofErr w:type="spellStart"/>
+      <w:r>
+        <w:rPr>
+          <w:rFonts w:ascii="Times New Roman" w:hAnsi="Times New Roman" w:cs="Times New Roman"/>
+          <w:spacing w:val="-10"/>
+        </w:rPr>
+        <w:t>nghiệp</w:t>
+      </w:r>
+      <w:proofErr w:type="spellEnd"/>
+      <w:r>
+        <w:rPr>
+          <w:rFonts w:ascii="Times New Roman" w:hAnsi="Times New Roman" w:cs="Times New Roman"/>
+          <w:spacing w:val="-10"/>
+        </w:rPr>
+        <w:t xml:space="preserve"> </w:t>
+      </w:r>
+      <w:proofErr w:type="spellStart"/>
+      <w:r>
+        <w:rPr>
+          <w:rFonts w:ascii="Times New Roman" w:hAnsi="Times New Roman" w:cs="Times New Roman"/>
+          <w:spacing w:val="-10"/>
+        </w:rPr>
+        <w:t>xác</w:t>
+      </w:r>
+      <w:proofErr w:type="spellEnd"/>
+      <w:r>
+        <w:rPr>
+          <w:rFonts w:ascii="Times New Roman" w:hAnsi="Times New Roman" w:cs="Times New Roman"/>
+          <w:spacing w:val="-10"/>
+        </w:rPr>
+        <w:t xml:space="preserve"> </w:t>
+      </w:r>
+      <w:proofErr w:type="spellStart"/>
+      <w:r>
+        <w:rPr>
+          <w:rFonts w:ascii="Times New Roman" w:hAnsi="Times New Roman" w:cs="Times New Roman"/>
+          <w:spacing w:val="-10"/>
+        </w:rPr>
+        <w:t>định</w:t>
+      </w:r>
+      <w:proofErr w:type="spellEnd"/>
+      <w:r>
+        <w:rPr>
+          <w:rFonts w:ascii="Times New Roman" w:hAnsi="Times New Roman" w:cs="Times New Roman"/>
+          <w:spacing w:val="-10"/>
+        </w:rPr>
+        <w:t xml:space="preserve"> </w:t>
+      </w:r>
+      <w:proofErr w:type="spellStart"/>
+      <w:r>
+        <w:rPr>
+          <w:rFonts w:ascii="Times New Roman" w:hAnsi="Times New Roman" w:cs="Times New Roman"/>
+          <w:spacing w:val="-10"/>
+        </w:rPr>
+        <w:t>được</w:t>
+      </w:r>
+      <w:proofErr w:type="spellEnd"/>
+      <w:r>
+        <w:rPr>
+          <w:rFonts w:ascii="Times New Roman" w:hAnsi="Times New Roman" w:cs="Times New Roman"/>
+          <w:spacing w:val="-10"/>
+        </w:rPr>
+        <w:t xml:space="preserve"> </w:t>
+      </w:r>
+      <w:proofErr w:type="spellStart"/>
+      <w:r>
+        <w:rPr>
+          <w:rFonts w:ascii="Times New Roman" w:hAnsi="Times New Roman" w:cs="Times New Roman"/>
+          <w:spacing w:val="-10"/>
+        </w:rPr>
+        <w:t>chủ</w:t>
+      </w:r>
+      <w:proofErr w:type="spellEnd"/>
+      <w:r>
+        <w:rPr>
+          <w:rFonts w:ascii="Times New Roman" w:hAnsi="Times New Roman" w:cs="Times New Roman"/>
+          <w:spacing w:val="-10"/>
+        </w:rPr>
+        <w:t xml:space="preserve"> </w:t>
+      </w:r>
+      <w:proofErr w:type="spellStart"/>
+      <w:r>
+        <w:rPr>
+          <w:rFonts w:ascii="Times New Roman" w:hAnsi="Times New Roman" w:cs="Times New Roman"/>
+          <w:spacing w:val="-10"/>
+        </w:rPr>
+        <w:t>sở</w:t>
+      </w:r>
+      <w:proofErr w:type="spellEnd"/>
+      <w:r>
+        <w:rPr>
+          <w:rFonts w:ascii="Times New Roman" w:hAnsi="Times New Roman" w:cs="Times New Roman"/>
+          <w:spacing w:val="-10"/>
+        </w:rPr>
+        <w:t xml:space="preserve"> </w:t>
+      </w:r>
+      <w:proofErr w:type="spellStart"/>
+      <w:r>
+        <w:rPr>
+          <w:rFonts w:ascii="Times New Roman" w:hAnsi="Times New Roman" w:cs="Times New Roman"/>
+          <w:spacing w:val="-10"/>
+        </w:rPr>
+        <w:t>hữu</w:t>
+      </w:r>
+      <w:proofErr w:type="spellEnd"/>
+      <w:r>
+        <w:rPr>
+          <w:rFonts w:ascii="Times New Roman" w:hAnsi="Times New Roman" w:cs="Times New Roman"/>
+          <w:spacing w:val="-10"/>
+        </w:rPr>
+        <w:t xml:space="preserve"> </w:t>
+      </w:r>
+      <w:proofErr w:type="spellStart"/>
+      <w:r>
+        <w:rPr>
+          <w:rFonts w:ascii="Times New Roman" w:hAnsi="Times New Roman" w:cs="Times New Roman"/>
+          <w:spacing w:val="-10"/>
+        </w:rPr>
+        <w:t>hưởng</w:t>
+      </w:r>
+      <w:proofErr w:type="spellEnd"/>
+      <w:r>
+        <w:rPr>
+          <w:rFonts w:ascii="Times New Roman" w:hAnsi="Times New Roman" w:cs="Times New Roman"/>
+          <w:spacing w:val="-10"/>
+        </w:rPr>
+        <w:t xml:space="preserve"> </w:t>
+      </w:r>
+      <w:proofErr w:type="spellStart"/>
+      <w:r>
+        <w:rPr>
+          <w:rFonts w:ascii="Times New Roman" w:hAnsi="Times New Roman" w:cs="Times New Roman"/>
+          <w:spacing w:val="-10"/>
+        </w:rPr>
+        <w:t>lợi</w:t>
+      </w:r>
+      <w:proofErr w:type="spellEnd"/>
+      <w:r>
+        <w:rPr>
+          <w:rFonts w:ascii="Times New Roman" w:hAnsi="Times New Roman" w:cs="Times New Roman"/>
+          <w:spacing w:val="-10"/>
+        </w:rPr>
+        <w:t xml:space="preserve"> </w:t>
+      </w:r>
+      <w:proofErr w:type="spellStart"/>
+      <w:r>
+        <w:rPr>
+          <w:rFonts w:ascii="Times New Roman" w:hAnsi="Times New Roman" w:cs="Times New Roman"/>
+          <w:spacing w:val="-10"/>
+        </w:rPr>
+        <w:t>của</w:t>
+      </w:r>
+      <w:proofErr w:type="spellEnd"/>
+      <w:r>
+        <w:rPr>
+          <w:rFonts w:ascii="Times New Roman" w:hAnsi="Times New Roman" w:cs="Times New Roman"/>
+          <w:spacing w:val="-10"/>
+        </w:rPr>
+        <w:t xml:space="preserve"> </w:t>
+      </w:r>
+      <w:proofErr w:type="spellStart"/>
+      <w:r>
+        <w:rPr>
+          <w:rFonts w:ascii="Times New Roman" w:hAnsi="Times New Roman" w:cs="Times New Roman"/>
+          <w:spacing w:val="-10"/>
+        </w:rPr>
+        <w:t>doanh</w:t>
+      </w:r>
+      <w:proofErr w:type="spellEnd"/>
+      <w:r>
+        <w:rPr>
+          <w:rFonts w:ascii="Times New Roman" w:hAnsi="Times New Roman" w:cs="Times New Roman"/>
+          <w:spacing w:val="-10"/>
+        </w:rPr>
+        <w:t xml:space="preserve"> </w:t>
+      </w:r>
+      <w:proofErr w:type="spellStart"/>
+      <w:r>
+        <w:rPr>
+          <w:rFonts w:ascii="Times New Roman" w:hAnsi="Times New Roman" w:cs="Times New Roman"/>
+          <w:spacing w:val="-10"/>
+        </w:rPr>
+        <w:t>nghiệp</w:t>
+      </w:r>
+      <w:proofErr w:type="spellEnd"/>
+      <w:r>
+        <w:rPr>
+          <w:rFonts w:ascii="Times New Roman" w:hAnsi="Times New Roman" w:cs="Times New Roman"/>
+          <w:spacing w:val="-10"/>
+        </w:rPr>
+        <w:t xml:space="preserve"> </w:t>
+      </w:r>
+      <w:proofErr w:type="spellStart"/>
+      <w:r>
+        <w:rPr>
+          <w:rFonts w:ascii="Times New Roman" w:hAnsi="Times New Roman" w:cs="Times New Roman"/>
+          <w:spacing w:val="-10"/>
+        </w:rPr>
+        <w:t>theo</w:t>
+      </w:r>
+      <w:proofErr w:type="spellEnd"/>
+      <w:r>
+        <w:rPr>
+          <w:rFonts w:ascii="Times New Roman" w:hAnsi="Times New Roman" w:cs="Times New Roman"/>
+          <w:spacing w:val="-10"/>
+        </w:rPr>
+        <w:t xml:space="preserve"> </w:t>
+      </w:r>
+      <w:proofErr w:type="spellStart"/>
+      <w:r>
+        <w:rPr>
+          <w:rFonts w:ascii="Times New Roman" w:hAnsi="Times New Roman" w:cs="Times New Roman"/>
+          <w:spacing w:val="-10"/>
+        </w:rPr>
+        <w:t>quy</w:t>
+      </w:r>
+      <w:proofErr w:type="spellEnd"/>
+      <w:r>
+        <w:rPr>
+          <w:rFonts w:ascii="Times New Roman" w:hAnsi="Times New Roman" w:cs="Times New Roman"/>
+          <w:spacing w:val="-10"/>
+        </w:rPr>
+        <w:t xml:space="preserve"> </w:t>
+      </w:r>
+      <w:proofErr w:type="spellStart"/>
+      <w:r>
+        <w:rPr>
+          <w:rFonts w:ascii="Times New Roman" w:hAnsi="Times New Roman" w:cs="Times New Roman"/>
+          <w:spacing w:val="-10"/>
+        </w:rPr>
+        <w:t>định</w:t>
+      </w:r>
+      <w:proofErr w:type="spellEnd"/>
+      <w:r>
+        <w:rPr>
+          <w:rFonts w:ascii="Times New Roman" w:hAnsi="Times New Roman" w:cs="Times New Roman"/>
+          <w:spacing w:val="-10"/>
+        </w:rPr>
+        <w:t xml:space="preserve"> </w:t>
+      </w:r>
+      <w:proofErr w:type="spellStart"/>
+      <w:r>
+        <w:rPr>
+          <w:rFonts w:ascii="Times New Roman" w:hAnsi="Times New Roman" w:cs="Times New Roman"/>
+          <w:spacing w:val="-10"/>
+        </w:rPr>
+        <w:t>tại</w:t>
+      </w:r>
+      <w:proofErr w:type="spellEnd"/>
+      <w:r>
+        <w:rPr>
+          <w:rFonts w:ascii="Times New Roman" w:hAnsi="Times New Roman" w:cs="Times New Roman"/>
+          <w:spacing w:val="-10"/>
+        </w:rPr>
+        <w:t xml:space="preserve"> </w:t>
+      </w:r>
+      <w:proofErr w:type="spellStart"/>
+      <w:r>
+        <w:rPr>
+          <w:rFonts w:ascii="Times New Roman" w:hAnsi="Times New Roman" w:cs="Times New Roman"/>
+          <w:spacing w:val="-10"/>
+        </w:rPr>
+        <w:t>điểm</w:t>
+      </w:r>
+      <w:proofErr w:type="spellEnd"/>
+      <w:r>
+        <w:rPr>
+          <w:rFonts w:ascii="Times New Roman" w:hAnsi="Times New Roman" w:cs="Times New Roman"/>
+          <w:spacing w:val="-10"/>
+        </w:rPr>
+        <w:t xml:space="preserve"> b </w:t>
+      </w:r>
+      <w:proofErr w:type="spellStart"/>
+      <w:r>
+        <w:rPr>
+          <w:rFonts w:ascii="Times New Roman" w:hAnsi="Times New Roman" w:cs="Times New Roman"/>
+          <w:spacing w:val="-10"/>
+        </w:rPr>
+        <w:t>khoản</w:t>
+      </w:r>
+      <w:proofErr w:type="spellEnd"/>
+      <w:r>
+        <w:rPr>
+          <w:rFonts w:ascii="Times New Roman" w:hAnsi="Times New Roman" w:cs="Times New Roman"/>
+          <w:spacing w:val="-10"/>
+        </w:rPr>
+        <w:t xml:space="preserve"> 1 </w:t>
+      </w:r>
+      <w:proofErr w:type="spellStart"/>
+      <w:r>
+        <w:rPr>
+          <w:rFonts w:ascii="Times New Roman" w:hAnsi="Times New Roman" w:cs="Times New Roman"/>
+          <w:spacing w:val="-10"/>
+        </w:rPr>
+        <w:t>Điều</w:t>
+      </w:r>
+      <w:proofErr w:type="spellEnd"/>
+      <w:r>
+        <w:rPr>
+          <w:rFonts w:ascii="Times New Roman" w:hAnsi="Times New Roman" w:cs="Times New Roman"/>
+          <w:spacing w:val="-10"/>
+        </w:rPr>
+        <w:t xml:space="preserve"> 17 Nghị </w:t>
+      </w:r>
+      <w:proofErr w:type="spellStart"/>
+      <w:r>
+        <w:rPr>
+          <w:rFonts w:ascii="Times New Roman" w:hAnsi="Times New Roman" w:cs="Times New Roman"/>
+          <w:spacing w:val="-10"/>
+        </w:rPr>
+        <w:t>định</w:t>
+      </w:r>
+      <w:proofErr w:type="spellEnd"/>
+      <w:r>
+        <w:rPr>
+          <w:rFonts w:ascii="Times New Roman" w:hAnsi="Times New Roman" w:cs="Times New Roman"/>
+          <w:spacing w:val="-10"/>
+        </w:rPr>
+        <w:t xml:space="preserve"> </w:t>
+      </w:r>
+      <w:proofErr w:type="spellStart"/>
+      <w:r>
+        <w:rPr>
+          <w:rFonts w:ascii="Times New Roman" w:hAnsi="Times New Roman" w:cs="Times New Roman"/>
+          <w:spacing w:val="-10"/>
+        </w:rPr>
+        <w:t>số</w:t>
+      </w:r>
+      <w:proofErr w:type="spellEnd"/>
+      <w:r>
+        <w:rPr>
+          <w:rFonts w:ascii="Times New Roman" w:hAnsi="Times New Roman" w:cs="Times New Roman"/>
+          <w:spacing w:val="-10"/>
+        </w:rPr>
+        <w:t xml:space="preserve"> 168/2025/NĐ-CP </w:t>
+      </w:r>
+      <w:proofErr w:type="spellStart"/>
+      <w:r>
+        <w:rPr>
+          <w:rFonts w:ascii="Times New Roman" w:hAnsi="Times New Roman" w:cs="Times New Roman"/>
+          <w:spacing w:val="-10"/>
+        </w:rPr>
+        <w:t>thông</w:t>
+      </w:r>
+      <w:proofErr w:type="spellEnd"/>
+      <w:r>
+        <w:rPr>
+          <w:rFonts w:ascii="Times New Roman" w:hAnsi="Times New Roman" w:cs="Times New Roman"/>
+          <w:spacing w:val="-10"/>
+        </w:rPr>
+        <w:t xml:space="preserve"> qua </w:t>
+      </w:r>
+      <w:proofErr w:type="spellStart"/>
+      <w:r>
+        <w:rPr>
+          <w:rFonts w:ascii="Times New Roman" w:hAnsi="Times New Roman" w:cs="Times New Roman"/>
+          <w:spacing w:val="-10"/>
+        </w:rPr>
+        <w:t>quyền</w:t>
+      </w:r>
+      <w:proofErr w:type="spellEnd"/>
+      <w:r>
+        <w:rPr>
+          <w:rFonts w:ascii="Times New Roman" w:hAnsi="Times New Roman" w:cs="Times New Roman"/>
+          <w:spacing w:val="-10"/>
+        </w:rPr>
+        <w:t xml:space="preserve"> chi </w:t>
+      </w:r>
+      <w:proofErr w:type="spellStart"/>
+      <w:r>
+        <w:rPr>
+          <w:rFonts w:ascii="Times New Roman" w:hAnsi="Times New Roman" w:cs="Times New Roman"/>
+          <w:spacing w:val="-10"/>
+        </w:rPr>
+        <w:t>phối</w:t>
+      </w:r>
+      <w:proofErr w:type="spellEnd"/>
+      <w:r>
+        <w:rPr>
+          <w:rFonts w:ascii="Times New Roman" w:hAnsi="Times New Roman" w:cs="Times New Roman"/>
+          <w:spacing w:val="-10"/>
+        </w:rPr>
+        <w:t xml:space="preserve">, </w:t>
+      </w:r>
+      <w:proofErr w:type="spellStart"/>
+      <w:r>
+        <w:rPr>
+          <w:rFonts w:ascii="Times New Roman" w:hAnsi="Times New Roman" w:cs="Times New Roman"/>
+          <w:spacing w:val="-10"/>
+        </w:rPr>
+        <w:t>doanh</w:t>
+      </w:r>
+      <w:proofErr w:type="spellEnd"/>
+      <w:r>
+        <w:rPr>
+          <w:rFonts w:ascii="Times New Roman" w:hAnsi="Times New Roman" w:cs="Times New Roman"/>
+          <w:spacing w:val="-10"/>
+        </w:rPr>
+        <w:t xml:space="preserve"> </w:t>
+      </w:r>
+      <w:proofErr w:type="spellStart"/>
+      <w:r>
+        <w:rPr>
+          <w:rFonts w:ascii="Times New Roman" w:hAnsi="Times New Roman" w:cs="Times New Roman"/>
+          <w:spacing w:val="-10"/>
+        </w:rPr>
+        <w:t>nghiệp</w:t>
+      </w:r>
+      <w:proofErr w:type="spellEnd"/>
+      <w:r>
+        <w:rPr>
+          <w:rFonts w:ascii="Times New Roman" w:hAnsi="Times New Roman" w:cs="Times New Roman"/>
+          <w:spacing w:val="-10"/>
+        </w:rPr>
+        <w:t xml:space="preserve"> </w:t>
+      </w:r>
+      <w:proofErr w:type="spellStart"/>
+      <w:r>
+        <w:rPr>
+          <w:rFonts w:ascii="Times New Roman" w:hAnsi="Times New Roman" w:cs="Times New Roman"/>
+          <w:spacing w:val="-10"/>
+        </w:rPr>
+        <w:t>ghi</w:t>
+      </w:r>
+      <w:proofErr w:type="spellEnd"/>
+      <w:r>
+        <w:rPr>
+          <w:rFonts w:ascii="Times New Roman" w:hAnsi="Times New Roman" w:cs="Times New Roman"/>
+          <w:spacing w:val="-10"/>
+        </w:rPr>
+        <w:t xml:space="preserve"> </w:t>
+      </w:r>
+      <w:proofErr w:type="spellStart"/>
+      <w:r>
+        <w:rPr>
+          <w:rFonts w:ascii="Times New Roman" w:hAnsi="Times New Roman" w:cs="Times New Roman"/>
+          <w:spacing w:val="-10"/>
+        </w:rPr>
+        <w:t>ro</w:t>
+      </w:r>
+      <w:proofErr w:type="spellEnd"/>
+      <w:r>
+        <w:rPr>
+          <w:rFonts w:ascii="Times New Roman" w:hAnsi="Times New Roman" w:cs="Times New Roman"/>
+          <w:spacing w:val="-10"/>
+        </w:rPr>
+        <w:t xml:space="preserve">̃ </w:t>
+      </w:r>
+      <w:proofErr w:type="spellStart"/>
+      <w:r>
+        <w:rPr>
+          <w:rFonts w:ascii="Times New Roman" w:hAnsi="Times New Roman" w:cs="Times New Roman"/>
+          <w:spacing w:val="-10"/>
+        </w:rPr>
+        <w:t>một</w:t>
+      </w:r>
+      <w:proofErr w:type="spellEnd"/>
+      <w:r>
+        <w:rPr>
+          <w:rFonts w:ascii="Times New Roman" w:hAnsi="Times New Roman" w:cs="Times New Roman"/>
+          <w:spacing w:val="-10"/>
+        </w:rPr>
+        <w:t xml:space="preserve"> </w:t>
+      </w:r>
+      <w:proofErr w:type="spellStart"/>
+      <w:r>
+        <w:rPr>
+          <w:rFonts w:ascii="Times New Roman" w:hAnsi="Times New Roman" w:cs="Times New Roman"/>
+          <w:spacing w:val="-10"/>
+        </w:rPr>
+        <w:t>trong</w:t>
+      </w:r>
+      <w:proofErr w:type="spellEnd"/>
+      <w:r>
+        <w:rPr>
+          <w:rFonts w:ascii="Times New Roman" w:hAnsi="Times New Roman" w:cs="Times New Roman"/>
+          <w:spacing w:val="-10"/>
+        </w:rPr>
+        <w:t xml:space="preserve"> </w:t>
+      </w:r>
+      <w:proofErr w:type="spellStart"/>
+      <w:r>
+        <w:rPr>
+          <w:rFonts w:ascii="Times New Roman" w:hAnsi="Times New Roman" w:cs="Times New Roman"/>
+          <w:spacing w:val="-10"/>
+        </w:rPr>
+        <w:t>các</w:t>
+      </w:r>
+      <w:proofErr w:type="spellEnd"/>
+      <w:r>
+        <w:rPr>
+          <w:rFonts w:ascii="Times New Roman" w:hAnsi="Times New Roman" w:cs="Times New Roman"/>
+          <w:spacing w:val="-10"/>
+        </w:rPr>
+        <w:t xml:space="preserve"> </w:t>
+      </w:r>
+      <w:proofErr w:type="spellStart"/>
+      <w:r>
+        <w:rPr>
+          <w:rFonts w:ascii="Times New Roman" w:hAnsi="Times New Roman" w:cs="Times New Roman"/>
+          <w:spacing w:val="-10"/>
+        </w:rPr>
+        <w:t>quyền</w:t>
+      </w:r>
+      <w:proofErr w:type="spellEnd"/>
+      <w:r>
+        <w:rPr>
+          <w:rFonts w:ascii="Times New Roman" w:hAnsi="Times New Roman" w:cs="Times New Roman"/>
+          <w:spacing w:val="-10"/>
+        </w:rPr>
+        <w:t xml:space="preserve"> chi </w:t>
+      </w:r>
+      <w:proofErr w:type="spellStart"/>
+      <w:r>
+        <w:rPr>
+          <w:rFonts w:ascii="Times New Roman" w:hAnsi="Times New Roman" w:cs="Times New Roman"/>
+          <w:spacing w:val="-10"/>
+        </w:rPr>
+        <w:t>phối</w:t>
+      </w:r>
+      <w:proofErr w:type="spellEnd"/>
+      <w:r>
+        <w:rPr>
+          <w:rFonts w:ascii="Times New Roman" w:hAnsi="Times New Roman" w:cs="Times New Roman"/>
+          <w:spacing w:val="-10"/>
+        </w:rPr>
+        <w:t xml:space="preserve"> </w:t>
+      </w:r>
+      <w:proofErr w:type="spellStart"/>
+      <w:r>
+        <w:rPr>
+          <w:rFonts w:ascii="Times New Roman" w:hAnsi="Times New Roman" w:cs="Times New Roman"/>
+          <w:spacing w:val="-10"/>
+        </w:rPr>
+        <w:t>sau</w:t>
+      </w:r>
+      <w:proofErr w:type="spellEnd"/>
+      <w:r>
+        <w:rPr>
+          <w:rFonts w:ascii="Times New Roman" w:hAnsi="Times New Roman" w:cs="Times New Roman"/>
+          <w:spacing w:val="-10"/>
+        </w:rPr>
+        <w:t xml:space="preserve">: </w:t>
+      </w:r>
+      <w:proofErr w:type="spellStart"/>
+      <w:r>
+        <w:rPr>
+          <w:rFonts w:ascii="Times New Roman" w:hAnsi="Times New Roman" w:cs="Times New Roman"/>
+          <w:spacing w:val="-10"/>
+        </w:rPr>
+        <w:t>bổ</w:t>
+      </w:r>
+      <w:proofErr w:type="spellEnd"/>
+      <w:r>
+        <w:rPr>
+          <w:rFonts w:ascii="Times New Roman" w:hAnsi="Times New Roman" w:cs="Times New Roman"/>
+          <w:spacing w:val="-10"/>
+        </w:rPr>
+        <w:t xml:space="preserve"> </w:t>
+      </w:r>
+      <w:proofErr w:type="spellStart"/>
+      <w:r>
+        <w:rPr>
+          <w:rFonts w:ascii="Times New Roman" w:hAnsi="Times New Roman" w:cs="Times New Roman"/>
+          <w:spacing w:val="-10"/>
+        </w:rPr>
+        <w:t>nhiệm</w:t>
+      </w:r>
+      <w:proofErr w:type="spellEnd"/>
+      <w:r>
+        <w:rPr>
+          <w:rFonts w:ascii="Times New Roman" w:hAnsi="Times New Roman" w:cs="Times New Roman"/>
+          <w:spacing w:val="-10"/>
+        </w:rPr>
+        <w:t xml:space="preserve">, </w:t>
+      </w:r>
+      <w:proofErr w:type="spellStart"/>
+      <w:r>
+        <w:rPr>
+          <w:rFonts w:ascii="Times New Roman" w:hAnsi="Times New Roman" w:cs="Times New Roman"/>
+          <w:spacing w:val="-10"/>
+        </w:rPr>
+        <w:t>miễn</w:t>
+      </w:r>
+      <w:proofErr w:type="spellEnd"/>
+      <w:r>
+        <w:rPr>
+          <w:rFonts w:ascii="Times New Roman" w:hAnsi="Times New Roman" w:cs="Times New Roman"/>
+          <w:spacing w:val="-10"/>
+        </w:rPr>
+        <w:t xml:space="preserve"> </w:t>
+      </w:r>
+      <w:proofErr w:type="spellStart"/>
+      <w:r>
+        <w:rPr>
+          <w:rFonts w:ascii="Times New Roman" w:hAnsi="Times New Roman" w:cs="Times New Roman"/>
+          <w:spacing w:val="-10"/>
+        </w:rPr>
+        <w:t>nhiệm</w:t>
+      </w:r>
+      <w:proofErr w:type="spellEnd"/>
+      <w:r>
+        <w:rPr>
+          <w:rFonts w:ascii="Times New Roman" w:hAnsi="Times New Roman" w:cs="Times New Roman"/>
+          <w:spacing w:val="-10"/>
+        </w:rPr>
+        <w:t xml:space="preserve"> </w:t>
+      </w:r>
+      <w:proofErr w:type="spellStart"/>
+      <w:r>
+        <w:rPr>
+          <w:rFonts w:ascii="Times New Roman" w:hAnsi="Times New Roman" w:cs="Times New Roman"/>
+          <w:spacing w:val="-10"/>
+        </w:rPr>
+        <w:t>hoặc</w:t>
+      </w:r>
+      <w:proofErr w:type="spellEnd"/>
+      <w:r>
+        <w:rPr>
+          <w:rFonts w:ascii="Times New Roman" w:hAnsi="Times New Roman" w:cs="Times New Roman"/>
+          <w:spacing w:val="-10"/>
+        </w:rPr>
+        <w:t xml:space="preserve"> </w:t>
+      </w:r>
+      <w:proofErr w:type="spellStart"/>
+      <w:r>
+        <w:rPr>
+          <w:rFonts w:ascii="Times New Roman" w:hAnsi="Times New Roman" w:cs="Times New Roman"/>
+          <w:spacing w:val="-10"/>
+        </w:rPr>
+        <w:t>bãi</w:t>
+      </w:r>
+      <w:proofErr w:type="spellEnd"/>
+      <w:r>
+        <w:rPr>
+          <w:rFonts w:ascii="Times New Roman" w:hAnsi="Times New Roman" w:cs="Times New Roman"/>
+          <w:spacing w:val="-10"/>
+        </w:rPr>
+        <w:t xml:space="preserve"> </w:t>
+      </w:r>
+      <w:proofErr w:type="spellStart"/>
+      <w:r>
+        <w:rPr>
+          <w:rFonts w:ascii="Times New Roman" w:hAnsi="Times New Roman" w:cs="Times New Roman"/>
+          <w:spacing w:val="-10"/>
+        </w:rPr>
+        <w:t>nhiệm</w:t>
+      </w:r>
+      <w:proofErr w:type="spellEnd"/>
+      <w:r>
+        <w:rPr>
+          <w:rFonts w:ascii="Times New Roman" w:hAnsi="Times New Roman" w:cs="Times New Roman"/>
+          <w:spacing w:val="-10"/>
+        </w:rPr>
+        <w:t xml:space="preserve"> </w:t>
+      </w:r>
+      <w:proofErr w:type="spellStart"/>
+      <w:r>
+        <w:rPr>
+          <w:rFonts w:ascii="Times New Roman" w:hAnsi="Times New Roman" w:cs="Times New Roman"/>
+          <w:spacing w:val="-10"/>
+        </w:rPr>
+        <w:t>đa</w:t>
+      </w:r>
+      <w:proofErr w:type="spellEnd"/>
+      <w:r>
+        <w:rPr>
+          <w:rFonts w:ascii="Times New Roman" w:hAnsi="Times New Roman" w:cs="Times New Roman"/>
+          <w:spacing w:val="-10"/>
+        </w:rPr>
+        <w:t xml:space="preserve"> </w:t>
+      </w:r>
+      <w:proofErr w:type="spellStart"/>
+      <w:r>
+        <w:rPr>
+          <w:rFonts w:ascii="Times New Roman" w:hAnsi="Times New Roman" w:cs="Times New Roman"/>
+          <w:spacing w:val="-10"/>
+        </w:rPr>
+        <w:t>số</w:t>
+      </w:r>
+      <w:proofErr w:type="spellEnd"/>
+      <w:r>
+        <w:rPr>
+          <w:rFonts w:ascii="Times New Roman" w:hAnsi="Times New Roman" w:cs="Times New Roman"/>
+          <w:spacing w:val="-10"/>
+        </w:rPr>
+        <w:t xml:space="preserve"> </w:t>
+      </w:r>
+      <w:proofErr w:type="spellStart"/>
+      <w:r>
+        <w:rPr>
+          <w:rFonts w:ascii="Times New Roman" w:hAnsi="Times New Roman" w:cs="Times New Roman"/>
+          <w:spacing w:val="-10"/>
+        </w:rPr>
+        <w:t>hoặc</w:t>
+      </w:r>
+      <w:proofErr w:type="spellEnd"/>
+      <w:r>
+        <w:rPr>
+          <w:rFonts w:ascii="Times New Roman" w:hAnsi="Times New Roman" w:cs="Times New Roman"/>
+          <w:spacing w:val="-10"/>
+        </w:rPr>
+        <w:t xml:space="preserve"> </w:t>
+      </w:r>
+      <w:proofErr w:type="spellStart"/>
+      <w:r>
+        <w:rPr>
+          <w:rFonts w:ascii="Times New Roman" w:hAnsi="Times New Roman" w:cs="Times New Roman"/>
+          <w:spacing w:val="-10"/>
+        </w:rPr>
+        <w:t>tất</w:t>
+      </w:r>
+      <w:proofErr w:type="spellEnd"/>
+      <w:r>
+        <w:rPr>
+          <w:rFonts w:ascii="Times New Roman" w:hAnsi="Times New Roman" w:cs="Times New Roman"/>
+          <w:spacing w:val="-10"/>
+        </w:rPr>
+        <w:t xml:space="preserve"> </w:t>
+      </w:r>
+      <w:proofErr w:type="spellStart"/>
+      <w:r>
+        <w:rPr>
+          <w:rFonts w:ascii="Times New Roman" w:hAnsi="Times New Roman" w:cs="Times New Roman"/>
+          <w:spacing w:val="-10"/>
+        </w:rPr>
+        <w:t>cả</w:t>
+      </w:r>
+      <w:proofErr w:type="spellEnd"/>
+      <w:r>
+        <w:rPr>
+          <w:rFonts w:ascii="Times New Roman" w:hAnsi="Times New Roman" w:cs="Times New Roman"/>
+          <w:spacing w:val="-10"/>
+        </w:rPr>
+        <w:t xml:space="preserve"> </w:t>
+      </w:r>
+      <w:proofErr w:type="spellStart"/>
+      <w:r>
+        <w:rPr>
+          <w:rFonts w:ascii="Times New Roman" w:hAnsi="Times New Roman" w:cs="Times New Roman"/>
+          <w:spacing w:val="-10"/>
+        </w:rPr>
+        <w:t>thành</w:t>
+      </w:r>
+      <w:proofErr w:type="spellEnd"/>
+      <w:r>
+        <w:rPr>
+          <w:rFonts w:ascii="Times New Roman" w:hAnsi="Times New Roman" w:cs="Times New Roman"/>
+          <w:spacing w:val="-10"/>
+        </w:rPr>
+        <w:t xml:space="preserve"> </w:t>
+      </w:r>
+      <w:proofErr w:type="spellStart"/>
+      <w:r>
+        <w:rPr>
+          <w:rFonts w:ascii="Times New Roman" w:hAnsi="Times New Roman" w:cs="Times New Roman"/>
+          <w:spacing w:val="-10"/>
+        </w:rPr>
+        <w:t>viên</w:t>
+      </w:r>
+      <w:proofErr w:type="spellEnd"/>
+      <w:r>
+        <w:rPr>
+          <w:rFonts w:ascii="Times New Roman" w:hAnsi="Times New Roman" w:cs="Times New Roman"/>
+          <w:spacing w:val="-10"/>
+        </w:rPr>
+        <w:t xml:space="preserve"> </w:t>
+      </w:r>
+      <w:proofErr w:type="spellStart"/>
+      <w:r>
+        <w:rPr>
+          <w:rFonts w:ascii="Times New Roman" w:hAnsi="Times New Roman" w:cs="Times New Roman"/>
+          <w:spacing w:val="-10"/>
+        </w:rPr>
+        <w:t>hội</w:t>
+      </w:r>
+      <w:proofErr w:type="spellEnd"/>
+      <w:r>
+        <w:rPr>
+          <w:rFonts w:ascii="Times New Roman" w:hAnsi="Times New Roman" w:cs="Times New Roman"/>
+          <w:spacing w:val="-10"/>
+        </w:rPr>
+        <w:t xml:space="preserve"> </w:t>
+      </w:r>
+      <w:proofErr w:type="spellStart"/>
+      <w:r>
+        <w:rPr>
+          <w:rFonts w:ascii="Times New Roman" w:hAnsi="Times New Roman" w:cs="Times New Roman"/>
+          <w:spacing w:val="-10"/>
+        </w:rPr>
+        <w:t>đồng</w:t>
+      </w:r>
+      <w:proofErr w:type="spellEnd"/>
+      <w:r>
+        <w:rPr>
+          <w:rFonts w:ascii="Times New Roman" w:hAnsi="Times New Roman" w:cs="Times New Roman"/>
+          <w:spacing w:val="-10"/>
+        </w:rPr>
+        <w:t xml:space="preserve"> </w:t>
+      </w:r>
+      <w:proofErr w:type="spellStart"/>
+      <w:r>
+        <w:rPr>
+          <w:rFonts w:ascii="Times New Roman" w:hAnsi="Times New Roman" w:cs="Times New Roman"/>
+          <w:spacing w:val="-10"/>
+        </w:rPr>
+        <w:t>quản</w:t>
+      </w:r>
+      <w:proofErr w:type="spellEnd"/>
+      <w:r>
+        <w:rPr>
+          <w:rFonts w:ascii="Times New Roman" w:hAnsi="Times New Roman" w:cs="Times New Roman"/>
+          <w:spacing w:val="-10"/>
+        </w:rPr>
+        <w:t xml:space="preserve"> </w:t>
+      </w:r>
+      <w:proofErr w:type="spellStart"/>
+      <w:r>
+        <w:rPr>
+          <w:rFonts w:ascii="Times New Roman" w:hAnsi="Times New Roman" w:cs="Times New Roman"/>
+          <w:spacing w:val="-10"/>
+        </w:rPr>
+        <w:t>trị</w:t>
+      </w:r>
+      <w:proofErr w:type="spellEnd"/>
+      <w:r>
+        <w:rPr>
+          <w:rFonts w:ascii="Times New Roman" w:hAnsi="Times New Roman" w:cs="Times New Roman"/>
+          <w:spacing w:val="-10"/>
+        </w:rPr>
+        <w:t xml:space="preserve">, </w:t>
+      </w:r>
+      <w:proofErr w:type="spellStart"/>
+      <w:r>
+        <w:rPr>
+          <w:rFonts w:ascii="Times New Roman" w:hAnsi="Times New Roman" w:cs="Times New Roman"/>
+          <w:spacing w:val="-10"/>
+        </w:rPr>
+        <w:t>chủ</w:t>
+      </w:r>
+      <w:proofErr w:type="spellEnd"/>
+      <w:r>
+        <w:rPr>
+          <w:rFonts w:ascii="Times New Roman" w:hAnsi="Times New Roman" w:cs="Times New Roman"/>
+          <w:spacing w:val="-10"/>
+        </w:rPr>
+        <w:t xml:space="preserve"> </w:t>
+      </w:r>
+      <w:proofErr w:type="spellStart"/>
+      <w:r>
+        <w:rPr>
+          <w:rFonts w:ascii="Times New Roman" w:hAnsi="Times New Roman" w:cs="Times New Roman"/>
+          <w:spacing w:val="-10"/>
+        </w:rPr>
+        <w:t>tịch</w:t>
+      </w:r>
+      <w:proofErr w:type="spellEnd"/>
+      <w:r>
+        <w:rPr>
+          <w:rFonts w:ascii="Times New Roman" w:hAnsi="Times New Roman" w:cs="Times New Roman"/>
+          <w:spacing w:val="-10"/>
+        </w:rPr>
+        <w:t xml:space="preserve"> </w:t>
+      </w:r>
+      <w:proofErr w:type="spellStart"/>
+      <w:r>
+        <w:rPr>
+          <w:rFonts w:ascii="Times New Roman" w:hAnsi="Times New Roman" w:cs="Times New Roman"/>
+          <w:spacing w:val="-10"/>
+        </w:rPr>
+        <w:t>hội</w:t>
+      </w:r>
+      <w:proofErr w:type="spellEnd"/>
+      <w:r>
+        <w:rPr>
+          <w:rFonts w:ascii="Times New Roman" w:hAnsi="Times New Roman" w:cs="Times New Roman"/>
+          <w:spacing w:val="-10"/>
+        </w:rPr>
+        <w:t xml:space="preserve"> </w:t>
+      </w:r>
+      <w:proofErr w:type="spellStart"/>
+      <w:r>
+        <w:rPr>
+          <w:rFonts w:ascii="Times New Roman" w:hAnsi="Times New Roman" w:cs="Times New Roman"/>
+          <w:spacing w:val="-10"/>
+        </w:rPr>
+        <w:t>đồng</w:t>
+      </w:r>
+      <w:proofErr w:type="spellEnd"/>
+      <w:r>
+        <w:rPr>
+          <w:rFonts w:ascii="Times New Roman" w:hAnsi="Times New Roman" w:cs="Times New Roman"/>
+          <w:spacing w:val="-10"/>
+        </w:rPr>
+        <w:t xml:space="preserve"> </w:t>
+      </w:r>
+      <w:proofErr w:type="spellStart"/>
+      <w:r>
+        <w:rPr>
+          <w:rFonts w:ascii="Times New Roman" w:hAnsi="Times New Roman" w:cs="Times New Roman"/>
+          <w:spacing w:val="-10"/>
+        </w:rPr>
+        <w:t>quản</w:t>
+      </w:r>
+      <w:proofErr w:type="spellEnd"/>
+      <w:r>
+        <w:rPr>
+          <w:rFonts w:ascii="Times New Roman" w:hAnsi="Times New Roman" w:cs="Times New Roman"/>
+          <w:spacing w:val="-10"/>
+        </w:rPr>
+        <w:t xml:space="preserve"> </w:t>
+      </w:r>
+      <w:proofErr w:type="spellStart"/>
+      <w:r>
+        <w:rPr>
+          <w:rFonts w:ascii="Times New Roman" w:hAnsi="Times New Roman" w:cs="Times New Roman"/>
+          <w:spacing w:val="-10"/>
+        </w:rPr>
+        <w:t>trị</w:t>
+      </w:r>
+      <w:proofErr w:type="spellEnd"/>
+      <w:r>
+        <w:rPr>
+          <w:rFonts w:ascii="Times New Roman" w:hAnsi="Times New Roman" w:cs="Times New Roman"/>
+          <w:spacing w:val="-10"/>
+        </w:rPr>
+        <w:t xml:space="preserve">, chủ </w:t>
+      </w:r>
+      <w:proofErr w:type="spellStart"/>
+      <w:r>
+        <w:rPr>
+          <w:rFonts w:ascii="Times New Roman" w:hAnsi="Times New Roman" w:cs="Times New Roman"/>
+          <w:spacing w:val="-10"/>
+        </w:rPr>
+        <w:t>tịch</w:t>
+      </w:r>
+      <w:proofErr w:type="spellEnd"/>
+      <w:r>
+        <w:rPr>
+          <w:rFonts w:ascii="Times New Roman" w:hAnsi="Times New Roman" w:cs="Times New Roman"/>
+          <w:spacing w:val="-10"/>
+        </w:rPr>
+        <w:t xml:space="preserve"> </w:t>
+      </w:r>
+      <w:proofErr w:type="spellStart"/>
+      <w:r>
+        <w:rPr>
+          <w:rFonts w:ascii="Times New Roman" w:hAnsi="Times New Roman" w:cs="Times New Roman"/>
+          <w:spacing w:val="-10"/>
+        </w:rPr>
+        <w:t>hội</w:t>
+      </w:r>
+      <w:proofErr w:type="spellEnd"/>
+      <w:r>
+        <w:rPr>
+          <w:rFonts w:ascii="Times New Roman" w:hAnsi="Times New Roman" w:cs="Times New Roman"/>
+          <w:spacing w:val="-10"/>
+        </w:rPr>
+        <w:t xml:space="preserve"> </w:t>
+      </w:r>
+      <w:proofErr w:type="spellStart"/>
+      <w:r>
+        <w:rPr>
+          <w:rFonts w:ascii="Times New Roman" w:hAnsi="Times New Roman" w:cs="Times New Roman"/>
+          <w:spacing w:val="-10"/>
+        </w:rPr>
+        <w:t>đồng</w:t>
+      </w:r>
+      <w:proofErr w:type="spellEnd"/>
+      <w:r>
+        <w:rPr>
+          <w:rFonts w:ascii="Times New Roman" w:hAnsi="Times New Roman" w:cs="Times New Roman"/>
+          <w:spacing w:val="-10"/>
+        </w:rPr>
+        <w:t xml:space="preserve"> </w:t>
+      </w:r>
+      <w:proofErr w:type="spellStart"/>
+      <w:r>
+        <w:rPr>
+          <w:rFonts w:ascii="Times New Roman" w:hAnsi="Times New Roman" w:cs="Times New Roman"/>
+          <w:spacing w:val="-10"/>
+        </w:rPr>
+        <w:t>thành</w:t>
+      </w:r>
+      <w:proofErr w:type="spellEnd"/>
+      <w:r>
+        <w:rPr>
+          <w:rFonts w:ascii="Times New Roman" w:hAnsi="Times New Roman" w:cs="Times New Roman"/>
+          <w:spacing w:val="-10"/>
+        </w:rPr>
+        <w:t xml:space="preserve"> </w:t>
+      </w:r>
+      <w:proofErr w:type="spellStart"/>
+      <w:r>
+        <w:rPr>
+          <w:rFonts w:ascii="Times New Roman" w:hAnsi="Times New Roman" w:cs="Times New Roman"/>
+          <w:spacing w:val="-10"/>
+        </w:rPr>
+        <w:t>viên</w:t>
+      </w:r>
+      <w:proofErr w:type="spellEnd"/>
+      <w:r>
+        <w:rPr>
+          <w:rFonts w:ascii="Times New Roman" w:hAnsi="Times New Roman" w:cs="Times New Roman"/>
+          <w:spacing w:val="-10"/>
+        </w:rPr>
+        <w:t xml:space="preserve">; </w:t>
+      </w:r>
+      <w:proofErr w:type="spellStart"/>
+      <w:r>
+        <w:rPr>
+          <w:rFonts w:ascii="Times New Roman" w:hAnsi="Times New Roman" w:cs="Times New Roman"/>
+          <w:spacing w:val="-10"/>
+        </w:rPr>
+        <w:t>người</w:t>
+      </w:r>
+      <w:proofErr w:type="spellEnd"/>
+      <w:r>
+        <w:rPr>
+          <w:rFonts w:ascii="Times New Roman" w:hAnsi="Times New Roman" w:cs="Times New Roman"/>
+          <w:spacing w:val="-10"/>
+        </w:rPr>
+        <w:t xml:space="preserve"> </w:t>
+      </w:r>
+      <w:proofErr w:type="spellStart"/>
+      <w:r>
+        <w:rPr>
+          <w:rFonts w:ascii="Times New Roman" w:hAnsi="Times New Roman" w:cs="Times New Roman"/>
+          <w:spacing w:val="-10"/>
+        </w:rPr>
+        <w:t>đại</w:t>
+      </w:r>
+      <w:proofErr w:type="spellEnd"/>
+      <w:r>
+        <w:rPr>
+          <w:rFonts w:ascii="Times New Roman" w:hAnsi="Times New Roman" w:cs="Times New Roman"/>
+          <w:spacing w:val="-10"/>
+        </w:rPr>
+        <w:t xml:space="preserve"> </w:t>
+      </w:r>
+      <w:proofErr w:type="spellStart"/>
+      <w:r>
+        <w:rPr>
+          <w:rFonts w:ascii="Times New Roman" w:hAnsi="Times New Roman" w:cs="Times New Roman"/>
+          <w:spacing w:val="-10"/>
+        </w:rPr>
+        <w:t>diện</w:t>
+      </w:r>
+      <w:proofErr w:type="spellEnd"/>
+      <w:r>
+        <w:rPr>
+          <w:rFonts w:ascii="Times New Roman" w:hAnsi="Times New Roman" w:cs="Times New Roman"/>
+          <w:spacing w:val="-10"/>
+        </w:rPr>
+        <w:t xml:space="preserve"> </w:t>
+      </w:r>
+      <w:proofErr w:type="spellStart"/>
+      <w:r>
+        <w:rPr>
+          <w:rFonts w:ascii="Times New Roman" w:hAnsi="Times New Roman" w:cs="Times New Roman"/>
+          <w:spacing w:val="-10"/>
+        </w:rPr>
+        <w:t>theo</w:t>
+      </w:r>
+      <w:proofErr w:type="spellEnd"/>
+      <w:r>
+        <w:rPr>
+          <w:rFonts w:ascii="Times New Roman" w:hAnsi="Times New Roman" w:cs="Times New Roman"/>
+          <w:spacing w:val="-10"/>
+        </w:rPr>
+        <w:t xml:space="preserve"> </w:t>
+      </w:r>
+      <w:proofErr w:type="spellStart"/>
+      <w:r>
+        <w:rPr>
+          <w:rFonts w:ascii="Times New Roman" w:hAnsi="Times New Roman" w:cs="Times New Roman"/>
+          <w:spacing w:val="-10"/>
+        </w:rPr>
+        <w:t>pháp</w:t>
+      </w:r>
+      <w:proofErr w:type="spellEnd"/>
+      <w:r>
+        <w:rPr>
+          <w:rFonts w:ascii="Times New Roman" w:hAnsi="Times New Roman" w:cs="Times New Roman"/>
+          <w:spacing w:val="-10"/>
+        </w:rPr>
+        <w:t xml:space="preserve"> </w:t>
+      </w:r>
+      <w:proofErr w:type="spellStart"/>
+      <w:r>
+        <w:rPr>
+          <w:rFonts w:ascii="Times New Roman" w:hAnsi="Times New Roman" w:cs="Times New Roman"/>
+          <w:spacing w:val="-10"/>
+        </w:rPr>
+        <w:t>luật</w:t>
+      </w:r>
+      <w:proofErr w:type="spellEnd"/>
+      <w:r>
+        <w:rPr>
+          <w:rFonts w:ascii="Times New Roman" w:hAnsi="Times New Roman" w:cs="Times New Roman"/>
+          <w:spacing w:val="-10"/>
+        </w:rPr>
+        <w:t xml:space="preserve">, </w:t>
+      </w:r>
+      <w:proofErr w:type="spellStart"/>
+      <w:r>
+        <w:rPr>
+          <w:rFonts w:ascii="Times New Roman" w:hAnsi="Times New Roman" w:cs="Times New Roman"/>
+          <w:spacing w:val="-10"/>
+        </w:rPr>
+        <w:t>giám</w:t>
+      </w:r>
+      <w:proofErr w:type="spellEnd"/>
+      <w:r>
+        <w:rPr>
+          <w:rFonts w:ascii="Times New Roman" w:hAnsi="Times New Roman" w:cs="Times New Roman"/>
+          <w:spacing w:val="-10"/>
+        </w:rPr>
+        <w:t xml:space="preserve"> </w:t>
+      </w:r>
+      <w:proofErr w:type="spellStart"/>
+      <w:r>
+        <w:rPr>
+          <w:rFonts w:ascii="Times New Roman" w:hAnsi="Times New Roman" w:cs="Times New Roman"/>
+          <w:spacing w:val="-10"/>
+        </w:rPr>
+        <w:t>đốc</w:t>
+      </w:r>
+      <w:proofErr w:type="spellEnd"/>
+      <w:r>
+        <w:rPr>
+          <w:rFonts w:ascii="Times New Roman" w:hAnsi="Times New Roman" w:cs="Times New Roman"/>
+          <w:spacing w:val="-10"/>
+        </w:rPr>
+        <w:t xml:space="preserve"> </w:t>
+      </w:r>
+      <w:proofErr w:type="spellStart"/>
+      <w:r>
+        <w:rPr>
+          <w:rFonts w:ascii="Times New Roman" w:hAnsi="Times New Roman" w:cs="Times New Roman"/>
+          <w:spacing w:val="-10"/>
+        </w:rPr>
+        <w:t>hoặc</w:t>
+      </w:r>
+      <w:proofErr w:type="spellEnd"/>
+      <w:r>
+        <w:rPr>
+          <w:rFonts w:ascii="Times New Roman" w:hAnsi="Times New Roman" w:cs="Times New Roman"/>
+          <w:spacing w:val="-10"/>
+        </w:rPr>
+        <w:t xml:space="preserve"> </w:t>
+      </w:r>
+      <w:proofErr w:type="spellStart"/>
+      <w:r>
+        <w:rPr>
+          <w:rFonts w:ascii="Times New Roman" w:hAnsi="Times New Roman" w:cs="Times New Roman"/>
+          <w:spacing w:val="-10"/>
+        </w:rPr>
+        <w:t>tổng</w:t>
+      </w:r>
+      <w:proofErr w:type="spellEnd"/>
+      <w:r>
+        <w:rPr>
+          <w:rFonts w:ascii="Times New Roman" w:hAnsi="Times New Roman" w:cs="Times New Roman"/>
+          <w:spacing w:val="-10"/>
+        </w:rPr>
+        <w:t xml:space="preserve"> </w:t>
+      </w:r>
+      <w:proofErr w:type="spellStart"/>
+      <w:r>
+        <w:rPr>
+          <w:rFonts w:ascii="Times New Roman" w:hAnsi="Times New Roman" w:cs="Times New Roman"/>
+          <w:spacing w:val="-10"/>
+        </w:rPr>
+        <w:t>giám</w:t>
+      </w:r>
+      <w:proofErr w:type="spellEnd"/>
+      <w:r>
+        <w:rPr>
+          <w:rFonts w:ascii="Times New Roman" w:hAnsi="Times New Roman" w:cs="Times New Roman"/>
+          <w:spacing w:val="-10"/>
+        </w:rPr>
+        <w:t xml:space="preserve"> </w:t>
+      </w:r>
+      <w:proofErr w:type="spellStart"/>
+      <w:r>
+        <w:rPr>
+          <w:rFonts w:ascii="Times New Roman" w:hAnsi="Times New Roman" w:cs="Times New Roman"/>
+          <w:spacing w:val="-10"/>
+        </w:rPr>
+        <w:t>đốc</w:t>
+      </w:r>
+      <w:proofErr w:type="spellEnd"/>
+      <w:r>
+        <w:rPr>
+          <w:rFonts w:ascii="Times New Roman" w:hAnsi="Times New Roman" w:cs="Times New Roman"/>
+          <w:spacing w:val="-10"/>
+        </w:rPr>
+        <w:t xml:space="preserve"> </w:t>
+      </w:r>
+      <w:proofErr w:type="spellStart"/>
+      <w:r>
+        <w:rPr>
+          <w:rFonts w:ascii="Times New Roman" w:hAnsi="Times New Roman" w:cs="Times New Roman"/>
+          <w:spacing w:val="-10"/>
+        </w:rPr>
+        <w:t>của</w:t>
+      </w:r>
+      <w:proofErr w:type="spellEnd"/>
+      <w:r>
+        <w:rPr>
+          <w:rFonts w:ascii="Times New Roman" w:hAnsi="Times New Roman" w:cs="Times New Roman"/>
+          <w:spacing w:val="-10"/>
+        </w:rPr>
+        <w:t xml:space="preserve"> </w:t>
+      </w:r>
+      <w:proofErr w:type="spellStart"/>
+      <w:r>
+        <w:rPr>
+          <w:rFonts w:ascii="Times New Roman" w:hAnsi="Times New Roman" w:cs="Times New Roman"/>
+          <w:spacing w:val="-10"/>
+        </w:rPr>
+        <w:t>doanh</w:t>
+      </w:r>
+      <w:proofErr w:type="spellEnd"/>
+      <w:r>
+        <w:rPr>
+          <w:rFonts w:ascii="Times New Roman" w:hAnsi="Times New Roman" w:cs="Times New Roman"/>
+          <w:spacing w:val="-10"/>
+        </w:rPr>
+        <w:t xml:space="preserve"> </w:t>
+      </w:r>
+      <w:proofErr w:type="spellStart"/>
+      <w:r>
+        <w:rPr>
+          <w:rFonts w:ascii="Times New Roman" w:hAnsi="Times New Roman" w:cs="Times New Roman"/>
+          <w:spacing w:val="-10"/>
+        </w:rPr>
+        <w:t>nghiệp</w:t>
+      </w:r>
+      <w:proofErr w:type="spellEnd"/>
+      <w:r>
+        <w:rPr>
+          <w:rFonts w:ascii="Times New Roman" w:hAnsi="Times New Roman" w:cs="Times New Roman"/>
+          <w:spacing w:val="-10"/>
+        </w:rPr>
+        <w:t xml:space="preserve">; </w:t>
+      </w:r>
+      <w:proofErr w:type="spellStart"/>
+      <w:r>
+        <w:rPr>
+          <w:rFonts w:ascii="Times New Roman" w:hAnsi="Times New Roman" w:cs="Times New Roman"/>
+          <w:spacing w:val="-10"/>
+        </w:rPr>
+        <w:t>sửa</w:t>
+      </w:r>
+      <w:proofErr w:type="spellEnd"/>
+      <w:r>
+        <w:rPr>
+          <w:rFonts w:ascii="Times New Roman" w:hAnsi="Times New Roman" w:cs="Times New Roman"/>
+          <w:spacing w:val="-10"/>
+        </w:rPr>
+        <w:t xml:space="preserve"> </w:t>
+      </w:r>
+      <w:proofErr w:type="spellStart"/>
+      <w:r>
+        <w:rPr>
+          <w:rFonts w:ascii="Times New Roman" w:hAnsi="Times New Roman" w:cs="Times New Roman"/>
+          <w:spacing w:val="-10"/>
+        </w:rPr>
+        <w:t>đổi</w:t>
+      </w:r>
+      <w:proofErr w:type="spellEnd"/>
+      <w:r>
+        <w:rPr>
+          <w:rFonts w:ascii="Times New Roman" w:hAnsi="Times New Roman" w:cs="Times New Roman"/>
+          <w:spacing w:val="-10"/>
+        </w:rPr>
+        <w:t xml:space="preserve">, </w:t>
+      </w:r>
+      <w:proofErr w:type="spellStart"/>
+      <w:r>
+        <w:rPr>
+          <w:rFonts w:ascii="Times New Roman" w:hAnsi="Times New Roman" w:cs="Times New Roman"/>
+          <w:spacing w:val="-10"/>
+        </w:rPr>
+        <w:t>bổ</w:t>
+      </w:r>
+      <w:proofErr w:type="spellEnd"/>
+      <w:r>
+        <w:rPr>
+          <w:rFonts w:ascii="Times New Roman" w:hAnsi="Times New Roman" w:cs="Times New Roman"/>
+          <w:spacing w:val="-10"/>
+        </w:rPr>
+        <w:t xml:space="preserve"> sung </w:t>
+      </w:r>
+      <w:proofErr w:type="spellStart"/>
+      <w:r>
+        <w:rPr>
+          <w:rFonts w:ascii="Times New Roman" w:hAnsi="Times New Roman" w:cs="Times New Roman"/>
+          <w:spacing w:val="-10"/>
+        </w:rPr>
+        <w:t>điều</w:t>
+      </w:r>
+      <w:proofErr w:type="spellEnd"/>
+      <w:r>
+        <w:rPr>
+          <w:rFonts w:ascii="Times New Roman" w:hAnsi="Times New Roman" w:cs="Times New Roman"/>
+          <w:spacing w:val="-10"/>
+        </w:rPr>
+        <w:t xml:space="preserve"> </w:t>
+      </w:r>
+      <w:proofErr w:type="spellStart"/>
+      <w:r>
+        <w:rPr>
+          <w:rFonts w:ascii="Times New Roman" w:hAnsi="Times New Roman" w:cs="Times New Roman"/>
+          <w:spacing w:val="-10"/>
+        </w:rPr>
+        <w:t>lệ</w:t>
+      </w:r>
+      <w:proofErr w:type="spellEnd"/>
+      <w:r>
+        <w:rPr>
+          <w:rFonts w:ascii="Times New Roman" w:hAnsi="Times New Roman" w:cs="Times New Roman"/>
+          <w:spacing w:val="-10"/>
+        </w:rPr>
+        <w:t xml:space="preserve"> </w:t>
+      </w:r>
+      <w:proofErr w:type="spellStart"/>
+      <w:r>
+        <w:rPr>
+          <w:rFonts w:ascii="Times New Roman" w:hAnsi="Times New Roman" w:cs="Times New Roman"/>
+          <w:spacing w:val="-10"/>
+        </w:rPr>
+        <w:t>của</w:t>
+      </w:r>
+      <w:proofErr w:type="spellEnd"/>
+      <w:r>
+        <w:rPr>
+          <w:rFonts w:ascii="Times New Roman" w:hAnsi="Times New Roman" w:cs="Times New Roman"/>
+          <w:spacing w:val="-10"/>
+        </w:rPr>
+        <w:t xml:space="preserve"> </w:t>
+      </w:r>
+      <w:proofErr w:type="spellStart"/>
+      <w:r>
+        <w:rPr>
+          <w:rFonts w:ascii="Times New Roman" w:hAnsi="Times New Roman" w:cs="Times New Roman"/>
+          <w:spacing w:val="-10"/>
+        </w:rPr>
+        <w:t>doanh</w:t>
+      </w:r>
+      <w:proofErr w:type="spellEnd"/>
+      <w:r>
+        <w:rPr>
+          <w:rFonts w:ascii="Times New Roman" w:hAnsi="Times New Roman" w:cs="Times New Roman"/>
+          <w:spacing w:val="-10"/>
+        </w:rPr>
+        <w:t xml:space="preserve"> </w:t>
+      </w:r>
+      <w:proofErr w:type="spellStart"/>
+      <w:r>
+        <w:rPr>
+          <w:rFonts w:ascii="Times New Roman" w:hAnsi="Times New Roman" w:cs="Times New Roman"/>
+          <w:spacing w:val="-10"/>
+        </w:rPr>
+        <w:t>nghiệp</w:t>
+      </w:r>
+      <w:proofErr w:type="spellEnd"/>
+      <w:r>
+        <w:rPr>
+          <w:rFonts w:ascii="Times New Roman" w:hAnsi="Times New Roman" w:cs="Times New Roman"/>
+          <w:spacing w:val="-10"/>
+        </w:rPr>
+        <w:t xml:space="preserve">; </w:t>
+      </w:r>
+      <w:proofErr w:type="spellStart"/>
+      <w:r>
+        <w:rPr>
+          <w:rFonts w:ascii="Times New Roman" w:hAnsi="Times New Roman" w:cs="Times New Roman"/>
+          <w:spacing w:val="-10"/>
+        </w:rPr>
+        <w:t>thay</w:t>
+      </w:r>
+      <w:proofErr w:type="spellEnd"/>
+      <w:r>
+        <w:rPr>
+          <w:rFonts w:ascii="Times New Roman" w:hAnsi="Times New Roman" w:cs="Times New Roman"/>
+          <w:spacing w:val="-10"/>
+        </w:rPr>
+        <w:t xml:space="preserve"> </w:t>
+      </w:r>
+      <w:proofErr w:type="spellStart"/>
+      <w:r>
+        <w:rPr>
+          <w:rFonts w:ascii="Times New Roman" w:hAnsi="Times New Roman" w:cs="Times New Roman"/>
+          <w:spacing w:val="-10"/>
+        </w:rPr>
+        <w:t>đổi</w:t>
+      </w:r>
+      <w:proofErr w:type="spellEnd"/>
+      <w:r>
+        <w:rPr>
+          <w:rFonts w:ascii="Times New Roman" w:hAnsi="Times New Roman" w:cs="Times New Roman"/>
+          <w:spacing w:val="-10"/>
+        </w:rPr>
+        <w:t xml:space="preserve"> </w:t>
+      </w:r>
+      <w:proofErr w:type="spellStart"/>
+      <w:r>
+        <w:rPr>
+          <w:rFonts w:ascii="Times New Roman" w:hAnsi="Times New Roman" w:cs="Times New Roman"/>
+          <w:spacing w:val="-10"/>
+        </w:rPr>
+        <w:t>cơ</w:t>
+      </w:r>
+      <w:proofErr w:type="spellEnd"/>
+      <w:r>
+        <w:rPr>
+          <w:rFonts w:ascii="Times New Roman" w:hAnsi="Times New Roman" w:cs="Times New Roman"/>
+          <w:spacing w:val="-10"/>
+        </w:rPr>
+        <w:t xml:space="preserve"> </w:t>
+      </w:r>
+      <w:proofErr w:type="spellStart"/>
+      <w:r>
+        <w:rPr>
+          <w:rFonts w:ascii="Times New Roman" w:hAnsi="Times New Roman" w:cs="Times New Roman"/>
+          <w:spacing w:val="-10"/>
+        </w:rPr>
+        <w:t>cấu</w:t>
+      </w:r>
+      <w:proofErr w:type="spellEnd"/>
+      <w:r>
+        <w:rPr>
+          <w:rFonts w:ascii="Times New Roman" w:hAnsi="Times New Roman" w:cs="Times New Roman"/>
+          <w:spacing w:val="-10"/>
+        </w:rPr>
+        <w:t xml:space="preserve"> </w:t>
+      </w:r>
+      <w:proofErr w:type="spellStart"/>
+      <w:r>
+        <w:rPr>
+          <w:rFonts w:ascii="Times New Roman" w:hAnsi="Times New Roman" w:cs="Times New Roman"/>
+          <w:spacing w:val="-10"/>
+        </w:rPr>
+        <w:t>tổ</w:t>
+      </w:r>
+      <w:proofErr w:type="spellEnd"/>
+      <w:r>
+        <w:rPr>
+          <w:rFonts w:ascii="Times New Roman" w:hAnsi="Times New Roman" w:cs="Times New Roman"/>
+          <w:spacing w:val="-10"/>
+        </w:rPr>
+        <w:t xml:space="preserve"> </w:t>
+      </w:r>
+      <w:proofErr w:type="spellStart"/>
+      <w:r>
+        <w:rPr>
+          <w:rFonts w:ascii="Times New Roman" w:hAnsi="Times New Roman" w:cs="Times New Roman"/>
+          <w:spacing w:val="-10"/>
+        </w:rPr>
+        <w:t>chức</w:t>
+      </w:r>
+      <w:proofErr w:type="spellEnd"/>
+      <w:r>
+        <w:rPr>
+          <w:rFonts w:ascii="Times New Roman" w:hAnsi="Times New Roman" w:cs="Times New Roman"/>
+          <w:spacing w:val="-10"/>
+        </w:rPr>
+        <w:t xml:space="preserve"> </w:t>
+      </w:r>
+      <w:proofErr w:type="spellStart"/>
+      <w:r>
+        <w:rPr>
+          <w:rFonts w:ascii="Times New Roman" w:hAnsi="Times New Roman" w:cs="Times New Roman"/>
+          <w:spacing w:val="-10"/>
+        </w:rPr>
+        <w:t>quản</w:t>
+      </w:r>
+      <w:proofErr w:type="spellEnd"/>
+      <w:r>
+        <w:rPr>
+          <w:rFonts w:ascii="Times New Roman" w:hAnsi="Times New Roman" w:cs="Times New Roman"/>
+          <w:spacing w:val="-10"/>
+        </w:rPr>
+        <w:t xml:space="preserve"> </w:t>
+      </w:r>
+      <w:proofErr w:type="spellStart"/>
+      <w:r>
+        <w:rPr>
+          <w:rFonts w:ascii="Times New Roman" w:hAnsi="Times New Roman" w:cs="Times New Roman"/>
+          <w:spacing w:val="-10"/>
+        </w:rPr>
+        <w:t>lý</w:t>
+      </w:r>
+      <w:proofErr w:type="spellEnd"/>
+      <w:r>
+        <w:rPr>
+          <w:rFonts w:ascii="Times New Roman" w:hAnsi="Times New Roman" w:cs="Times New Roman"/>
+          <w:spacing w:val="-10"/>
+        </w:rPr>
+        <w:t xml:space="preserve"> </w:t>
+      </w:r>
+      <w:proofErr w:type="spellStart"/>
+      <w:r>
+        <w:rPr>
+          <w:rFonts w:ascii="Times New Roman" w:hAnsi="Times New Roman" w:cs="Times New Roman"/>
+          <w:spacing w:val="-10"/>
+        </w:rPr>
+        <w:t>công</w:t>
+      </w:r>
+      <w:proofErr w:type="spellEnd"/>
+      <w:r>
+        <w:rPr>
+          <w:rFonts w:ascii="Times New Roman" w:hAnsi="Times New Roman" w:cs="Times New Roman"/>
+          <w:spacing w:val="-10"/>
+        </w:rPr>
+        <w:t xml:space="preserve"> ty; </w:t>
+      </w:r>
+      <w:proofErr w:type="spellStart"/>
+      <w:r>
+        <w:rPr>
+          <w:rFonts w:ascii="Times New Roman" w:hAnsi="Times New Roman" w:cs="Times New Roman"/>
+          <w:spacing w:val="-10"/>
+        </w:rPr>
+        <w:t>tổ</w:t>
+      </w:r>
+      <w:proofErr w:type="spellEnd"/>
+      <w:r>
+        <w:rPr>
+          <w:rFonts w:ascii="Times New Roman" w:hAnsi="Times New Roman" w:cs="Times New Roman"/>
+          <w:spacing w:val="-10"/>
+        </w:rPr>
+        <w:t xml:space="preserve"> </w:t>
+      </w:r>
+      <w:proofErr w:type="spellStart"/>
+      <w:r>
+        <w:rPr>
+          <w:rFonts w:ascii="Times New Roman" w:hAnsi="Times New Roman" w:cs="Times New Roman"/>
+          <w:spacing w:val="-10"/>
+        </w:rPr>
+        <w:t>chức</w:t>
+      </w:r>
+      <w:proofErr w:type="spellEnd"/>
+      <w:r>
+        <w:rPr>
+          <w:rFonts w:ascii="Times New Roman" w:hAnsi="Times New Roman" w:cs="Times New Roman"/>
+          <w:spacing w:val="-10"/>
+        </w:rPr>
+        <w:t xml:space="preserve"> </w:t>
+      </w:r>
+      <w:proofErr w:type="spellStart"/>
+      <w:r>
+        <w:rPr>
+          <w:rFonts w:ascii="Times New Roman" w:hAnsi="Times New Roman" w:cs="Times New Roman"/>
+          <w:spacing w:val="-10"/>
+        </w:rPr>
+        <w:t>lại</w:t>
+      </w:r>
+      <w:proofErr w:type="spellEnd"/>
+      <w:r>
+        <w:rPr>
+          <w:rFonts w:ascii="Times New Roman" w:hAnsi="Times New Roman" w:cs="Times New Roman"/>
+          <w:spacing w:val="-10"/>
+        </w:rPr>
+        <w:t xml:space="preserve">, </w:t>
+      </w:r>
+      <w:proofErr w:type="spellStart"/>
+      <w:r>
+        <w:rPr>
+          <w:rFonts w:ascii="Times New Roman" w:hAnsi="Times New Roman" w:cs="Times New Roman"/>
+          <w:spacing w:val="-10"/>
+        </w:rPr>
+        <w:t>giải</w:t>
+      </w:r>
+      <w:proofErr w:type="spellEnd"/>
+      <w:r>
+        <w:rPr>
+          <w:rFonts w:ascii="Times New Roman" w:hAnsi="Times New Roman" w:cs="Times New Roman"/>
+          <w:spacing w:val="-10"/>
+        </w:rPr>
+        <w:t xml:space="preserve"> </w:t>
+      </w:r>
+      <w:proofErr w:type="spellStart"/>
+      <w:r>
+        <w:rPr>
+          <w:rFonts w:ascii="Times New Roman" w:hAnsi="Times New Roman" w:cs="Times New Roman"/>
+          <w:spacing w:val="-10"/>
+        </w:rPr>
+        <w:t>thể</w:t>
+      </w:r>
+      <w:proofErr w:type="spellEnd"/>
+      <w:r>
+        <w:rPr>
+          <w:rFonts w:ascii="Times New Roman" w:hAnsi="Times New Roman" w:cs="Times New Roman"/>
+          <w:spacing w:val="-10"/>
+        </w:rPr>
+        <w:t xml:space="preserve"> </w:t>
+      </w:r>
+      <w:proofErr w:type="spellStart"/>
+      <w:r>
+        <w:rPr>
+          <w:rFonts w:ascii="Times New Roman" w:hAnsi="Times New Roman" w:cs="Times New Roman"/>
+          <w:spacing w:val="-10"/>
+        </w:rPr>
+        <w:t>công</w:t>
+      </w:r>
+      <w:proofErr w:type="spellEnd"/>
+      <w:r>
+        <w:rPr>
+          <w:rFonts w:ascii="Times New Roman" w:hAnsi="Times New Roman" w:cs="Times New Roman"/>
+          <w:spacing w:val="-10"/>
+        </w:rPr>
+        <w:t xml:space="preserve"> ty.</w:t>
       </w:r>
     </w:p>
   </w:footnote>
@@ -2421,7 +6146,6 @@
   <w:style w:type="character" w:default="1" w:styleId="DefaultParagraphFont">
     <w:name w:val="Default Paragraph Font"/>
     <w:uiPriority w:val="1"/>
-    <w:semiHidden/>
     <w:unhideWhenUsed/>
   </w:style>
   <w:style w:type="table" w:default="1" w:styleId="TableNormal">

--- a/CÔNG TY TNHH PHỤ KIỆN MỘC NĂM HÙNG/NamHung_TangVon/NamHung_DSChuSoHuu_MauSo10.docx
+++ b/CÔNG TY TNHH PHỤ KIỆN MỘC NĂM HÙNG/NamHung_TangVon/NamHung_DSChuSoHuu_MauSo10.docx
@@ -1267,13 +1267,8 @@
             <w:pPr>
               <w:jc w:val="left"/>
             </w:pPr>
-            <w:r>
-              <w:rPr>
-                <w:sz w:val="20"/>
-                <w:szCs w:val="20"/>
-              </w:rPr>
-              <w:t>Bổ nhiệm, miễn nhiệm hoặc bãi nhiệm đa số hoặc tất cả thành viên hội đồng quản trị, chủ tịch hội đồng quản trị, chủ tịch hội đồng thành viên; người đại diện theo pháp luật, giám đốc hoặc tổng giám đốc của doanh nghiệp</w:t>
-            </w:r>
+            <w:bookmarkStart w:id="0" w:name="_GoBack"/>
+            <w:bookmarkEnd w:id="0"/>
           </w:p>
         </w:tc>
         <w:tc>
@@ -1306,182 +1301,219 @@
                 <w:szCs w:val="24"/>
                 <w:lang w:val="en-US"/>
               </w:rPr>
+              <w:t>2</w:t>
+            </w:r>
+          </w:p>
+        </w:tc>
+        <w:tc>
+          <w:tcPr>
+            <w:tcW w:w="1399" w:type="dxa"/>
+            <w:vAlign w:val="center"/>
+          </w:tcPr>
+          <w:p>
+            <w:pPr>
+              <w:rPr>
+                <w:rFonts w:eastAsia="Times New Roman"/>
+                <w:bCs/>
+                <w:sz w:val="24"/>
+                <w:szCs w:val="24"/>
+              </w:rPr>
+            </w:pPr>
+            <w:r>
+              <w:rPr>
+                <w:rFonts w:eastAsia="Times New Roman"/>
+                <w:sz w:val="24"/>
+                <w:szCs w:val="24"/>
+              </w:rPr>
+              <w:t>TRẦN NGỌC HÙNG</w:t>
+            </w:r>
+          </w:p>
+        </w:tc>
+        <w:tc>
+          <w:tcPr>
+            <w:tcW w:w="1492" w:type="dxa"/>
+            <w:vAlign w:val="center"/>
+          </w:tcPr>
+          <w:p>
+            <w:pPr>
+              <w:rPr>
+                <w:sz w:val="24"/>
+                <w:szCs w:val="24"/>
+              </w:rPr>
+            </w:pPr>
+            <w:r>
+              <w:rPr>
+                <w:rFonts w:eastAsia="Times New Roman"/>
+                <w:sz w:val="24"/>
+                <w:szCs w:val="24"/>
+              </w:rPr>
+              <w:t>09/09/1983</w:t>
+            </w:r>
+          </w:p>
+        </w:tc>
+        <w:tc>
+          <w:tcPr>
+            <w:tcW w:w="767" w:type="dxa"/>
+            <w:vAlign w:val="center"/>
+          </w:tcPr>
+          <w:p>
+            <w:pPr>
+              <w:rPr>
+                <w:sz w:val="24"/>
+                <w:szCs w:val="24"/>
+                <w:lang w:val="en-US"/>
+              </w:rPr>
+            </w:pPr>
+            <w:r>
+              <w:rPr>
+                <w:sz w:val="24"/>
+                <w:szCs w:val="24"/>
+                <w:lang w:val="en-US"/>
+              </w:rPr>
+              <w:t>Nam</w:t>
+            </w:r>
+          </w:p>
+        </w:tc>
+        <w:tc>
+          <w:tcPr>
+            <w:tcW w:w="2152" w:type="dxa"/>
+          </w:tcPr>
+          <w:p>
+            <w:pPr>
+              <w:rPr>
+                <w:rFonts w:eastAsia="Times New Roman"/>
+                <w:sz w:val="24"/>
+                <w:szCs w:val="24"/>
+              </w:rPr>
+            </w:pPr>
+            <w:r>
+              <w:rPr>
+                <w:rFonts w:eastAsia="Times New Roman"/>
+                <w:sz w:val="24"/>
+                <w:szCs w:val="24"/>
+              </w:rPr>
+              <w:t>Căn cước công dân: 049083013096</w:t>
+            </w:r>
+          </w:p>
+          <w:p>
+            <w:pPr>
+              <w:jc w:val="left"/>
+              <w:rPr>
+                <w:sz w:val="24"/>
+                <w:szCs w:val="24"/>
+              </w:rPr>
+            </w:pPr>
+            <w:r>
+              <w:rPr>
+                <w:rFonts w:eastAsia="Times New Roman"/>
+                <w:sz w:val="24"/>
+                <w:szCs w:val="24"/>
+              </w:rPr>
+              <w:t>Ngày cấp: 21/11/2021</w:t>
+            </w:r>
+          </w:p>
+          <w:p>
+            <w:pPr>
+              <w:jc w:val="left"/>
+              <w:rPr>
+                <w:sz w:val="24"/>
+                <w:szCs w:val="24"/>
+              </w:rPr>
+            </w:pPr>
+            <w:r>
+              <w:rPr>
+                <w:sz w:val="24"/>
+                <w:szCs w:val="24"/>
+              </w:rPr>
               <w:lastRenderedPageBreak/>
-              <w:t>2</w:t>
-            </w:r>
-          </w:p>
-        </w:tc>
-        <w:tc>
-          <w:tcPr>
-            <w:tcW w:w="1399" w:type="dxa"/>
-            <w:vAlign w:val="center"/>
-          </w:tcPr>
-          <w:p>
-            <w:pPr>
+              <w:t xml:space="preserve">Nơi cấp: </w:t>
+            </w:r>
+            <w:r>
               <w:rPr>
                 <w:rFonts w:eastAsia="Times New Roman"/>
-                <w:bCs/>
-                <w:sz w:val="24"/>
-                <w:szCs w:val="24"/>
-              </w:rPr>
-            </w:pPr>
-            <w:r>
-              <w:rPr>
-                <w:rFonts w:eastAsia="Times New Roman"/>
-                <w:sz w:val="24"/>
-                <w:szCs w:val="24"/>
-              </w:rPr>
-              <w:t>TRẦN NGỌC HÙNG</w:t>
-            </w:r>
-          </w:p>
-        </w:tc>
-        <w:tc>
-          <w:tcPr>
-            <w:tcW w:w="1492" w:type="dxa"/>
-            <w:vAlign w:val="center"/>
-          </w:tcPr>
-          <w:p>
-            <w:pPr>
-              <w:rPr>
-                <w:sz w:val="24"/>
-                <w:szCs w:val="24"/>
-              </w:rPr>
-            </w:pPr>
-            <w:r>
-              <w:rPr>
-                <w:rFonts w:eastAsia="Times New Roman"/>
-                <w:sz w:val="24"/>
-                <w:szCs w:val="24"/>
-              </w:rPr>
-              <w:t>09/09/1983</w:t>
-            </w:r>
-          </w:p>
-        </w:tc>
-        <w:tc>
-          <w:tcPr>
-            <w:tcW w:w="767" w:type="dxa"/>
-            <w:vAlign w:val="center"/>
-          </w:tcPr>
-          <w:p>
-            <w:pPr>
+                <w:sz w:val="24"/>
+                <w:szCs w:val="24"/>
+              </w:rPr>
+              <w:t>Cục Cảnh sát quản lý hành chính về trật tự xã hội</w:t>
+            </w:r>
+          </w:p>
+        </w:tc>
+        <w:tc>
+          <w:tcPr>
+            <w:tcW w:w="718" w:type="dxa"/>
+            <w:vAlign w:val="center"/>
+          </w:tcPr>
+          <w:p>
+            <w:pPr>
+              <w:rPr>
+                <w:sz w:val="24"/>
+                <w:szCs w:val="24"/>
+              </w:rPr>
+            </w:pPr>
+          </w:p>
+        </w:tc>
+        <w:tc>
+          <w:tcPr>
+            <w:tcW w:w="609" w:type="dxa"/>
+            <w:vAlign w:val="center"/>
+          </w:tcPr>
+          <w:p>
+            <w:pPr>
+              <w:rPr>
+                <w:sz w:val="24"/>
+                <w:szCs w:val="24"/>
+              </w:rPr>
+            </w:pPr>
+          </w:p>
+        </w:tc>
+        <w:tc>
+          <w:tcPr>
+            <w:tcW w:w="1775" w:type="dxa"/>
+          </w:tcPr>
+          <w:p>
+            <w:pPr>
+              <w:jc w:val="left"/>
+              <w:rPr>
+                <w:sz w:val="24"/>
+                <w:szCs w:val="24"/>
+              </w:rPr>
+            </w:pPr>
+            <w:r>
               <w:rPr>
                 <w:sz w:val="24"/>
                 <w:szCs w:val="24"/>
                 <w:lang w:val="en-US"/>
               </w:rPr>
-            </w:pPr>
-            <w:r>
+              <w:t>Số 63/52/12/1 đường Võ Văn Hát, khu phố 2</w:t>
+            </w:r>
+            <w:r>
+              <w:rPr>
+                <w:sz w:val="24"/>
+                <w:szCs w:val="24"/>
+              </w:rPr>
+              <w:t xml:space="preserve">, Phường Long </w:t>
+            </w:r>
+            <w:r>
+              <w:rPr>
+                <w:sz w:val="24"/>
+                <w:szCs w:val="24"/>
+              </w:rPr>
+              <w:lastRenderedPageBreak/>
+              <w:t>Trường, TP Hồ Chí Minh, Việt Nam</w:t>
+            </w:r>
+          </w:p>
+        </w:tc>
+        <w:tc>
+          <w:tcPr>
+            <w:tcW w:w="1026" w:type="dxa"/>
+          </w:tcPr>
+          <w:p>
+            <w:pPr>
               <w:rPr>
                 <w:sz w:val="24"/>
                 <w:szCs w:val="24"/>
                 <w:lang w:val="en-US"/>
               </w:rPr>
-              <w:t>Nam</w:t>
-            </w:r>
-          </w:p>
-        </w:tc>
-        <w:tc>
-          <w:tcPr>
-            <w:tcW w:w="2152" w:type="dxa"/>
-          </w:tcPr>
-          <w:p>
-            <w:pPr>
-              <w:rPr>
-                <w:rFonts w:eastAsia="Times New Roman"/>
-                <w:sz w:val="24"/>
-                <w:szCs w:val="24"/>
-              </w:rPr>
-            </w:pPr>
-            <w:r>
-              <w:rPr>
-                <w:rFonts w:eastAsia="Times New Roman"/>
-                <w:sz w:val="24"/>
-                <w:szCs w:val="24"/>
-              </w:rPr>
-              <w:t>Căn cước công dân: 049083013096</w:t>
-            </w:r>
-          </w:p>
-          <w:p>
-            <w:pPr>
-              <w:jc w:val="left"/>
-              <w:rPr>
-                <w:sz w:val="24"/>
-                <w:szCs w:val="24"/>
-              </w:rPr>
-            </w:pPr>
-            <w:r>
-              <w:rPr>
-                <w:rFonts w:eastAsia="Times New Roman"/>
-                <w:sz w:val="24"/>
-                <w:szCs w:val="24"/>
-              </w:rPr>
-              <w:t>Ngày cấp: 21/11/2021</w:t>
-            </w:r>
-          </w:p>
-          <w:p>
-            <w:pPr>
-              <w:jc w:val="left"/>
-              <w:rPr>
-                <w:sz w:val="24"/>
-                <w:szCs w:val="24"/>
-              </w:rPr>
-            </w:pPr>
-            <w:r>
-              <w:rPr>
-                <w:sz w:val="24"/>
-                <w:szCs w:val="24"/>
-              </w:rPr>
-              <w:t xml:space="preserve">Nơi cấp: </w:t>
-            </w:r>
-            <w:r>
-              <w:rPr>
-                <w:rFonts w:eastAsia="Times New Roman"/>
-                <w:sz w:val="24"/>
-                <w:szCs w:val="24"/>
-              </w:rPr>
-              <w:t>Cục Cảnh sát quản lý hành chính về trật tự xã hội</w:t>
-            </w:r>
-          </w:p>
-        </w:tc>
-        <w:tc>
-          <w:tcPr>
-            <w:tcW w:w="718" w:type="dxa"/>
-            <w:vAlign w:val="center"/>
-          </w:tcPr>
-          <w:p>
-            <w:pPr>
-              <w:rPr>
-                <w:sz w:val="24"/>
-                <w:szCs w:val="24"/>
-              </w:rPr>
-            </w:pPr>
-          </w:p>
-        </w:tc>
-        <w:tc>
-          <w:tcPr>
-            <w:tcW w:w="609" w:type="dxa"/>
-            <w:vAlign w:val="center"/>
-          </w:tcPr>
-          <w:p>
-            <w:pPr>
-              <w:rPr>
-                <w:sz w:val="24"/>
-                <w:szCs w:val="24"/>
-              </w:rPr>
-            </w:pPr>
-          </w:p>
-        </w:tc>
-        <w:tc>
-          <w:tcPr>
-            <w:tcW w:w="1775" w:type="dxa"/>
-          </w:tcPr>
-          <w:p>
-            <w:pPr>
-              <w:jc w:val="left"/>
-              <w:rPr>
-                <w:sz w:val="24"/>
-                <w:szCs w:val="24"/>
-              </w:rPr>
             </w:pPr>
             <w:r>
               <w:rPr>
@@ -1489,35 +1521,7 @@
                 <w:szCs w:val="24"/>
                 <w:lang w:val="en-US"/>
               </w:rPr>
-              <w:t>Số 63/52/12/1 đường Võ Văn Hát, khu phố 2</w:t>
-            </w:r>
-            <w:r>
-              <w:rPr>
-                <w:sz w:val="24"/>
-                <w:szCs w:val="24"/>
-              </w:rPr>
-              <w:t>, Phường Long Trường, TP Hồ Chí Minh, Việt Nam</w:t>
-            </w:r>
-          </w:p>
-        </w:tc>
-        <w:tc>
-          <w:tcPr>
-            <w:tcW w:w="1026" w:type="dxa"/>
-          </w:tcPr>
-          <w:p>
-            <w:pPr>
-              <w:rPr>
-                <w:sz w:val="24"/>
-                <w:szCs w:val="24"/>
-                <w:lang w:val="en-US"/>
-              </w:rPr>
-            </w:pPr>
-            <w:r>
-              <w:rPr>
-                <w:sz w:val="24"/>
-                <w:szCs w:val="24"/>
-                <w:lang w:val="en-US"/>
-              </w:rPr>
+              <w:lastRenderedPageBreak/>
               <w:t>32</w:t>
             </w:r>
             <w:r>
@@ -1611,8 +1615,6 @@
               </w:rPr>
               <w:t>29</w:t>
             </w:r>
-            <w:bookmarkStart w:id="0" w:name="_GoBack"/>
-            <w:bookmarkEnd w:id="0"/>
             <w:r>
               <w:rPr>
                 <w:rFonts w:ascii="Times New Roman" w:hAnsi="Times New Roman" w:cs="Times New Roman"/>
